--- a/Proposal_Aquaman_CareerStudentAI.docx
+++ b/Proposal_Aquaman_CareerStudentAI.docx
@@ -4,7 +4,7 @@
   <w:body>
     <w:p>
       <w:pPr>
-        <w:spacing w:line="360" w:lineRule="auto" w:after="40" w:before="0"/>
+        <w:spacing w:line="360" w:lineRule="auto" w:after="20" w:before="0"/>
         <w:jc w:val="center"/>
       </w:pPr>
       <w:r>
@@ -13,9 +13,556 @@
           <w:b/>
           <w:i w:val="0"/>
           <w:color w:val="0F172A"/>
+          <w:sz w:val="26"/>
+        </w:rPr>
+        <w:t>PROPOSAL LOMBA INOVASI DIGITAL</w:t>
+      </w:r>
+    </w:p>
+    <w:p>
+      <w:pPr>
+        <w:spacing w:line="360" w:lineRule="auto" w:after="20" w:before="0"/>
+        <w:jc w:val="center"/>
+      </w:pPr>
+      <w:r>
+        <w:rPr>
+          <w:rFonts w:ascii="Times New Roman" w:hAnsi="Times New Roman"/>
+          <w:b/>
+          <w:i w:val="0"/>
+          <w:color w:val="0F172A"/>
+          <w:sz w:val="24"/>
+        </w:rPr>
+        <w:t>GDI FEST 2026 — GENERASI DIGITAL INTELEKTUAL</w:t>
+      </w:r>
+    </w:p>
+    <w:p>
+      <w:pPr>
+        <w:spacing w:line="360" w:lineRule="auto" w:after="400" w:before="0"/>
+        <w:jc w:val="center"/>
+      </w:pPr>
+      <w:r>
+        <w:rPr>
+          <w:rFonts w:ascii="Times New Roman" w:hAnsi="Times New Roman"/>
+          <w:b w:val="0"/>
+          <w:i/>
+          <w:color w:val="0F172A"/>
+          <w:sz w:val="22"/>
+        </w:rPr>
+        <w:t>Tema: "Gen-Think: Bridging Human Intelligence in the Digital Era"</w:t>
+      </w:r>
+    </w:p>
+    <w:p>
+      <w:pPr>
+        <w:spacing w:line="360" w:lineRule="auto" w:after="400" w:before="0"/>
+        <w:jc w:val="center"/>
+      </w:pPr>
+      <w:r>
+        <w:rPr>
+          <w:rFonts w:ascii="Times New Roman" w:hAnsi="Times New Roman"/>
+          <w:b/>
+          <w:i w:val="0"/>
+          <w:color w:val="0A1F44"/>
           <w:sz w:val="28"/>
         </w:rPr>
-        <w:t>PROPOSAL LOMBA INOVASI DIGITAL</w:t>
+        <w:t>CAREERSTUDENT AI: ADAPTIVE CAREER CO-PILOT BERBASIS HUMAN-IN-THE-LOOP &amp; SOCRATIC DIALOGUE UNTUK MENJEMBATANI KESIAPAN KERJA MAHASISWA MULTIDISIPLIN DI ERA AI GENERATIF</w:t>
+      </w:r>
+    </w:p>
+    <w:p>
+      <w:pPr>
+        <w:spacing w:line="360" w:lineRule="auto" w:after="360" w:before="0"/>
+        <w:jc w:val="center"/>
+      </w:pPr>
+      <w:r>
+        <w:rPr>
+          <w:rFonts w:ascii="Times New Roman" w:hAnsi="Times New Roman"/>
+          <w:b w:val="0"/>
+          <w:i/>
+          <w:color w:val="0F172A"/>
+          <w:sz w:val="23"/>
+        </w:rPr>
+        <w:t>Bidang Inovasi: Artificial Intelligence &amp; Education Technology (EdTech)</w:t>
+      </w:r>
+    </w:p>
+    <w:p>
+      <w:pPr>
+        <w:spacing w:line="360" w:lineRule="auto" w:after="160" w:before="0"/>
+        <w:jc w:val="center"/>
+      </w:pPr>
+      <w:r>
+        <w:rPr>
+          <w:rFonts w:ascii="Times New Roman" w:hAnsi="Times New Roman"/>
+          <w:b/>
+          <w:i w:val="0"/>
+          <w:color w:val="0F172A"/>
+          <w:sz w:val="24"/>
+        </w:rPr>
+        <w:t>Disusun Oleh: TIM AQUAMAN TEKNOKRAT</w:t>
+      </w:r>
+    </w:p>
+    <w:tbl>
+      <w:tblPr>
+        <w:tblW w:type="auto" w:w="0"/>
+        <w:jc w:val="center"/>
+        <w:tblLayout w:type="fixed"/>
+        <w:tblLook w:firstColumn="1" w:firstRow="1" w:lastColumn="0" w:lastRow="0" w:noHBand="0" w:noVBand="1" w:val="04A0"/>
+      </w:tblPr>
+      <w:tblGrid>
+        <w:gridCol w:w="2200"/>
+        <w:gridCol w:w="2200"/>
+        <w:gridCol w:w="2200"/>
+        <w:gridCol w:w="2200"/>
+      </w:tblGrid>
+      <w:tr>
+        <w:tc>
+          <w:tcPr>
+            <w:tcW w:type="dxa" w:w="1728"/>
+            <w:vAlign w:val="center"/>
+            <w:tcMar>
+              <w:top w:w="50" w:type="dxa"/>
+              <w:bottom w:w="50" w:type="dxa"/>
+              <w:left w:w="70" w:type="dxa"/>
+              <w:right w:w="70" w:type="dxa"/>
+            </w:tcMar>
+            <w:shd w:val="clear" w:color="auto" w:fill="0F172A"/>
+          </w:tcPr>
+          <w:p>
+            <w:pPr>
+              <w:spacing w:line="276" w:lineRule="auto" w:after="20" w:before="20"/>
+              <w:jc w:val="center"/>
+            </w:pPr>
+            <w:r>
+              <w:rPr>
+                <w:rFonts w:ascii="Times New Roman" w:hAnsi="Times New Roman"/>
+                <w:b/>
+                <w:color w:val="FFFFFF"/>
+                <w:sz w:val="21"/>
+              </w:rPr>
+              <w:t>Peran</w:t>
+            </w:r>
+          </w:p>
+        </w:tc>
+        <w:tc>
+          <w:tcPr>
+            <w:tcW w:type="dxa" w:w="3168"/>
+            <w:vAlign w:val="center"/>
+            <w:tcMar>
+              <w:top w:w="50" w:type="dxa"/>
+              <w:bottom w:w="50" w:type="dxa"/>
+              <w:left w:w="70" w:type="dxa"/>
+              <w:right w:w="70" w:type="dxa"/>
+            </w:tcMar>
+            <w:shd w:val="clear" w:color="auto" w:fill="0F172A"/>
+          </w:tcPr>
+          <w:p>
+            <w:pPr>
+              <w:spacing w:line="276" w:lineRule="auto" w:after="20" w:before="20"/>
+              <w:jc w:val="left"/>
+            </w:pPr>
+            <w:r>
+              <w:rPr>
+                <w:rFonts w:ascii="Times New Roman" w:hAnsi="Times New Roman"/>
+                <w:b/>
+                <w:color w:val="FFFFFF"/>
+                <w:sz w:val="21"/>
+              </w:rPr>
+              <w:t>Nama Lengkap</w:t>
+            </w:r>
+          </w:p>
+        </w:tc>
+        <w:tc>
+          <w:tcPr>
+            <w:tcW w:type="dxa" w:w="1584"/>
+            <w:vAlign w:val="center"/>
+            <w:tcMar>
+              <w:top w:w="50" w:type="dxa"/>
+              <w:bottom w:w="50" w:type="dxa"/>
+              <w:left w:w="70" w:type="dxa"/>
+              <w:right w:w="70" w:type="dxa"/>
+            </w:tcMar>
+            <w:shd w:val="clear" w:color="auto" w:fill="0F172A"/>
+          </w:tcPr>
+          <w:p>
+            <w:pPr>
+              <w:spacing w:line="276" w:lineRule="auto" w:after="20" w:before="20"/>
+              <w:jc w:val="center"/>
+            </w:pPr>
+            <w:r>
+              <w:rPr>
+                <w:rFonts w:ascii="Times New Roman" w:hAnsi="Times New Roman"/>
+                <w:b/>
+                <w:color w:val="FFFFFF"/>
+                <w:sz w:val="21"/>
+              </w:rPr>
+              <w:t>NIM</w:t>
+            </w:r>
+          </w:p>
+        </w:tc>
+        <w:tc>
+          <w:tcPr>
+            <w:tcW w:type="dxa" w:w="2880"/>
+            <w:vAlign w:val="center"/>
+            <w:tcMar>
+              <w:top w:w="50" w:type="dxa"/>
+              <w:bottom w:w="50" w:type="dxa"/>
+              <w:left w:w="70" w:type="dxa"/>
+              <w:right w:w="70" w:type="dxa"/>
+            </w:tcMar>
+            <w:shd w:val="clear" w:color="auto" w:fill="0F172A"/>
+          </w:tcPr>
+          <w:p>
+            <w:pPr>
+              <w:spacing w:line="276" w:lineRule="auto" w:after="20" w:before="20"/>
+              <w:jc w:val="left"/>
+            </w:pPr>
+            <w:r>
+              <w:rPr>
+                <w:rFonts w:ascii="Times New Roman" w:hAnsi="Times New Roman"/>
+                <w:b/>
+                <w:color w:val="FFFFFF"/>
+                <w:sz w:val="21"/>
+              </w:rPr>
+              <w:t>Program Studi</w:t>
+            </w:r>
+          </w:p>
+        </w:tc>
+      </w:tr>
+      <w:tr>
+        <w:tc>
+          <w:tcPr>
+            <w:tcW w:type="dxa" w:w="1728"/>
+            <w:vAlign w:val="center"/>
+            <w:tcMar>
+              <w:top w:w="50" w:type="dxa"/>
+              <w:bottom w:w="50" w:type="dxa"/>
+              <w:left w:w="70" w:type="dxa"/>
+              <w:right w:w="70" w:type="dxa"/>
+            </w:tcMar>
+            <w:shd w:val="clear" w:color="auto" w:fill="F8FAFC"/>
+          </w:tcPr>
+          <w:p>
+            <w:pPr>
+              <w:spacing w:line="276" w:lineRule="auto" w:after="20" w:before="20"/>
+              <w:jc w:val="center"/>
+            </w:pPr>
+            <w:r>
+              <w:rPr>
+                <w:rFonts w:ascii="Times New Roman" w:hAnsi="Times New Roman"/>
+                <w:b/>
+                <w:sz w:val="21"/>
+              </w:rPr>
+              <w:t>Ketua Tim</w:t>
+            </w:r>
+          </w:p>
+        </w:tc>
+        <w:tc>
+          <w:tcPr>
+            <w:tcW w:type="dxa" w:w="3168"/>
+            <w:vAlign w:val="center"/>
+            <w:tcMar>
+              <w:top w:w="50" w:type="dxa"/>
+              <w:bottom w:w="50" w:type="dxa"/>
+              <w:left w:w="70" w:type="dxa"/>
+              <w:right w:w="70" w:type="dxa"/>
+            </w:tcMar>
+            <w:shd w:val="clear" w:color="auto" w:fill="F8FAFC"/>
+          </w:tcPr>
+          <w:p>
+            <w:pPr>
+              <w:spacing w:line="276" w:lineRule="auto" w:after="20" w:before="20"/>
+              <w:jc w:val="left"/>
+            </w:pPr>
+            <w:r>
+              <w:rPr>
+                <w:rFonts w:ascii="Times New Roman" w:hAnsi="Times New Roman"/>
+                <w:sz w:val="21"/>
+              </w:rPr>
+              <w:t>Riki Ardiansyah</w:t>
+            </w:r>
+          </w:p>
+        </w:tc>
+        <w:tc>
+          <w:tcPr>
+            <w:tcW w:type="dxa" w:w="1584"/>
+            <w:vAlign w:val="center"/>
+            <w:tcMar>
+              <w:top w:w="50" w:type="dxa"/>
+              <w:bottom w:w="50" w:type="dxa"/>
+              <w:left w:w="70" w:type="dxa"/>
+              <w:right w:w="70" w:type="dxa"/>
+            </w:tcMar>
+            <w:shd w:val="clear" w:color="auto" w:fill="F8FAFC"/>
+          </w:tcPr>
+          <w:p>
+            <w:pPr>
+              <w:spacing w:line="276" w:lineRule="auto" w:after="20" w:before="20"/>
+              <w:jc w:val="center"/>
+            </w:pPr>
+            <w:r>
+              <w:rPr>
+                <w:rFonts w:ascii="Times New Roman" w:hAnsi="Times New Roman"/>
+                <w:sz w:val="21"/>
+              </w:rPr>
+              <w:t>24313003</w:t>
+            </w:r>
+          </w:p>
+        </w:tc>
+        <w:tc>
+          <w:tcPr>
+            <w:tcW w:type="dxa" w:w="2880"/>
+            <w:vAlign w:val="center"/>
+            <w:tcMar>
+              <w:top w:w="50" w:type="dxa"/>
+              <w:bottom w:w="50" w:type="dxa"/>
+              <w:left w:w="70" w:type="dxa"/>
+              <w:right w:w="70" w:type="dxa"/>
+            </w:tcMar>
+            <w:shd w:val="clear" w:color="auto" w:fill="F8FAFC"/>
+          </w:tcPr>
+          <w:p>
+            <w:pPr>
+              <w:spacing w:line="276" w:lineRule="auto" w:after="20" w:before="20"/>
+              <w:jc w:val="left"/>
+            </w:pPr>
+            <w:r>
+              <w:rPr>
+                <w:rFonts w:ascii="Times New Roman" w:hAnsi="Times New Roman"/>
+                <w:sz w:val="21"/>
+              </w:rPr>
+              <w:t>S1 Teknologi Informasi</w:t>
+            </w:r>
+          </w:p>
+        </w:tc>
+      </w:tr>
+      <w:tr>
+        <w:tc>
+          <w:tcPr>
+            <w:tcW w:type="dxa" w:w="1728"/>
+            <w:vAlign w:val="center"/>
+            <w:tcMar>
+              <w:top w:w="50" w:type="dxa"/>
+              <w:bottom w:w="50" w:type="dxa"/>
+              <w:left w:w="70" w:type="dxa"/>
+              <w:right w:w="70" w:type="dxa"/>
+            </w:tcMar>
+          </w:tcPr>
+          <w:p>
+            <w:pPr>
+              <w:spacing w:line="276" w:lineRule="auto" w:after="20" w:before="20"/>
+              <w:jc w:val="center"/>
+            </w:pPr>
+            <w:r>
+              <w:rPr>
+                <w:rFonts w:ascii="Times New Roman" w:hAnsi="Times New Roman"/>
+                <w:b/>
+                <w:sz w:val="21"/>
+              </w:rPr>
+              <w:t>Anggota 1</w:t>
+            </w:r>
+          </w:p>
+        </w:tc>
+        <w:tc>
+          <w:tcPr>
+            <w:tcW w:type="dxa" w:w="3168"/>
+            <w:vAlign w:val="center"/>
+            <w:tcMar>
+              <w:top w:w="50" w:type="dxa"/>
+              <w:bottom w:w="50" w:type="dxa"/>
+              <w:left w:w="70" w:type="dxa"/>
+              <w:right w:w="70" w:type="dxa"/>
+            </w:tcMar>
+          </w:tcPr>
+          <w:p>
+            <w:pPr>
+              <w:spacing w:line="276" w:lineRule="auto" w:after="20" w:before="20"/>
+              <w:jc w:val="left"/>
+            </w:pPr>
+            <w:r>
+              <w:rPr>
+                <w:rFonts w:ascii="Times New Roman" w:hAnsi="Times New Roman"/>
+                <w:sz w:val="21"/>
+              </w:rPr>
+              <w:t>Jovan Akbar Setiodono</w:t>
+            </w:r>
+          </w:p>
+        </w:tc>
+        <w:tc>
+          <w:tcPr>
+            <w:tcW w:type="dxa" w:w="1584"/>
+            <w:vAlign w:val="center"/>
+            <w:tcMar>
+              <w:top w:w="50" w:type="dxa"/>
+              <w:bottom w:w="50" w:type="dxa"/>
+              <w:left w:w="70" w:type="dxa"/>
+              <w:right w:w="70" w:type="dxa"/>
+            </w:tcMar>
+          </w:tcPr>
+          <w:p>
+            <w:pPr>
+              <w:spacing w:line="276" w:lineRule="auto" w:after="20" w:before="20"/>
+              <w:jc w:val="center"/>
+            </w:pPr>
+            <w:r>
+              <w:rPr>
+                <w:rFonts w:ascii="Times New Roman" w:hAnsi="Times New Roman"/>
+                <w:sz w:val="21"/>
+              </w:rPr>
+              <w:t>24313024</w:t>
+            </w:r>
+          </w:p>
+        </w:tc>
+        <w:tc>
+          <w:tcPr>
+            <w:tcW w:type="dxa" w:w="2880"/>
+            <w:vAlign w:val="center"/>
+            <w:tcMar>
+              <w:top w:w="50" w:type="dxa"/>
+              <w:bottom w:w="50" w:type="dxa"/>
+              <w:left w:w="70" w:type="dxa"/>
+              <w:right w:w="70" w:type="dxa"/>
+            </w:tcMar>
+          </w:tcPr>
+          <w:p>
+            <w:pPr>
+              <w:spacing w:line="276" w:lineRule="auto" w:after="20" w:before="20"/>
+              <w:jc w:val="left"/>
+            </w:pPr>
+            <w:r>
+              <w:rPr>
+                <w:rFonts w:ascii="Times New Roman" w:hAnsi="Times New Roman"/>
+                <w:sz w:val="21"/>
+              </w:rPr>
+              <w:t>S1 Teknologi Informasi</w:t>
+            </w:r>
+          </w:p>
+        </w:tc>
+      </w:tr>
+      <w:tr>
+        <w:tc>
+          <w:tcPr>
+            <w:tcW w:type="dxa" w:w="1728"/>
+            <w:vAlign w:val="center"/>
+            <w:tcMar>
+              <w:top w:w="50" w:type="dxa"/>
+              <w:bottom w:w="50" w:type="dxa"/>
+              <w:left w:w="70" w:type="dxa"/>
+              <w:right w:w="70" w:type="dxa"/>
+            </w:tcMar>
+            <w:shd w:val="clear" w:color="auto" w:fill="F8FAFC"/>
+          </w:tcPr>
+          <w:p>
+            <w:pPr>
+              <w:spacing w:line="276" w:lineRule="auto" w:after="20" w:before="20"/>
+              <w:jc w:val="center"/>
+            </w:pPr>
+            <w:r>
+              <w:rPr>
+                <w:rFonts w:ascii="Times New Roman" w:hAnsi="Times New Roman"/>
+                <w:b/>
+                <w:sz w:val="21"/>
+              </w:rPr>
+              <w:t>Anggota 2</w:t>
+            </w:r>
+          </w:p>
+        </w:tc>
+        <w:tc>
+          <w:tcPr>
+            <w:tcW w:type="dxa" w:w="3168"/>
+            <w:vAlign w:val="center"/>
+            <w:tcMar>
+              <w:top w:w="50" w:type="dxa"/>
+              <w:bottom w:w="50" w:type="dxa"/>
+              <w:left w:w="70" w:type="dxa"/>
+              <w:right w:w="70" w:type="dxa"/>
+            </w:tcMar>
+            <w:shd w:val="clear" w:color="auto" w:fill="F8FAFC"/>
+          </w:tcPr>
+          <w:p>
+            <w:pPr>
+              <w:spacing w:line="276" w:lineRule="auto" w:after="20" w:before="20"/>
+              <w:jc w:val="left"/>
+            </w:pPr>
+            <w:r>
+              <w:rPr>
+                <w:rFonts w:ascii="Times New Roman" w:hAnsi="Times New Roman"/>
+                <w:sz w:val="21"/>
+              </w:rPr>
+              <w:t>Fiqi Rahman Al Afkhoni</w:t>
+            </w:r>
+          </w:p>
+        </w:tc>
+        <w:tc>
+          <w:tcPr>
+            <w:tcW w:type="dxa" w:w="1584"/>
+            <w:vAlign w:val="center"/>
+            <w:tcMar>
+              <w:top w:w="50" w:type="dxa"/>
+              <w:bottom w:w="50" w:type="dxa"/>
+              <w:left w:w="70" w:type="dxa"/>
+              <w:right w:w="70" w:type="dxa"/>
+            </w:tcMar>
+            <w:shd w:val="clear" w:color="auto" w:fill="F8FAFC"/>
+          </w:tcPr>
+          <w:p>
+            <w:pPr>
+              <w:spacing w:line="276" w:lineRule="auto" w:after="20" w:before="20"/>
+              <w:jc w:val="center"/>
+            </w:pPr>
+            <w:r>
+              <w:rPr>
+                <w:rFonts w:ascii="Times New Roman" w:hAnsi="Times New Roman"/>
+                <w:sz w:val="21"/>
+              </w:rPr>
+              <w:t>24313023</w:t>
+            </w:r>
+          </w:p>
+        </w:tc>
+        <w:tc>
+          <w:tcPr>
+            <w:tcW w:type="dxa" w:w="2880"/>
+            <w:vAlign w:val="center"/>
+            <w:tcMar>
+              <w:top w:w="50" w:type="dxa"/>
+              <w:bottom w:w="50" w:type="dxa"/>
+              <w:left w:w="70" w:type="dxa"/>
+              <w:right w:w="70" w:type="dxa"/>
+            </w:tcMar>
+            <w:shd w:val="clear" w:color="auto" w:fill="F8FAFC"/>
+          </w:tcPr>
+          <w:p>
+            <w:pPr>
+              <w:spacing w:line="276" w:lineRule="auto" w:after="20" w:before="20"/>
+              <w:jc w:val="left"/>
+            </w:pPr>
+            <w:r>
+              <w:rPr>
+                <w:rFonts w:ascii="Times New Roman" w:hAnsi="Times New Roman"/>
+                <w:sz w:val="21"/>
+              </w:rPr>
+              <w:t>S1 Teknologi Informasi</w:t>
+            </w:r>
+          </w:p>
+        </w:tc>
+      </w:tr>
+    </w:tbl>
+    <w:p>
+      <w:pPr>
+        <w:spacing w:line="360" w:lineRule="auto" w:after="280" w:before="0"/>
+        <w:jc w:val="left"/>
+      </w:pPr>
+    </w:p>
+    <w:p>
+      <w:pPr>
+        <w:spacing w:line="360" w:lineRule="auto" w:after="440" w:before="0"/>
+        <w:jc w:val="center"/>
+      </w:pPr>
+      <w:r>
+        <w:rPr>
+          <w:rFonts w:ascii="Times New Roman" w:hAnsi="Times New Roman"/>
+          <w:b/>
+          <w:i w:val="0"/>
+          <w:color w:val="0F172A"/>
+          <w:sz w:val="24"/>
+        </w:rPr>
+        <w:t>Dosen Pembimbing: Dr. Erliyan Redy Susanto, M.Kom.</w:t>
       </w:r>
     </w:p>
     <w:p>
@@ -31,585 +578,6 @@
           <w:color w:val="0F172A"/>
           <w:sz w:val="26"/>
         </w:rPr>
-        <w:t>GDI FEST 2026 — GENERASI DIGITAL INTELEKTUAL</w:t>
-      </w:r>
-    </w:p>
-    <w:p>
-      <w:pPr>
-        <w:spacing w:line="360" w:lineRule="auto" w:after="480" w:before="0"/>
-        <w:jc w:val="center"/>
-      </w:pPr>
-      <w:r>
-        <w:rPr>
-          <w:rFonts w:ascii="Times New Roman" w:hAnsi="Times New Roman"/>
-          <w:b w:val="0"/>
-          <w:i/>
-          <w:color w:val="0F172A"/>
-          <w:sz w:val="24"/>
-        </w:rPr>
-        <w:t>Tema: "Gen-Think: Bridging Human Intelligence in the Digital Era"</w:t>
-      </w:r>
-    </w:p>
-    <w:p>
-      <w:pPr>
-        <w:spacing w:line="360" w:lineRule="auto" w:after="560" w:before="0"/>
-        <w:jc w:val="center"/>
-      </w:pPr>
-      <w:r>
-        <w:rPr>
-          <w:rFonts w:ascii="Times New Roman" w:hAnsi="Times New Roman"/>
-          <w:b/>
-          <w:i w:val="0"/>
-          <w:color w:val="0A1F44"/>
-          <w:sz w:val="30"/>
-        </w:rPr>
-        <w:t>CAREERSTUDENT AI: ADAPTIVE CAREER CO-PILOT BERBASIS HUMAN-IN-THE-LOOP &amp; SOCRATIC DIALOGUE UNTUK MENJEMBATANI KESIAPAN KERJA MAHASISWA MULTIDISIPLIN DI ERA AI GENERATIF</w:t>
-      </w:r>
-    </w:p>
-    <w:p>
-      <w:pPr>
-        <w:spacing w:line="360" w:lineRule="auto" w:after="480" w:before="0"/>
-        <w:jc w:val="center"/>
-      </w:pPr>
-      <w:r>
-        <w:rPr>
-          <w:rFonts w:ascii="Times New Roman" w:hAnsi="Times New Roman"/>
-          <w:b w:val="0"/>
-          <w:i/>
-          <w:color w:val="0F172A"/>
-          <w:sz w:val="24"/>
-        </w:rPr>
-        <w:t>Bidang Inovasi: Artificial Intelligence &amp; Education Technology (EdTech)</w:t>
-      </w:r>
-    </w:p>
-    <w:p>
-      <w:pPr>
-        <w:spacing w:line="360" w:lineRule="auto" w:after="120" w:before="0"/>
-        <w:jc w:val="center"/>
-      </w:pPr>
-      <w:r>
-        <w:rPr>
-          <w:rFonts w:ascii="Times New Roman" w:hAnsi="Times New Roman"/>
-          <w:b/>
-          <w:i w:val="0"/>
-          <w:color w:val="0F172A"/>
-          <w:sz w:val="24"/>
-        </w:rPr>
-        <w:t>Disusun Oleh:</w:t>
-      </w:r>
-    </w:p>
-    <w:p>
-      <w:pPr>
-        <w:spacing w:line="360" w:lineRule="auto" w:after="240" w:before="0"/>
-        <w:jc w:val="center"/>
-      </w:pPr>
-      <w:r>
-        <w:rPr>
-          <w:rFonts w:ascii="Times New Roman" w:hAnsi="Times New Roman"/>
-          <w:b/>
-          <w:i w:val="0"/>
-          <w:color w:val="0F172A"/>
-          <w:sz w:val="26"/>
-        </w:rPr>
-        <w:t>TIM AQUAMAN TEKNOKRAT</w:t>
-      </w:r>
-    </w:p>
-    <w:tbl>
-      <w:tblPr>
-        <w:tblW w:type="auto" w:w="0"/>
-        <w:jc w:val="center"/>
-        <w:tblLayout w:type="fixed"/>
-        <w:tblLook w:firstColumn="1" w:firstRow="1" w:lastColumn="0" w:lastRow="0" w:noHBand="0" w:noVBand="1" w:val="04A0"/>
-      </w:tblPr>
-      <w:tblGrid>
-        <w:gridCol w:w="2192"/>
-        <w:gridCol w:w="2192"/>
-        <w:gridCol w:w="2192"/>
-        <w:gridCol w:w="2192"/>
-      </w:tblGrid>
-      <w:tr>
-        <w:tc>
-          <w:tcPr>
-            <w:tcW w:type="dxa" w:w="1728"/>
-            <w:vAlign w:val="center"/>
-            <w:tcMar>
-              <w:top w:w="80" w:type="dxa"/>
-              <w:bottom w:w="80" w:type="dxa"/>
-              <w:left w:w="100" w:type="dxa"/>
-              <w:right w:w="100" w:type="dxa"/>
-            </w:tcMar>
-            <w:shd w:val="clear" w:color="auto" w:fill="0F172A"/>
-          </w:tcPr>
-          <w:p>
-            <w:pPr>
-              <w:spacing w:line="276" w:lineRule="auto" w:after="40" w:before="40"/>
-              <w:jc w:val="center"/>
-            </w:pPr>
-            <w:r>
-              <w:rPr>
-                <w:rFonts w:ascii="Times New Roman" w:hAnsi="Times New Roman"/>
-                <w:b/>
-                <w:color w:val="FFFFFF"/>
-                <w:sz w:val="22"/>
-              </w:rPr>
-              <w:t>Peran</w:t>
-            </w:r>
-          </w:p>
-        </w:tc>
-        <w:tc>
-          <w:tcPr>
-            <w:tcW w:type="dxa" w:w="3168"/>
-            <w:vAlign w:val="center"/>
-            <w:tcMar>
-              <w:top w:w="80" w:type="dxa"/>
-              <w:bottom w:w="80" w:type="dxa"/>
-              <w:left w:w="100" w:type="dxa"/>
-              <w:right w:w="100" w:type="dxa"/>
-            </w:tcMar>
-            <w:shd w:val="clear" w:color="auto" w:fill="0F172A"/>
-          </w:tcPr>
-          <w:p>
-            <w:pPr>
-              <w:spacing w:line="276" w:lineRule="auto" w:after="40" w:before="40"/>
-              <w:jc w:val="left"/>
-            </w:pPr>
-            <w:r>
-              <w:rPr>
-                <w:rFonts w:ascii="Times New Roman" w:hAnsi="Times New Roman"/>
-                <w:b/>
-                <w:color w:val="FFFFFF"/>
-                <w:sz w:val="22"/>
-              </w:rPr>
-              <w:t>Nama Lengkap</w:t>
-            </w:r>
-          </w:p>
-        </w:tc>
-        <w:tc>
-          <w:tcPr>
-            <w:tcW w:type="dxa" w:w="1584"/>
-            <w:vAlign w:val="center"/>
-            <w:tcMar>
-              <w:top w:w="80" w:type="dxa"/>
-              <w:bottom w:w="80" w:type="dxa"/>
-              <w:left w:w="100" w:type="dxa"/>
-              <w:right w:w="100" w:type="dxa"/>
-            </w:tcMar>
-            <w:shd w:val="clear" w:color="auto" w:fill="0F172A"/>
-          </w:tcPr>
-          <w:p>
-            <w:pPr>
-              <w:spacing w:line="276" w:lineRule="auto" w:after="40" w:before="40"/>
-              <w:jc w:val="center"/>
-            </w:pPr>
-            <w:r>
-              <w:rPr>
-                <w:rFonts w:ascii="Times New Roman" w:hAnsi="Times New Roman"/>
-                <w:b/>
-                <w:color w:val="FFFFFF"/>
-                <w:sz w:val="22"/>
-              </w:rPr>
-              <w:t>NIM</w:t>
-            </w:r>
-          </w:p>
-        </w:tc>
-        <w:tc>
-          <w:tcPr>
-            <w:tcW w:type="dxa" w:w="2880"/>
-            <w:vAlign w:val="center"/>
-            <w:tcMar>
-              <w:top w:w="80" w:type="dxa"/>
-              <w:bottom w:w="80" w:type="dxa"/>
-              <w:left w:w="100" w:type="dxa"/>
-              <w:right w:w="100" w:type="dxa"/>
-            </w:tcMar>
-            <w:shd w:val="clear" w:color="auto" w:fill="0F172A"/>
-          </w:tcPr>
-          <w:p>
-            <w:pPr>
-              <w:spacing w:line="276" w:lineRule="auto" w:after="40" w:before="40"/>
-              <w:jc w:val="left"/>
-            </w:pPr>
-            <w:r>
-              <w:rPr>
-                <w:rFonts w:ascii="Times New Roman" w:hAnsi="Times New Roman"/>
-                <w:b/>
-                <w:color w:val="FFFFFF"/>
-                <w:sz w:val="22"/>
-              </w:rPr>
-              <w:t>Program Studi</w:t>
-            </w:r>
-          </w:p>
-        </w:tc>
-      </w:tr>
-      <w:tr>
-        <w:tc>
-          <w:tcPr>
-            <w:tcW w:type="dxa" w:w="1728"/>
-            <w:vAlign w:val="center"/>
-            <w:tcMar>
-              <w:top w:w="80" w:type="dxa"/>
-              <w:bottom w:w="80" w:type="dxa"/>
-              <w:left w:w="100" w:type="dxa"/>
-              <w:right w:w="100" w:type="dxa"/>
-            </w:tcMar>
-            <w:shd w:val="clear" w:color="auto" w:fill="F8FAFC"/>
-          </w:tcPr>
-          <w:p>
-            <w:pPr>
-              <w:spacing w:line="276" w:lineRule="auto" w:after="40" w:before="40"/>
-              <w:jc w:val="center"/>
-            </w:pPr>
-            <w:r>
-              <w:rPr>
-                <w:rFonts w:ascii="Times New Roman" w:hAnsi="Times New Roman"/>
-                <w:b/>
-                <w:sz w:val="22"/>
-              </w:rPr>
-              <w:t>Ketua Tim</w:t>
-            </w:r>
-          </w:p>
-        </w:tc>
-        <w:tc>
-          <w:tcPr>
-            <w:tcW w:type="dxa" w:w="3168"/>
-            <w:vAlign w:val="center"/>
-            <w:tcMar>
-              <w:top w:w="80" w:type="dxa"/>
-              <w:bottom w:w="80" w:type="dxa"/>
-              <w:left w:w="100" w:type="dxa"/>
-              <w:right w:w="100" w:type="dxa"/>
-            </w:tcMar>
-            <w:shd w:val="clear" w:color="auto" w:fill="F8FAFC"/>
-          </w:tcPr>
-          <w:p>
-            <w:pPr>
-              <w:spacing w:line="276" w:lineRule="auto" w:after="40" w:before="40"/>
-              <w:jc w:val="left"/>
-            </w:pPr>
-            <w:r>
-              <w:rPr>
-                <w:rFonts w:ascii="Times New Roman" w:hAnsi="Times New Roman"/>
-                <w:sz w:val="22"/>
-              </w:rPr>
-              <w:t>Riki Ardiansyah</w:t>
-            </w:r>
-          </w:p>
-        </w:tc>
-        <w:tc>
-          <w:tcPr>
-            <w:tcW w:type="dxa" w:w="1584"/>
-            <w:vAlign w:val="center"/>
-            <w:tcMar>
-              <w:top w:w="80" w:type="dxa"/>
-              <w:bottom w:w="80" w:type="dxa"/>
-              <w:left w:w="100" w:type="dxa"/>
-              <w:right w:w="100" w:type="dxa"/>
-            </w:tcMar>
-            <w:shd w:val="clear" w:color="auto" w:fill="F8FAFC"/>
-          </w:tcPr>
-          <w:p>
-            <w:pPr>
-              <w:spacing w:line="276" w:lineRule="auto" w:after="40" w:before="40"/>
-              <w:jc w:val="center"/>
-            </w:pPr>
-            <w:r>
-              <w:rPr>
-                <w:rFonts w:ascii="Times New Roman" w:hAnsi="Times New Roman"/>
-                <w:sz w:val="22"/>
-              </w:rPr>
-              <w:t>24313003</w:t>
-            </w:r>
-          </w:p>
-        </w:tc>
-        <w:tc>
-          <w:tcPr>
-            <w:tcW w:type="dxa" w:w="2880"/>
-            <w:vAlign w:val="center"/>
-            <w:tcMar>
-              <w:top w:w="80" w:type="dxa"/>
-              <w:bottom w:w="80" w:type="dxa"/>
-              <w:left w:w="100" w:type="dxa"/>
-              <w:right w:w="100" w:type="dxa"/>
-            </w:tcMar>
-            <w:shd w:val="clear" w:color="auto" w:fill="F8FAFC"/>
-          </w:tcPr>
-          <w:p>
-            <w:pPr>
-              <w:spacing w:line="276" w:lineRule="auto" w:after="40" w:before="40"/>
-              <w:jc w:val="left"/>
-            </w:pPr>
-            <w:r>
-              <w:rPr>
-                <w:rFonts w:ascii="Times New Roman" w:hAnsi="Times New Roman"/>
-                <w:sz w:val="22"/>
-              </w:rPr>
-              <w:t>S1 Teknologi Informasi</w:t>
-            </w:r>
-          </w:p>
-        </w:tc>
-      </w:tr>
-      <w:tr>
-        <w:tc>
-          <w:tcPr>
-            <w:tcW w:type="dxa" w:w="1728"/>
-            <w:vAlign w:val="center"/>
-            <w:tcMar>
-              <w:top w:w="80" w:type="dxa"/>
-              <w:bottom w:w="80" w:type="dxa"/>
-              <w:left w:w="100" w:type="dxa"/>
-              <w:right w:w="100" w:type="dxa"/>
-            </w:tcMar>
-          </w:tcPr>
-          <w:p>
-            <w:pPr>
-              <w:spacing w:line="276" w:lineRule="auto" w:after="40" w:before="40"/>
-              <w:jc w:val="center"/>
-            </w:pPr>
-            <w:r>
-              <w:rPr>
-                <w:rFonts w:ascii="Times New Roman" w:hAnsi="Times New Roman"/>
-                <w:b/>
-                <w:sz w:val="22"/>
-              </w:rPr>
-              <w:t>Anggota 1</w:t>
-            </w:r>
-          </w:p>
-        </w:tc>
-        <w:tc>
-          <w:tcPr>
-            <w:tcW w:type="dxa" w:w="3168"/>
-            <w:vAlign w:val="center"/>
-            <w:tcMar>
-              <w:top w:w="80" w:type="dxa"/>
-              <w:bottom w:w="80" w:type="dxa"/>
-              <w:left w:w="100" w:type="dxa"/>
-              <w:right w:w="100" w:type="dxa"/>
-            </w:tcMar>
-          </w:tcPr>
-          <w:p>
-            <w:pPr>
-              <w:spacing w:line="276" w:lineRule="auto" w:after="40" w:before="40"/>
-              <w:jc w:val="left"/>
-            </w:pPr>
-            <w:r>
-              <w:rPr>
-                <w:rFonts w:ascii="Times New Roman" w:hAnsi="Times New Roman"/>
-                <w:sz w:val="22"/>
-              </w:rPr>
-              <w:t>Jovan Akbar Setiodono</w:t>
-            </w:r>
-          </w:p>
-        </w:tc>
-        <w:tc>
-          <w:tcPr>
-            <w:tcW w:type="dxa" w:w="1584"/>
-            <w:vAlign w:val="center"/>
-            <w:tcMar>
-              <w:top w:w="80" w:type="dxa"/>
-              <w:bottom w:w="80" w:type="dxa"/>
-              <w:left w:w="100" w:type="dxa"/>
-              <w:right w:w="100" w:type="dxa"/>
-            </w:tcMar>
-          </w:tcPr>
-          <w:p>
-            <w:pPr>
-              <w:spacing w:line="276" w:lineRule="auto" w:after="40" w:before="40"/>
-              <w:jc w:val="center"/>
-            </w:pPr>
-            <w:r>
-              <w:rPr>
-                <w:rFonts w:ascii="Times New Roman" w:hAnsi="Times New Roman"/>
-                <w:sz w:val="22"/>
-              </w:rPr>
-              <w:t>24313024</w:t>
-            </w:r>
-          </w:p>
-        </w:tc>
-        <w:tc>
-          <w:tcPr>
-            <w:tcW w:type="dxa" w:w="2880"/>
-            <w:vAlign w:val="center"/>
-            <w:tcMar>
-              <w:top w:w="80" w:type="dxa"/>
-              <w:bottom w:w="80" w:type="dxa"/>
-              <w:left w:w="100" w:type="dxa"/>
-              <w:right w:w="100" w:type="dxa"/>
-            </w:tcMar>
-          </w:tcPr>
-          <w:p>
-            <w:pPr>
-              <w:spacing w:line="276" w:lineRule="auto" w:after="40" w:before="40"/>
-              <w:jc w:val="left"/>
-            </w:pPr>
-            <w:r>
-              <w:rPr>
-                <w:rFonts w:ascii="Times New Roman" w:hAnsi="Times New Roman"/>
-                <w:sz w:val="22"/>
-              </w:rPr>
-              <w:t>S1 Teknologi Informasi</w:t>
-            </w:r>
-          </w:p>
-        </w:tc>
-      </w:tr>
-      <w:tr>
-        <w:tc>
-          <w:tcPr>
-            <w:tcW w:type="dxa" w:w="1728"/>
-            <w:vAlign w:val="center"/>
-            <w:tcMar>
-              <w:top w:w="80" w:type="dxa"/>
-              <w:bottom w:w="80" w:type="dxa"/>
-              <w:left w:w="100" w:type="dxa"/>
-              <w:right w:w="100" w:type="dxa"/>
-            </w:tcMar>
-            <w:shd w:val="clear" w:color="auto" w:fill="F8FAFC"/>
-          </w:tcPr>
-          <w:p>
-            <w:pPr>
-              <w:spacing w:line="276" w:lineRule="auto" w:after="40" w:before="40"/>
-              <w:jc w:val="center"/>
-            </w:pPr>
-            <w:r>
-              <w:rPr>
-                <w:rFonts w:ascii="Times New Roman" w:hAnsi="Times New Roman"/>
-                <w:b/>
-                <w:sz w:val="22"/>
-              </w:rPr>
-              <w:t>Anggota 2</w:t>
-            </w:r>
-          </w:p>
-        </w:tc>
-        <w:tc>
-          <w:tcPr>
-            <w:tcW w:type="dxa" w:w="3168"/>
-            <w:vAlign w:val="center"/>
-            <w:tcMar>
-              <w:top w:w="80" w:type="dxa"/>
-              <w:bottom w:w="80" w:type="dxa"/>
-              <w:left w:w="100" w:type="dxa"/>
-              <w:right w:w="100" w:type="dxa"/>
-            </w:tcMar>
-            <w:shd w:val="clear" w:color="auto" w:fill="F8FAFC"/>
-          </w:tcPr>
-          <w:p>
-            <w:pPr>
-              <w:spacing w:line="276" w:lineRule="auto" w:after="40" w:before="40"/>
-              <w:jc w:val="left"/>
-            </w:pPr>
-            <w:r>
-              <w:rPr>
-                <w:rFonts w:ascii="Times New Roman" w:hAnsi="Times New Roman"/>
-                <w:sz w:val="22"/>
-              </w:rPr>
-              <w:t>Fiqi Rahman Al Afkhoni</w:t>
-            </w:r>
-          </w:p>
-        </w:tc>
-        <w:tc>
-          <w:tcPr>
-            <w:tcW w:type="dxa" w:w="1584"/>
-            <w:vAlign w:val="center"/>
-            <w:tcMar>
-              <w:top w:w="80" w:type="dxa"/>
-              <w:bottom w:w="80" w:type="dxa"/>
-              <w:left w:w="100" w:type="dxa"/>
-              <w:right w:w="100" w:type="dxa"/>
-            </w:tcMar>
-            <w:shd w:val="clear" w:color="auto" w:fill="F8FAFC"/>
-          </w:tcPr>
-          <w:p>
-            <w:pPr>
-              <w:spacing w:line="276" w:lineRule="auto" w:after="40" w:before="40"/>
-              <w:jc w:val="center"/>
-            </w:pPr>
-            <w:r>
-              <w:rPr>
-                <w:rFonts w:ascii="Times New Roman" w:hAnsi="Times New Roman"/>
-                <w:sz w:val="22"/>
-              </w:rPr>
-              <w:t>24313023</w:t>
-            </w:r>
-          </w:p>
-        </w:tc>
-        <w:tc>
-          <w:tcPr>
-            <w:tcW w:type="dxa" w:w="2880"/>
-            <w:vAlign w:val="center"/>
-            <w:tcMar>
-              <w:top w:w="80" w:type="dxa"/>
-              <w:bottom w:w="80" w:type="dxa"/>
-              <w:left w:w="100" w:type="dxa"/>
-              <w:right w:w="100" w:type="dxa"/>
-            </w:tcMar>
-            <w:shd w:val="clear" w:color="auto" w:fill="F8FAFC"/>
-          </w:tcPr>
-          <w:p>
-            <w:pPr>
-              <w:spacing w:line="276" w:lineRule="auto" w:after="40" w:before="40"/>
-              <w:jc w:val="left"/>
-            </w:pPr>
-            <w:r>
-              <w:rPr>
-                <w:rFonts w:ascii="Times New Roman" w:hAnsi="Times New Roman"/>
-                <w:sz w:val="22"/>
-              </w:rPr>
-              <w:t>S1 Teknologi Informasi</w:t>
-            </w:r>
-          </w:p>
-        </w:tc>
-      </w:tr>
-    </w:tbl>
-    <w:p>
-      <w:pPr>
-        <w:spacing w:line="360" w:lineRule="auto" w:after="360" w:before="0"/>
-        <w:jc w:val="left"/>
-      </w:pPr>
-    </w:p>
-    <w:p>
-      <w:pPr>
-        <w:spacing w:line="360" w:lineRule="auto" w:after="40" w:before="0"/>
-        <w:jc w:val="center"/>
-      </w:pPr>
-      <w:r>
-        <w:rPr>
-          <w:rFonts w:ascii="Times New Roman" w:hAnsi="Times New Roman"/>
-          <w:b/>
-          <w:i w:val="0"/>
-          <w:color w:val="0F172A"/>
-          <w:sz w:val="24"/>
-        </w:rPr>
-        <w:t>Dosen Pembimbing:</w:t>
-      </w:r>
-    </w:p>
-    <w:p>
-      <w:pPr>
-        <w:spacing w:line="360" w:lineRule="auto" w:after="560" w:before="0"/>
-        <w:jc w:val="center"/>
-      </w:pPr>
-      <w:r>
-        <w:rPr>
-          <w:rFonts w:ascii="Times New Roman" w:hAnsi="Times New Roman"/>
-          <w:b/>
-          <w:i w:val="0"/>
-          <w:color w:val="0F172A"/>
-          <w:sz w:val="26"/>
-        </w:rPr>
-        <w:t>Dr. Erliyan Redy Susanto, M.Kom.</w:t>
-      </w:r>
-    </w:p>
-    <w:p>
-      <w:pPr>
-        <w:spacing w:line="360" w:lineRule="auto" w:after="40" w:before="0"/>
-        <w:jc w:val="center"/>
-      </w:pPr>
-      <w:r>
-        <w:rPr>
-          <w:rFonts w:ascii="Times New Roman" w:hAnsi="Times New Roman"/>
-          <w:b/>
-          <w:i w:val="0"/>
-          <w:color w:val="0F172A"/>
-          <w:sz w:val="28"/>
-        </w:rPr>
         <w:t>UNIVERSITAS TEKNOKRAT INDONESIA</w:t>
       </w:r>
     </w:p>
@@ -624,14 +592,14 @@
           <w:b/>
           <w:i w:val="0"/>
           <w:color w:val="0F172A"/>
-          <w:sz w:val="24"/>
+          <w:sz w:val="23"/>
         </w:rPr>
         <w:t>BANDAR LAMPUNG</w:t>
       </w:r>
     </w:p>
     <w:p>
       <w:pPr>
-        <w:spacing w:line="360" w:lineRule="auto" w:after="240" w:before="0"/>
+        <w:spacing w:line="360" w:lineRule="auto" w:after="160" w:before="0"/>
         <w:jc w:val="center"/>
       </w:pPr>
       <w:r>
@@ -640,7 +608,7 @@
           <w:b/>
           <w:i w:val="0"/>
           <w:color w:val="0F172A"/>
-          <w:sz w:val="24"/>
+          <w:sz w:val="23"/>
         </w:rPr>
         <w:t>2026</w:t>
       </w:r>
@@ -653,16 +621,96 @@
     <w:p>
       <w:pPr>
         <w:keepNext/>
-        <w:spacing w:line="360" w:lineRule="auto" w:before="280" w:after="120"/>
+        <w:spacing w:line="360" w:lineRule="auto" w:before="200" w:after="80"/>
       </w:pPr>
       <w:r>
         <w:rPr>
           <w:rFonts w:ascii="Times New Roman" w:hAnsi="Times New Roman"/>
           <w:b/>
           <w:color w:val="0F172A"/>
-          <w:sz w:val="28"/>
+          <w:sz w:val="26"/>
         </w:rPr>
         <w:t>RINGKASAN EKSEKUTIF</w:t>
+      </w:r>
+    </w:p>
+    <w:p>
+      <w:pPr>
+        <w:spacing w:line="360" w:lineRule="auto" w:after="60" w:before="0"/>
+        <w:jc w:val="left"/>
+      </w:pPr>
+      <w:r>
+        <w:rPr>
+          <w:rFonts w:ascii="Times New Roman" w:hAnsi="Times New Roman"/>
+          <w:b w:val="0"/>
+          <w:i w:val="0"/>
+          <w:color w:val="0F172A"/>
+          <w:sz w:val="24"/>
+        </w:rPr>
+        <w:t>1. Masalah yang Dihadapi: Kehadiran AI generatif (ChatGPT) memicu epidemi vibe-applying di kalangan mahasiswa: menyalin klaim teks otomatis tanpa memahami isi resume. Akibatnya terjadi otomatisasi tanpa pemahaman (surface-level automation), hilangnya orisinalitas portofolio, serta kegagalan fatal saat wawancara mendalam. Data BPS Sakernas 2024 mencatat Tingkat Pengangguran Terbuka (TPT) sarjana masih tinggi di angka 5,73% (~1 juta sarjana menganggur) akibat skills mismatch, sementara 75% resume langsung gugur otomatis oleh sistem ATS korporasi.</w:t>
+      </w:r>
+    </w:p>
+    <w:p>
+      <w:pPr>
+        <w:spacing w:line="360" w:lineRule="auto" w:after="60" w:before="0"/>
+        <w:jc w:val="left"/>
+      </w:pPr>
+      <w:r>
+        <w:rPr>
+          <w:rFonts w:ascii="Times New Roman" w:hAnsi="Times New Roman"/>
+          <w:b w:val="0"/>
+          <w:i w:val="0"/>
+          <w:color w:val="0F172A"/>
+          <w:sz w:val="24"/>
+        </w:rPr>
+        <w:t>2. Tujuan Inovasi: Mengembangkan CAREERSTUDENT AI sebagai Adaptive Career Co-Pilot berbasis PWA yang memulihkan kedaulatan berpikir kritis mahasiswa melalui bimbingan resume ATS berstandar internasional, diagnosis kesenjangan keahlian (skill-gap) objektif lintas 4 rumpun keilmuan, serta simulasi wawancara kognitif berbasis metode STAR dengan gerbang metakognisi mandiri.</w:t>
+      </w:r>
+    </w:p>
+    <w:p>
+      <w:pPr>
+        <w:spacing w:line="360" w:lineRule="auto" w:after="60" w:before="0"/>
+        <w:jc w:val="left"/>
+      </w:pPr>
+      <w:r>
+        <w:rPr>
+          <w:rFonts w:ascii="Times New Roman" w:hAnsi="Times New Roman"/>
+          <w:b w:val="0"/>
+          <w:i w:val="0"/>
+          <w:color w:val="0F172A"/>
+          <w:sz w:val="24"/>
+        </w:rPr>
+        <w:t>3. Metode yang Diterapkan: Memadukan pendekatan pedagogis Human-in-the-Loop (Explicit Approval Gate dan Mandatory Self-Reflection Gate) dengan metodologi rekayasa Systematic Vibe Coding, yaitu pemanfaatan AI coding tools secara disiplin, berbasis kontrak spesifikasi (PRD), type-safe TypeScript 5, microservice performa tinggi Golang gRPC, serta audit keamanan OWASP Top 10.</w:t>
+      </w:r>
+    </w:p>
+    <w:p>
+      <w:pPr>
+        <w:spacing w:line="360" w:lineRule="auto" w:after="60" w:before="0"/>
+        <w:jc w:val="left"/>
+      </w:pPr>
+      <w:r>
+        <w:rPr>
+          <w:rFonts w:ascii="Times New Roman" w:hAnsi="Times New Roman"/>
+          <w:b w:val="0"/>
+          <w:i w:val="0"/>
+          <w:color w:val="0F172A"/>
+          <w:sz w:val="24"/>
+        </w:rPr>
+        <w:t>4. Manfaat Inovasi: Mahasiswa dapat menyusun CV ATS presisi dalam waktu &lt; 5 menit, menguasai substansi portofolionya sendiri, dan memiliki arah peningkatan keahlian terstruktur 4 minggu. Perguruan tinggi memperoleh data agregat diagnostik kesiapan kerja untuk penyelarasan kurikulum berbasis kebutuhan industri nyata.</w:t>
+      </w:r>
+    </w:p>
+    <w:p>
+      <w:pPr>
+        <w:spacing w:line="360" w:lineRule="auto" w:after="60" w:before="0"/>
+        <w:jc w:val="left"/>
+      </w:pPr>
+      <w:r>
+        <w:rPr>
+          <w:rFonts w:ascii="Times New Roman" w:hAnsi="Times New Roman"/>
+          <w:b w:val="0"/>
+          <w:i w:val="0"/>
+          <w:color w:val="0F172A"/>
+          <w:sz w:val="24"/>
+        </w:rPr>
+        <w:t>5. Kontribusi terhadap Tema Gen-Think: Membuktikan bahwa teknologi AI tidak harus menggantikan nalar manusia, melainkan berfungsi sebagai jembatan kognitif (cognitive bridge) yang menantang dan memperkuat kecerdasan manusia di era transformasi digital.</w:t>
       </w:r>
     </w:p>
     <w:p>
@@ -674,15 +722,30 @@
         <w:rPr>
           <w:rFonts w:ascii="Times New Roman" w:hAnsi="Times New Roman"/>
           <w:b/>
-          <w:color w:val="1E293B"/>
-          <w:sz w:val="25"/>
+          <w:color w:val="0F172A"/>
+          <w:sz w:val="26"/>
         </w:rPr>
-        <w:t>1. Masalah yang Dihadapi</w:t>
+        <w:t>A. LATAR BELAKANG</w:t>
       </w:r>
     </w:p>
     <w:p>
       <w:pPr>
-        <w:spacing w:line="360" w:lineRule="auto" w:after="80" w:before="0"/>
+        <w:keepNext/>
+        <w:spacing w:line="360" w:lineRule="auto" w:before="160" w:after="40"/>
+      </w:pPr>
+      <w:r>
+        <w:rPr>
+          <w:rFonts w:ascii="Times New Roman" w:hAnsi="Times New Roman"/>
+          <w:b/>
+          <w:color w:val="1E293B"/>
+          <w:sz w:val="24"/>
+        </w:rPr>
+        <w:t>A.1 Fenomena Kontemporer: Epidemi Vibe-Applying &amp; Krisis Nalar Kritis</w:t>
+      </w:r>
+    </w:p>
+    <w:p>
+      <w:pPr>
+        <w:spacing w:line="360" w:lineRule="auto" w:after="60" w:before="0"/>
         <w:jc w:val="left"/>
       </w:pPr>
       <w:r>
@@ -693,7 +756,132 @@
           <w:color w:val="0F172A"/>
           <w:sz w:val="24"/>
         </w:rPr>
-        <w:t>Akselerasi model kecerdasan buatan generatif (Generative AI) seperti ChatGPT telah memicu fenomena kontraproduktif di kalangan mahasiswa tingkat akhir dan lulusan baru (fresh graduates), yakni vibe-applying. Mahasiswa secara pasif menyalin-tempel teks hasil generate AI ke dalam resume mereka tanpa memahami substansi capaian yang diklaim. Akibatnya, terjadi otomatisasi tanpa pemahaman (surface-level automation), hilangnya orisinalitas portofolio, dan tingginya tingkat kegagalan kandidat saat diuji dalam wawancara berbasis kompetensi mendalam (behavioral interview). Data BPS Sakernas 2024 mencatat Tingkat Pengangguran Terbuka (TPT) sarjana masih berada di angka 5,73% (hampir 1 juta sarjana menganggur) akibat ketidaksesuaian kompetensi (skills mismatch) dan ketidaksiapan artikulasi keahlian. Sementara itu, 75% resume langsung gugur otomatis oleh sistem Applicant Tracking System (ATS) korporasi.</w:t>
+        <w:t>Di era disrupsi kecerdasan buatan, mahasiswa tingkat akhir dan lulusan baru (fresh graduates) di Indonesia menghadapi krisis baru: ketergantungan pasif pada teks otomatis generatif, atau fenomena vibe-applying. Mahasiswa melamar puluhan posisi kerja menggunakan resume hasil generate AI instan tanpa membaca, memahami, atau merefleksikan kebenaran pengalaman yang diklaim. Dampaknya sangat destruktif: portofolio mahasiswa menjadi generik tanpa orisinalitas, dan kandidat langsung gugur saat pewawancara korporasi menanyakan metodologi, kendala, atau bukti kuantitatif dari proyek yang tertera di CV.</w:t>
+      </w:r>
+    </w:p>
+    <w:p>
+      <w:pPr>
+        <w:keepNext/>
+        <w:spacing w:line="360" w:lineRule="auto" w:before="160" w:after="40"/>
+      </w:pPr>
+      <w:r>
+        <w:rPr>
+          <w:rFonts w:ascii="Times New Roman" w:hAnsi="Times New Roman"/>
+          <w:b/>
+          <w:color w:val="1E293B"/>
+          <w:sz w:val="24"/>
+        </w:rPr>
+        <w:t>A.2 Analisis Kesenjangan (The Reality Gap)</w:t>
+      </w:r>
+    </w:p>
+    <w:p>
+      <w:pPr>
+        <w:spacing w:line="360" w:lineRule="auto" w:after="60" w:before="0"/>
+        <w:jc w:val="left"/>
+      </w:pPr>
+      <w:r>
+        <w:rPr>
+          <w:rFonts w:ascii="Times New Roman" w:hAnsi="Times New Roman"/>
+          <w:b w:val="0"/>
+          <w:i w:val="0"/>
+          <w:color w:val="0F172A"/>
+          <w:sz w:val="24"/>
+        </w:rPr>
+        <w:t>Fenomena ini bersumber dari tiga kesenjangan (gap) nyata yang belum terjawab:</w:t>
+      </w:r>
+    </w:p>
+    <w:p>
+      <w:pPr>
+        <w:pStyle w:val="ListBullet"/>
+        <w:spacing w:line="360" w:lineRule="auto" w:after="40" w:before="0"/>
+      </w:pPr>
+      <w:r>
+        <w:rPr>
+          <w:rFonts w:ascii="Times New Roman" w:hAnsi="Times New Roman"/>
+          <w:b/>
+          <w:sz w:val="24"/>
+        </w:rPr>
+        <w:t xml:space="preserve">1. Authenticity Gap: </w:t>
+      </w:r>
+      <w:r>
+        <w:rPr>
+          <w:rFonts w:ascii="Times New Roman" w:hAnsi="Times New Roman"/>
+          <w:sz w:val="24"/>
+        </w:rPr>
+        <w:t>AI konvensional bekerja sebagai ghostwriter otonom yang memutus mahasiswa dari proses refleksi. Mahasiswa memiliki resume profesional di atas kertas, namun hampa pemahaman saat diuji lisan.</w:t>
+      </w:r>
+    </w:p>
+    <w:p>
+      <w:pPr>
+        <w:pStyle w:val="ListBullet"/>
+        <w:spacing w:line="360" w:lineRule="auto" w:after="40" w:before="0"/>
+      </w:pPr>
+      <w:r>
+        <w:rPr>
+          <w:rFonts w:ascii="Times New Roman" w:hAnsi="Times New Roman"/>
+          <w:b/>
+          <w:sz w:val="24"/>
+        </w:rPr>
+        <w:t xml:space="preserve">2. Skill-Gap Blindness: </w:t>
+      </w:r>
+      <w:r>
+        <w:rPr>
+          <w:rFonts w:ascii="Times New Roman" w:hAnsi="Times New Roman"/>
+          <w:sz w:val="24"/>
+        </w:rPr>
+        <w:t>Mahasiswa tidak memiliki instrumen objektif untuk mendiagnosis kelemahan kompetensi mereka relatif terhadap taksonomi industri modern, sehingga melamar pekerjaan tanpa arah pengembangan diri.</w:t>
+      </w:r>
+    </w:p>
+    <w:p>
+      <w:pPr>
+        <w:pStyle w:val="ListBullet"/>
+        <w:spacing w:line="360" w:lineRule="auto" w:after="40" w:before="0"/>
+      </w:pPr>
+      <w:r>
+        <w:rPr>
+          <w:rFonts w:ascii="Times New Roman" w:hAnsi="Times New Roman"/>
+          <w:b/>
+          <w:sz w:val="24"/>
+        </w:rPr>
+        <w:t xml:space="preserve">3. ATS &amp; Integrity Filtering Gap: </w:t>
+      </w:r>
+      <w:r>
+        <w:rPr>
+          <w:rFonts w:ascii="Times New Roman" w:hAnsi="Times New Roman"/>
+          <w:sz w:val="24"/>
+        </w:rPr>
+        <w:t>Format resume yang tidak terstandarisasi dan penggunaan teks sintetis AI memicu penolakan otomatis oleh sistem verifikasi integritas korporasi modern.</w:t>
+      </w:r>
+    </w:p>
+    <w:p>
+      <w:pPr>
+        <w:keepNext/>
+        <w:spacing w:line="360" w:lineRule="auto" w:before="160" w:after="40"/>
+      </w:pPr>
+      <w:r>
+        <w:rPr>
+          <w:rFonts w:ascii="Times New Roman" w:hAnsi="Times New Roman"/>
+          <w:b/>
+          <w:color w:val="1E293B"/>
+          <w:sz w:val="24"/>
+        </w:rPr>
+        <w:t>A.3 Urgensi Data Empiris</w:t>
+      </w:r>
+    </w:p>
+    <w:p>
+      <w:pPr>
+        <w:spacing w:line="360" w:lineRule="auto" w:after="60" w:before="0"/>
+        <w:jc w:val="left"/>
+      </w:pPr>
+      <w:r>
+        <w:rPr>
+          <w:rFonts w:ascii="Times New Roman" w:hAnsi="Times New Roman"/>
+          <w:b w:val="0"/>
+          <w:i w:val="0"/>
+          <w:color w:val="0F172A"/>
+          <w:sz w:val="24"/>
+        </w:rPr>
+        <w:t>Urgensi masalah ini diperkuat oleh data rilis resmi: (a) BPS Sakernas (2024) mencatat TPT sarjana mencapai 5,73% dengan hampir 1 juta sarjana menganggur akibat skills mismatch; (b) World Economic Forum (2023) memproyeksikan 44% keahlian inti pekerja akan berubah dalam 5 tahun dengan tuntutan kuat pada pemikiran kritis; dan (c) LinkedIn (2024) mencatat 75% resume ditolak otomatis oleh sistem ATS sebelum dibaca manusia. Oleh karena itu, CAREERSTUDENT AI hadir mentransformasikan peran AI dari sekadar pembuat teks pasif menjadi jembatan kognitif (cognitive bridge) penguat kecerdasan manusia.</w:t>
       </w:r>
     </w:p>
     <w:p>
@@ -705,192 +893,16 @@
         <w:rPr>
           <w:rFonts w:ascii="Times New Roman" w:hAnsi="Times New Roman"/>
           <w:b/>
-          <w:color w:val="1E293B"/>
-          <w:sz w:val="25"/>
+          <w:color w:val="0F172A"/>
+          <w:sz w:val="26"/>
         </w:rPr>
-        <w:t>2. Tujuan Inovasi</w:t>
-      </w:r>
-    </w:p>
-    <w:p>
-      <w:pPr>
-        <w:spacing w:line="360" w:lineRule="auto" w:after="80" w:before="0"/>
-        <w:jc w:val="left"/>
-      </w:pPr>
-      <w:r>
-        <w:rPr>
-          <w:rFonts w:ascii="Times New Roman" w:hAnsi="Times New Roman"/>
-          <w:b w:val="0"/>
-          <w:i w:val="0"/>
-          <w:color w:val="0F172A"/>
-          <w:sz w:val="24"/>
-        </w:rPr>
-        <w:t>Inovasi CAREERSTUDENT AI bertujuan menghadirkan Adaptive Career Co-Pilot berbasis web progresif (PWA) yang memulihkan kedaulatan berpikir kritis mahasiswa dalam persiapan karier profesional. Tujuan spesifik mencakup: (a) mentransformasikan penyusunan resume berstandar ATS internasional melalui bimbingan kognitif dialektika Sokratik; (b) mendiagnosis dan memetakan kesenjangan kompetensi (skill-gap) secara objektif dan transparan lintas 4 rumpun keilmuan; serta (c) melatih ketangkasan komunikasi wawancara terstruktur berlandaskan metodologi STAR (Situation, Task, Action, Result) dengan gerbang refleksi metakognisi mandiri.</w:t>
-      </w:r>
-    </w:p>
-    <w:p>
-      <w:pPr>
-        <w:keepNext/>
-        <w:spacing w:line="360" w:lineRule="auto" w:before="200" w:after="80"/>
-      </w:pPr>
-      <w:r>
-        <w:rPr>
-          <w:rFonts w:ascii="Times New Roman" w:hAnsi="Times New Roman"/>
-          <w:b/>
-          <w:color w:val="1E293B"/>
-          <w:sz w:val="25"/>
-        </w:rPr>
-        <w:t>3. Metode yang Diterapkan</w:t>
-      </w:r>
-    </w:p>
-    <w:p>
-      <w:pPr>
-        <w:spacing w:line="360" w:lineRule="auto" w:after="80" w:before="0"/>
-        <w:jc w:val="left"/>
-      </w:pPr>
-      <w:r>
-        <w:rPr>
-          <w:rFonts w:ascii="Times New Roman" w:hAnsi="Times New Roman"/>
-          <w:b w:val="0"/>
-          <w:i w:val="0"/>
-          <w:color w:val="0F172A"/>
-          <w:sz w:val="24"/>
-        </w:rPr>
-        <w:t>Sistem ini mengintegrasikan dua pendekatan metodologis utama: Pertama, pendekatan pedagogis kognitif Human-in-the-Loop (HITL) dengan Explicit Approval Gate (AI dilarang keras mengubah teks secara otonom tanpa persetujuan eksplisit pengguna) dan Mandatory Self-Reflection Gate (hasil evaluasi AI dikunci hingga kandidat mengevaluasi diri sendiri). Kedua, pendekatan rekayasa perangkat lunak Systematic Vibe Coding, yaitu pemanfaatan AI coding tools secara disiplin, terstruktur, dan berbasis kontrak arsitektural ketat (PRD, linting, type-safety TypeScript 5, dan test-driven validation) yang dipadukan dengan microservice performa tinggi Golang gRPC-Go.</w:t>
-      </w:r>
-    </w:p>
-    <w:p>
-      <w:pPr>
-        <w:keepNext/>
-        <w:spacing w:line="360" w:lineRule="auto" w:before="200" w:after="80"/>
-      </w:pPr>
-      <w:r>
-        <w:rPr>
-          <w:rFonts w:ascii="Times New Roman" w:hAnsi="Times New Roman"/>
-          <w:b/>
-          <w:color w:val="1E293B"/>
-          <w:sz w:val="25"/>
-        </w:rPr>
-        <w:t>4. Manfaat Inovasi</w:t>
-      </w:r>
-    </w:p>
-    <w:p>
-      <w:pPr>
-        <w:spacing w:line="360" w:lineRule="auto" w:after="80" w:before="0"/>
-        <w:jc w:val="left"/>
-      </w:pPr>
-      <w:r>
-        <w:rPr>
-          <w:rFonts w:ascii="Times New Roman" w:hAnsi="Times New Roman"/>
-          <w:b w:val="0"/>
-          <w:i w:val="0"/>
-          <w:color w:val="0F172A"/>
-          <w:sz w:val="24"/>
-        </w:rPr>
-        <w:t>Bagi mahasiswa, inovasi ini memberikan efisiensi pembuatan CV berstandar ATS dalam waktu kurang dari 5 menit, pemahaman mendalam atas portofolio sendiri sehingga percaya diri saat wawancara, serta kejelasan arah belajar mingguan melalui Actionable Roadmap 4 tahap. Bagi perguruan tinggi, sistem ini menyediakan data agregat diagnostik kesiapan kerja lulusan yang dapat dimanfaatkan untuk menyelaraskan kurikulum program studi terhadap kebutuhan industri nyata.</w:t>
-      </w:r>
-    </w:p>
-    <w:p>
-      <w:pPr>
-        <w:keepNext/>
-        <w:spacing w:line="360" w:lineRule="auto" w:before="200" w:after="80"/>
-      </w:pPr>
-      <w:r>
-        <w:rPr>
-          <w:rFonts w:ascii="Times New Roman" w:hAnsi="Times New Roman"/>
-          <w:b/>
-          <w:color w:val="1E293B"/>
-          <w:sz w:val="25"/>
-        </w:rPr>
-        <w:t>5. Kontribusi terhadap Tema Gen-Think</w:t>
-      </w:r>
-    </w:p>
-    <w:p>
-      <w:pPr>
-        <w:spacing w:line="360" w:lineRule="auto" w:after="80" w:before="0"/>
-        <w:jc w:val="left"/>
-      </w:pPr>
-      <w:r>
-        <w:rPr>
-          <w:rFonts w:ascii="Times New Roman" w:hAnsi="Times New Roman"/>
-          <w:b w:val="0"/>
-          <w:i w:val="0"/>
-          <w:color w:val="0F172A"/>
-          <w:sz w:val="24"/>
-        </w:rPr>
-        <w:t>CAREERSTUDENT AI memberikan kontribusi konseptual dan praktis nyata terhadap tema GDI FEST 2026: "Gen-Think: Bridging Human Intelligence in the Digital Era". Solusi ini membuktikan bahwa teknologi AI tidak harus menggantikan manusia (human replacement), melainkan berfungsi sebagai jembatan kognitif (cognitive bridge) yang menantang dan mempertajam kecerdasan alami mahasiswa, menjamin talenta muda Indonesia tetap menjadi pemimpin nalar di era otomatisasi digital.</w:t>
-      </w:r>
-    </w:p>
-    <w:p>
-      <w:r>
-        <w:br w:type="page"/>
-      </w:r>
-    </w:p>
-    <w:p>
-      <w:pPr>
-        <w:keepNext/>
-        <w:spacing w:line="360" w:lineRule="auto" w:before="280" w:after="120"/>
-      </w:pPr>
-      <w:r>
-        <w:rPr>
-          <w:rFonts w:ascii="Times New Roman" w:hAnsi="Times New Roman"/>
-          <w:b/>
-          <w:color w:val="0F172A"/>
-          <w:sz w:val="28"/>
-        </w:rPr>
-        <w:t>A. LATAR BELAKANG</w:t>
-      </w:r>
-    </w:p>
-    <w:p>
-      <w:pPr>
-        <w:keepNext/>
-        <w:spacing w:line="360" w:lineRule="auto" w:before="200" w:after="80"/>
-      </w:pPr>
-      <w:r>
-        <w:rPr>
-          <w:rFonts w:ascii="Times New Roman" w:hAnsi="Times New Roman"/>
-          <w:b/>
-          <w:color w:val="1E293B"/>
-          <w:sz w:val="25"/>
-        </w:rPr>
-        <w:t>A.1 Fenomena Kontemporer: Krisis Kedaulatan Berpikir di Era AI Generatif</w:t>
-      </w:r>
-    </w:p>
-    <w:p>
-      <w:pPr>
-        <w:spacing w:line="360" w:lineRule="auto" w:after="80" w:before="0"/>
-        <w:jc w:val="left"/>
-      </w:pPr>
-      <w:r>
-        <w:rPr>
-          <w:rFonts w:ascii="Times New Roman" w:hAnsi="Times New Roman"/>
-          <w:b w:val="0"/>
-          <w:i w:val="0"/>
-          <w:color w:val="0F172A"/>
-          <w:sz w:val="24"/>
-        </w:rPr>
-        <w:t>Transisi dari bangku perguruan tinggi menuju dunia kerja profesional merupakan fase paling menentukan bagi masa depan generasi muda. Namun saat ini, dunia pendidikan tinggi Indonesia sedang berhadapan dengan disrupsi kognitif yang belum pernah terjadi sebelumnya. Kehadiran teknologi AI generatif komersial memicu fenomena yang oleh para praktisi rekrutmen global dijuluki sebagai vibe-applying: kebiasaan mahasiswa melamar puluhan hingga ratusan lowongan pekerjaan menggunakan resume yang disusun secara instan melalui prompt generik AI, tanpa pernah membaca, memahami, apalagi merefleksikan kebenaran klaim di dalam dokumen tersebut.</w:t>
-      </w:r>
-    </w:p>
-    <w:p>
-      <w:pPr>
-        <w:spacing w:line="360" w:lineRule="auto" w:after="80" w:before="0"/>
-        <w:jc w:val="left"/>
-      </w:pPr>
-      <w:r>
-        <w:rPr>
-          <w:rFonts w:ascii="Times New Roman" w:hAnsi="Times New Roman"/>
-          <w:b w:val="0"/>
-          <w:i w:val="0"/>
-          <w:color w:val="0F172A"/>
-          <w:sz w:val="24"/>
-        </w:rPr>
-        <w:t>Fenomena kontraproduktif ini melahirkan tiga anomali nyata di lapangan:</w:t>
+        <w:t>B. PROBLEM STATEMENT (RUMUSAN MASALAH)</w:t>
       </w:r>
     </w:p>
     <w:p>
       <w:pPr>
         <w:pStyle w:val="ListBullet"/>
-        <w:spacing w:line="360" w:lineRule="auto" w:after="60" w:before="0"/>
+        <w:spacing w:line="360" w:lineRule="auto" w:after="40" w:before="0"/>
       </w:pPr>
       <w:r>
         <w:rPr>
@@ -898,318 +910,20 @@
           <w:b/>
           <w:sz w:val="24"/>
         </w:rPr>
-        <w:t xml:space="preserve">1. Otomatisasi Tanpa Pemahaman (Surface-Level Automation): </w:t>
+        <w:t xml:space="preserve">1. Krisis Orisinalitas: </w:t>
       </w:r>
       <w:r>
         <w:rPr>
           <w:rFonts w:ascii="Times New Roman" w:hAnsi="Times New Roman"/>
           <w:sz w:val="24"/>
         </w:rPr>
-        <w:t>Mahasiswa merasa telah menyelesaikan resume berstandar tinggi, padahal teks yang dihasilkan hanyalah rangkaian kata klise yang terputus dari realitas kompetensi mereka.</w:t>
+        <w:t>Bagaimana mengatasi ketergantungan mahasiswa pada otomatisasi AI generatif agar penyusunan resume tidak menghilangkan substansi pengalaman dan orisinalitas diri?</w:t>
       </w:r>
     </w:p>
     <w:p>
       <w:pPr>
         <w:pStyle w:val="ListBullet"/>
-        <w:spacing w:line="360" w:lineRule="auto" w:after="60" w:before="0"/>
-      </w:pPr>
-      <w:r>
-        <w:rPr>
-          <w:rFonts w:ascii="Times New Roman" w:hAnsi="Times New Roman"/>
-          <w:b/>
-          <w:sz w:val="24"/>
-        </w:rPr>
-        <w:t xml:space="preserve">2. Ketiadaan Refleksi Pengalaman (Loss of Experiential Authenticity): </w:t>
-      </w:r>
-      <w:r>
-        <w:rPr>
-          <w:rFonts w:ascii="Times New Roman" w:hAnsi="Times New Roman"/>
-          <w:sz w:val="24"/>
-        </w:rPr>
-        <w:t>Portofolio mahasiswa menjadi seragam dan kehilangan karakter otentik. Narasi pencapaian kegiatan organisasi atau proyek akademik kehilangan kedalaman dinamika pemecahan masalah.</w:t>
-      </w:r>
-    </w:p>
-    <w:p>
-      <w:pPr>
-        <w:pStyle w:val="ListBullet"/>
-        <w:spacing w:line="360" w:lineRule="auto" w:after="60" w:before="0"/>
-      </w:pPr>
-      <w:r>
-        <w:rPr>
-          <w:rFonts w:ascii="Times New Roman" w:hAnsi="Times New Roman"/>
-          <w:b/>
-          <w:sz w:val="24"/>
-        </w:rPr>
-        <w:t xml:space="preserve">3. Kehancuran di Meja Wawancara Mendalam (Behavioral Interview Breakdown): </w:t>
-      </w:r>
-      <w:r>
-        <w:rPr>
-          <w:rFonts w:ascii="Times New Roman" w:hAnsi="Times New Roman"/>
-          <w:sz w:val="24"/>
-        </w:rPr>
-        <w:t>Ketika tim rekruter korporasi menanyakan proses pengambilan keputusan (decision-making process), hambatan teknis, atau bukti dampak kuantitatif dari proyek yang tertera di CV, kandidat langsung terdiam dan gugur. Mereka gagal menjelaskan substansinya karena tidak pernah melalui proses refleksi mendalam saat menyusun resume tersebut.</w:t>
-      </w:r>
-    </w:p>
-    <w:p>
-      <w:pPr>
-        <w:keepNext/>
-        <w:spacing w:line="360" w:lineRule="auto" w:before="200" w:after="80"/>
-      </w:pPr>
-      <w:r>
-        <w:rPr>
-          <w:rFonts w:ascii="Times New Roman" w:hAnsi="Times New Roman"/>
-          <w:b/>
-          <w:color w:val="1E293B"/>
-          <w:sz w:val="25"/>
-        </w:rPr>
-        <w:t>A.2 Analisis Kesenjangan (The Reality Gap)</w:t>
-      </w:r>
-    </w:p>
-    <w:p>
-      <w:pPr>
-        <w:spacing w:line="360" w:lineRule="auto" w:after="80" w:before="0"/>
-        <w:jc w:val="left"/>
-      </w:pPr>
-      <w:r>
-        <w:rPr>
-          <w:rFonts w:ascii="Times New Roman" w:hAnsi="Times New Roman"/>
-          <w:b w:val="0"/>
-          <w:i w:val="0"/>
-          <w:color w:val="0F172A"/>
-          <w:sz w:val="24"/>
-        </w:rPr>
-        <w:t>Krisis ini berakar pada tiga kesenjangan fundamental (gap) yang belum mampu diselesaikan oleh sistem pendidikan konvensional maupun alat bantu AI yang beredar di pasaran:</w:t>
-      </w:r>
-    </w:p>
-    <w:p>
-      <w:pPr>
-        <w:pStyle w:val="ListBullet"/>
-        <w:spacing w:line="360" w:lineRule="auto" w:after="60" w:before="0"/>
-      </w:pPr>
-      <w:r>
-        <w:rPr>
-          <w:rFonts w:ascii="Times New Roman" w:hAnsi="Times New Roman"/>
-          <w:b/>
-          <w:sz w:val="24"/>
-        </w:rPr>
-        <w:t xml:space="preserve">a. Kesenjangan Narasi vs Pemahaman (Authenticity Gap): </w:t>
-      </w:r>
-      <w:r>
-        <w:rPr>
-          <w:rFonts w:ascii="Times New Roman" w:hAnsi="Times New Roman"/>
-          <w:sz w:val="24"/>
-        </w:rPr>
-        <w:t>Alat pembuat CV berbasis AI konvensional bertindak sebagai 'mesin penulis mandiri' (autonomous ghostwriter). Mahasiswa hanya memasukkan kata kunci kasar, lalu AI menyulapnya menjadi paragraf profesional. Akibatnya, mahasiswa tidak menguasai isi portofolionya sendiri.</w:t>
-      </w:r>
-    </w:p>
-    <w:p>
-      <w:pPr>
-        <w:pStyle w:val="ListBullet"/>
-        <w:spacing w:line="360" w:lineRule="auto" w:after="60" w:before="0"/>
-      </w:pPr>
-      <w:r>
-        <w:rPr>
-          <w:rFonts w:ascii="Times New Roman" w:hAnsi="Times New Roman"/>
-          <w:b/>
-          <w:sz w:val="24"/>
-        </w:rPr>
-        <w:t xml:space="preserve">b. Kesenjangan Diagnostik Keterampilan (Skill-Gap Blindness): </w:t>
-      </w:r>
-      <w:r>
-        <w:rPr>
-          <w:rFonts w:ascii="Times New Roman" w:hAnsi="Times New Roman"/>
-          <w:sz w:val="24"/>
-        </w:rPr>
-        <w:t>Sebagian besar mahasiswa tingkat akhir tidak memiliki panduan objektif untuk mengetahui di mana posisi keahlian mereka relatif terhadap standar industri modern. Mereka melamar posisi kerja secara acak tanpa menyadari kelemahan kritis yang wajib diperbaiki.</w:t>
-      </w:r>
-    </w:p>
-    <w:p>
-      <w:pPr>
-        <w:pStyle w:val="ListBullet"/>
-        <w:spacing w:line="360" w:lineRule="auto" w:after="60" w:before="0"/>
-      </w:pPr>
-      <w:r>
-        <w:rPr>
-          <w:rFonts w:ascii="Times New Roman" w:hAnsi="Times New Roman"/>
-          <w:b/>
-          <w:sz w:val="24"/>
-        </w:rPr>
-        <w:t xml:space="preserve">c. Kesenjangan Format &amp; Standar Seleksi (ATS Filtering Gap): </w:t>
-      </w:r>
-      <w:r>
-        <w:rPr>
-          <w:rFonts w:ascii="Times New Roman" w:hAnsi="Times New Roman"/>
-          <w:sz w:val="24"/>
-        </w:rPr>
-        <w:t>Banyak mahasiswa masih menggunakan template grafis kompleks dua kolom yang tidak terbaca oleh sistem Applicant Tracking System (ATS), atau sebaliknya, menyalin teks sintetis AI yang memicu sistem verifikasi integritas korporasi modern.</w:t>
-      </w:r>
-    </w:p>
-    <w:p>
-      <w:pPr>
-        <w:keepNext/>
-        <w:spacing w:line="360" w:lineRule="auto" w:before="200" w:after="80"/>
-      </w:pPr>
-      <w:r>
-        <w:rPr>
-          <w:rFonts w:ascii="Times New Roman" w:hAnsi="Times New Roman"/>
-          <w:b/>
-          <w:color w:val="1E293B"/>
-          <w:sz w:val="25"/>
-        </w:rPr>
-        <w:t>A.3 Bukti Empiris &amp; Data Kuantitatif</w:t>
-      </w:r>
-    </w:p>
-    <w:p>
-      <w:pPr>
-        <w:spacing w:line="360" w:lineRule="auto" w:after="80" w:before="0"/>
-        <w:jc w:val="left"/>
-      </w:pPr>
-      <w:r>
-        <w:rPr>
-          <w:rFonts w:ascii="Times New Roman" w:hAnsi="Times New Roman"/>
-          <w:b w:val="0"/>
-          <w:i w:val="0"/>
-          <w:color w:val="0F172A"/>
-          <w:sz w:val="24"/>
-        </w:rPr>
-        <w:t>Krisis kesiapan kerja ini dikonfirmasi oleh rilis data resmi nasional dan internasional:</w:t>
-      </w:r>
-    </w:p>
-    <w:p>
-      <w:pPr>
-        <w:pStyle w:val="ListBullet"/>
-        <w:spacing w:line="360" w:lineRule="auto" w:after="60" w:before="0"/>
-      </w:pPr>
-      <w:r>
-        <w:rPr>
-          <w:rFonts w:ascii="Times New Roman" w:hAnsi="Times New Roman"/>
-          <w:b/>
-          <w:sz w:val="24"/>
-        </w:rPr>
-        <w:t xml:space="preserve">Badan Pusat Statistik (BPS Sakernas, 2024): </w:t>
-      </w:r>
-      <w:r>
-        <w:rPr>
-          <w:rFonts w:ascii="Times New Roman" w:hAnsi="Times New Roman"/>
-          <w:sz w:val="24"/>
-        </w:rPr>
-        <w:t>Tingkat Pengangguran Terbuka (TPT) untuk lulusan universitas (sarjana dan diploma) di Indonesia mencapai 5,73%, yang secara konsisten lebih tinggi dibandingkan rata-rata lulusan pendidikan menengah kejuruan. Terdapat hampir 1 juta sarjana menganggur di Indonesia dengan penyebab utama adalah skills mismatch dan ketidaksiapan artikulasi keahlian.</w:t>
-      </w:r>
-    </w:p>
-    <w:p>
-      <w:pPr>
-        <w:pStyle w:val="ListBullet"/>
-        <w:spacing w:line="360" w:lineRule="auto" w:after="60" w:before="0"/>
-      </w:pPr>
-      <w:r>
-        <w:rPr>
-          <w:rFonts w:ascii="Times New Roman" w:hAnsi="Times New Roman"/>
-          <w:b/>
-          <w:sz w:val="24"/>
-        </w:rPr>
-        <w:t xml:space="preserve">World Economic Forum (WEF Future of Jobs, 2023): </w:t>
-      </w:r>
-      <w:r>
-        <w:rPr>
-          <w:rFonts w:ascii="Times New Roman" w:hAnsi="Times New Roman"/>
-          <w:sz w:val="24"/>
-        </w:rPr>
-        <w:t>Sekitar 44% keahlian inti tenaga kerja diperkirakan berubah drastis dalam lima tahun ke depan, di mana 83 juta lapangan kerja terdisrupsi dan 69 juta lapangan kerja baru tercipta. Industri menuntut kemampuan analitis, pemikiran kritis, dan ketangkasan adaptif.</w:t>
-      </w:r>
-    </w:p>
-    <w:p>
-      <w:pPr>
-        <w:pStyle w:val="ListBullet"/>
-        <w:spacing w:line="360" w:lineRule="auto" w:after="60" w:before="0"/>
-      </w:pPr>
-      <w:r>
-        <w:rPr>
-          <w:rFonts w:ascii="Times New Roman" w:hAnsi="Times New Roman"/>
-          <w:b/>
-          <w:sz w:val="24"/>
-        </w:rPr>
-        <w:t xml:space="preserve">LinkedIn Global Talent Trends (2024): </w:t>
-      </w:r>
-      <w:r>
-        <w:rPr>
-          <w:rFonts w:ascii="Times New Roman" w:hAnsi="Times New Roman"/>
-          <w:sz w:val="24"/>
-        </w:rPr>
-        <w:t>Sebanyak 68% perusahaan korporasi telah mengadopsi sistem ATS otomatis, dan 75% resume kandidat langsung tereliminasi pada tahap awal sebelum pernah dibaca oleh perekrut manusia.</w:t>
-      </w:r>
-    </w:p>
-    <w:p>
-      <w:pPr>
-        <w:spacing w:line="360" w:lineRule="auto" w:after="80" w:before="0"/>
-        <w:jc w:val="left"/>
-      </w:pPr>
-      <w:r>
-        <w:rPr>
-          <w:rFonts w:ascii="Times New Roman" w:hAnsi="Times New Roman"/>
-          <w:b w:val="0"/>
-          <w:i w:val="0"/>
-          <w:color w:val="0F172A"/>
-          <w:sz w:val="24"/>
-        </w:rPr>
-        <w:t>Oleh karena itu, diperlukan transformasi pendekatan teknologi: dari yang semula bersifat generatif otonom (menggantikan manusia) menjadi jembatan kognitif (cognitive bridge) yang memicu daya nalar dan memperkuat kecerdasan manusia (human intelligence). Inilah landasan filosofis lahirnya CAREERSTUDENT AI.</w:t>
-      </w:r>
-    </w:p>
-    <w:p>
-      <w:pPr>
-        <w:keepNext/>
-        <w:spacing w:line="360" w:lineRule="auto" w:before="280" w:after="120"/>
-      </w:pPr>
-      <w:r>
-        <w:rPr>
-          <w:rFonts w:ascii="Times New Roman" w:hAnsi="Times New Roman"/>
-          <w:b/>
-          <w:color w:val="0F172A"/>
-          <w:sz w:val="28"/>
-        </w:rPr>
-        <w:t>B. PROBLEM STATEMENT (RUMUSAN MASALAH)</w:t>
-      </w:r>
-    </w:p>
-    <w:p>
-      <w:pPr>
-        <w:spacing w:line="360" w:lineRule="auto" w:after="80" w:before="0"/>
-        <w:jc w:val="left"/>
-      </w:pPr>
-      <w:r>
-        <w:rPr>
-          <w:rFonts w:ascii="Times New Roman" w:hAnsi="Times New Roman"/>
-          <w:b w:val="0"/>
-          <w:i w:val="0"/>
-          <w:color w:val="0F172A"/>
-          <w:sz w:val="24"/>
-        </w:rPr>
-        <w:t>Berdasarkan latar belakang dan analisis kesenjangan di atas, rumusan masalah utama yang dijawab oleh inovasi ini adalah:</w:t>
-      </w:r>
-    </w:p>
-    <w:p>
-      <w:pPr>
-        <w:pStyle w:val="ListBullet"/>
-        <w:spacing w:line="360" w:lineRule="auto" w:after="60" w:before="0"/>
-      </w:pPr>
-      <w:r>
-        <w:rPr>
-          <w:rFonts w:ascii="Times New Roman" w:hAnsi="Times New Roman"/>
-          <w:b/>
-          <w:sz w:val="24"/>
-        </w:rPr>
-        <w:t xml:space="preserve">1. Krisis Orisinalitas &amp; Ketergantungan AI: </w:t>
-      </w:r>
-      <w:r>
-        <w:rPr>
-          <w:rFonts w:ascii="Times New Roman" w:hAnsi="Times New Roman"/>
-          <w:sz w:val="24"/>
-        </w:rPr>
-        <w:t>Bagaimana mengatasi ketergantungan mahasiswa pada otomatisasi AI generatif agar proses penyusunan resume tidak menghilangkan pemahaman substansi pengalaman dan orisinalitas diri?</w:t>
-      </w:r>
-    </w:p>
-    <w:p>
-      <w:pPr>
-        <w:pStyle w:val="ListBullet"/>
-        <w:spacing w:line="360" w:lineRule="auto" w:after="60" w:before="0"/>
+        <w:spacing w:line="360" w:lineRule="auto" w:after="40" w:before="0"/>
       </w:pPr>
       <w:r>
         <w:rPr>
@@ -1224,13 +938,13 @@
           <w:rFonts w:ascii="Times New Roman" w:hAnsi="Times New Roman"/>
           <w:sz w:val="24"/>
         </w:rPr>
-        <w:t>Bagaimana mendiagnosis dan memvisualisasikan kesenjangan keterampilan (skill gap) secara objektif, transparan, dan terukur lintas 4 rumpun keilmuan (Teknologi Informasi, Bisnis/Manajemen, Pemasaran Digital, dan Keuangan) terhadap taksonomi industri modern tanpa menggunakan model black-box?</w:t>
+        <w:t>Bagaimana mendiagnosis kesenjangan keterampilan (skill-gap) secara objektif dan transparan lintas 4 rumpun keilmuan terhadap standar industri tanpa model black-box?</w:t>
       </w:r>
     </w:p>
     <w:p>
       <w:pPr>
         <w:pStyle w:val="ListBullet"/>
-        <w:spacing w:line="360" w:lineRule="auto" w:after="60" w:before="0"/>
+        <w:spacing w:line="360" w:lineRule="auto" w:after="40" w:before="0"/>
       </w:pPr>
       <w:r>
         <w:rPr>
@@ -1238,29 +952,14 @@
           <w:b/>
           <w:sz w:val="24"/>
         </w:rPr>
-        <w:t xml:space="preserve">3. Kegagalan Artikulasi Wawancara Kerja: </w:t>
+        <w:t xml:space="preserve">3. Kegagalan Artikulasi Wawancara: </w:t>
       </w:r>
       <w:r>
         <w:rPr>
           <w:rFonts w:ascii="Times New Roman" w:hAnsi="Times New Roman"/>
           <w:sz w:val="24"/>
         </w:rPr>
-        <w:t>Bagaimana membangun lingkungan simulasi wawancara kerja adaptif yang mampu melatih penalaran terstruktur berbasis metode STAR (Situation, Task, Action, Result) dan mengunci hasil evaluasi sebelum mahasiswa melakukan refleksi mandiri?</w:t>
-      </w:r>
-    </w:p>
-    <w:p>
-      <w:pPr>
-        <w:keepNext/>
-        <w:spacing w:line="360" w:lineRule="auto" w:before="280" w:after="120"/>
-      </w:pPr>
-      <w:r>
-        <w:rPr>
-          <w:rFonts w:ascii="Times New Roman" w:hAnsi="Times New Roman"/>
-          <w:b/>
-          <w:color w:val="0F172A"/>
-          <w:sz w:val="28"/>
-        </w:rPr>
-        <w:t>C. ANALISIS KEBUTUHAN DAN URGENSI MASALAH</w:t>
+        <w:t>Bagaimana membangun simulasi wawancara adaptif yang melatih penalaran terstruktur berbasis metode STAR dan mengunci evaluasi sebelum refleksi mandiri?</w:t>
       </w:r>
     </w:p>
     <w:p>
@@ -1272,115 +971,26 @@
         <w:rPr>
           <w:rFonts w:ascii="Times New Roman" w:hAnsi="Times New Roman"/>
           <w:b/>
-          <w:color w:val="1E293B"/>
-          <w:sz w:val="25"/>
+          <w:color w:val="0F172A"/>
+          <w:sz w:val="26"/>
         </w:rPr>
-        <w:t>C.1 Analisis Kebutuhan Pengguna (User Needs Analysis)</w:t>
+        <w:t>C. ANALISIS KEBUTUHAN DAN URGENSI MASALAH</w:t>
       </w:r>
     </w:p>
     <w:p>
       <w:pPr>
-        <w:pStyle w:val="ListBullet"/>
         <w:spacing w:line="360" w:lineRule="auto" w:after="60" w:before="0"/>
+        <w:jc w:val="left"/>
       </w:pPr>
       <w:r>
         <w:rPr>
           <w:rFonts w:ascii="Times New Roman" w:hAnsi="Times New Roman"/>
-          <w:b/>
+          <w:b w:val="0"/>
+          <w:i w:val="0"/>
+          <w:color w:val="0F172A"/>
           <w:sz w:val="24"/>
         </w:rPr>
-        <w:t xml:space="preserve">Kebutuhan Efisiensi vs Kerapian CV ATS: </w:t>
-      </w:r>
-      <w:r>
-        <w:rPr>
-          <w:rFonts w:ascii="Times New Roman" w:hAnsi="Times New Roman"/>
-          <w:sz w:val="24"/>
-        </w:rPr>
-        <w:t>Mahasiswa membutuhkan instrumen penyusunan resume yang cepat, terstruktur, dan menghasilkan berkas berstandar internasional (Executive Modern Layout dan Harvard Classic ATS Standard), dilengkapi kemampuan unduh langsung berkas fisik .pdf berbasis vektor tanpa terhambat oleh browser pop-up blocker.</w:t>
-      </w:r>
-    </w:p>
-    <w:p>
-      <w:pPr>
-        <w:pStyle w:val="ListBullet"/>
-        <w:spacing w:line="360" w:lineRule="auto" w:after="60" w:before="0"/>
-      </w:pPr>
-      <w:r>
-        <w:rPr>
-          <w:rFonts w:ascii="Times New Roman" w:hAnsi="Times New Roman"/>
-          <w:b/>
-          <w:sz w:val="24"/>
-        </w:rPr>
-        <w:t xml:space="preserve">Kebutuhan Bimbingan Kognitif Terarah (Scaffolding Guidance): </w:t>
-      </w:r>
-      <w:r>
-        <w:rPr>
-          <w:rFonts w:ascii="Times New Roman" w:hAnsi="Times New Roman"/>
-          <w:sz w:val="24"/>
-        </w:rPr>
-        <w:t>Mahasiswa yang mengalami kesulitan dalam menguantifikasi capaian organisasi memerlukan pertanyaan pemantik kontekstual yang memandu ingatan mereka menggali fakta riil, bukan teks sintetis buatan mesin.</w:t>
-      </w:r>
-    </w:p>
-    <w:p>
-      <w:pPr>
-        <w:pStyle w:val="ListBullet"/>
-        <w:spacing w:line="360" w:lineRule="auto" w:after="60" w:before="0"/>
-      </w:pPr>
-      <w:r>
-        <w:rPr>
-          <w:rFonts w:ascii="Times New Roman" w:hAnsi="Times New Roman"/>
-          <w:b/>
-          <w:sz w:val="24"/>
-        </w:rPr>
-        <w:t xml:space="preserve">Kebutuhan Aksesibilitas Multidisiplin: </w:t>
-      </w:r>
-      <w:r>
-        <w:rPr>
-          <w:rFonts w:ascii="Times New Roman" w:hAnsi="Times New Roman"/>
-          <w:sz w:val="24"/>
-        </w:rPr>
-        <w:t>Platform persiapan karier tidak boleh bias terhadap jurusan rekayasa perangkat lunak saja. Mahasiswa dari rumpun Manajemen, Pemasaran, Akuntansi/Keuangan, dan Sumber Daya Manusia membutuhkan panduan karier yang relevan dengan taksonomi profesi mereka.</w:t>
-      </w:r>
-    </w:p>
-    <w:p>
-      <w:pPr>
-        <w:pStyle w:val="ListBullet"/>
-        <w:spacing w:line="360" w:lineRule="auto" w:after="60" w:before="0"/>
-      </w:pPr>
-      <w:r>
-        <w:rPr>
-          <w:rFonts w:ascii="Times New Roman" w:hAnsi="Times New Roman"/>
-          <w:b/>
-          <w:sz w:val="24"/>
-        </w:rPr>
-        <w:t xml:space="preserve">Kebutuhan Sensor Otomatis Data Sensitif (PII Redaction Guard): </w:t>
-      </w:r>
-      <w:r>
-        <w:rPr>
-          <w:rFonts w:ascii="Times New Roman" w:hAnsi="Times New Roman"/>
-          <w:sz w:val="24"/>
-        </w:rPr>
-        <w:t>Dalam standar rekrutmen profesional modern, mencantumkan data pribadi sensitif seperti NIK (Nomor Induk Kependudukan) atau nomor KTP sangat berisiko memicu pencurian identitas (identity theft). Mahasiswa membutuhkan sistem yang memiliki fitur sensor otomatis data sensitif untuk mencegah kebocoran data pribadi ke publik.</w:t>
-      </w:r>
-    </w:p>
-    <w:p>
-      <w:pPr>
-        <w:pStyle w:val="ListBullet"/>
-        <w:spacing w:line="360" w:lineRule="auto" w:after="60" w:before="0"/>
-      </w:pPr>
-      <w:r>
-        <w:rPr>
-          <w:rFonts w:ascii="Times New Roman" w:hAnsi="Times New Roman"/>
-          <w:b/>
-          <w:sz w:val="24"/>
-        </w:rPr>
-        <w:t xml:space="preserve">Kebutuhan Kedaulatan Keputusan (Human-in-the-Loop): </w:t>
-      </w:r>
-      <w:r>
-        <w:rPr>
-          <w:rFonts w:ascii="Times New Roman" w:hAnsi="Times New Roman"/>
-          <w:sz w:val="24"/>
-        </w:rPr>
-        <w:t>Mahasiswa berhak memegang kendali penuh atas setiap kalimat yang merepresentasikan diri mereka di hadapan calon pemberi kerja.</w:t>
+        <w:t>Analisis kebutuhan mencakup: (a) Kebutuhan Efisiensi CV ATS dengan template standar industri (Executive Modern Layout &amp; Harvard Classic ATS) serta ekspor PDF vektor bebas pop-up blocker; (b) Bimbingan Kognitif Terarah (pertanyaan pemantik diksi aksi-dampak); (c) Aksesibilitas Multidisiplin untuk 4 sektor (IT, Bisnis/MT, Pemasaran Digital, Keuangan); (d) PII Redaction Guard guna mencegah pencantuman data sensitif seperti NIK pada CV pelamar; serta (e) Kedaulatan Keputusan Pengguna (Human-in-the-Loop). Ketiadaan solusi edukatif ini akan memperlebar jurang pengangguran terdidik dan mengikis daya saing talenta nasional di era AI.</w:t>
       </w:r>
     </w:p>
     <w:p>
@@ -1392,10 +1002,126 @@
         <w:rPr>
           <w:rFonts w:ascii="Times New Roman" w:hAnsi="Times New Roman"/>
           <w:b/>
-          <w:color w:val="1E293B"/>
-          <w:sz w:val="25"/>
+          <w:color w:val="0F172A"/>
+          <w:sz w:val="26"/>
         </w:rPr>
-        <w:t>C.2 Urgensi Masalah (Urgency of Inaction)</w:t>
+        <w:t>D. SOLUSI YANG DITAWARKAN (KONSEP INOVASI)</w:t>
+      </w:r>
+    </w:p>
+    <w:p>
+      <w:pPr>
+        <w:spacing w:line="360" w:lineRule="auto" w:after="60" w:before="0"/>
+        <w:jc w:val="left"/>
+      </w:pPr>
+      <w:r>
+        <w:rPr>
+          <w:rFonts w:ascii="Times New Roman" w:hAnsi="Times New Roman"/>
+          <w:b w:val="0"/>
+          <w:i w:val="0"/>
+          <w:color w:val="0F172A"/>
+          <w:sz w:val="24"/>
+        </w:rPr>
+        <w:t>CAREERSTUDENT AI mengintegrasikan 4 modul kognitif yang saling terhubung selaras dengan filosofi Gen-Think:</w:t>
+      </w:r>
+    </w:p>
+    <w:p>
+      <w:pPr>
+        <w:pStyle w:val="ListBullet"/>
+        <w:spacing w:line="360" w:lineRule="auto" w:after="40" w:before="0"/>
+      </w:pPr>
+      <w:r>
+        <w:rPr>
+          <w:rFonts w:ascii="Times New Roman" w:hAnsi="Times New Roman"/>
+          <w:b/>
+          <w:sz w:val="24"/>
+        </w:rPr>
+        <w:t xml:space="preserve">1. Dual-Mode CV Engine: </w:t>
+      </w:r>
+      <w:r>
+        <w:rPr>
+          <w:rFonts w:ascii="Times New Roman" w:hAnsi="Times New Roman"/>
+          <w:sz w:val="24"/>
+        </w:rPr>
+        <w:t>Fast Builder 4-tab berstandar industri dan Socratic Optimizer yang mengajukan pertanyaan pemantik diksi. Tombol 'Buatkan Ringkasan AI' merumuskan draf ringkasan terarah yang tetap wajib melewati Explicit Approval Gate.</w:t>
+      </w:r>
+    </w:p>
+    <w:p>
+      <w:pPr>
+        <w:pStyle w:val="ListBullet"/>
+        <w:spacing w:line="360" w:lineRule="auto" w:after="40" w:before="0"/>
+      </w:pPr>
+      <w:r>
+        <w:rPr>
+          <w:rFonts w:ascii="Times New Roman" w:hAnsi="Times New Roman"/>
+          <w:b/>
+          <w:sz w:val="24"/>
+        </w:rPr>
+        <w:t xml:space="preserve">2. Explicit Approval Gate (HITL): </w:t>
+      </w:r>
+      <w:r>
+        <w:rPr>
+          <w:rFonts w:ascii="Times New Roman" w:hAnsi="Times New Roman"/>
+          <w:sz w:val="24"/>
+        </w:rPr>
+        <w:t>AI dilarang keras mengubah teks CV secara sepihak. Pengguna memegang kendali mutlak: Setujui &amp; Terapkan, Edit Manual, atau Tolak Rekomendasi.</w:t>
+      </w:r>
+    </w:p>
+    <w:p>
+      <w:pPr>
+        <w:pStyle w:val="ListBullet"/>
+        <w:spacing w:line="360" w:lineRule="auto" w:after="40" w:before="0"/>
+      </w:pPr>
+      <w:r>
+        <w:rPr>
+          <w:rFonts w:ascii="Times New Roman" w:hAnsi="Times New Roman"/>
+          <w:b/>
+          <w:sz w:val="24"/>
+        </w:rPr>
+        <w:t xml:space="preserve">3. Mandatory Self-Reflection Gate: </w:t>
+      </w:r>
+      <w:r>
+        <w:rPr>
+          <w:rFonts w:ascii="Times New Roman" w:hAnsi="Times New Roman"/>
+          <w:sz w:val="24"/>
+        </w:rPr>
+        <w:t>Skor evaluasi wawancara dikunci hingga kandidat mengevaluasi diri mandiri pada 4 dimensi STAR (Situation, Task, Action, Result) guna melatih metakognisi.</w:t>
+      </w:r>
+    </w:p>
+    <w:p>
+      <w:pPr>
+        <w:pStyle w:val="ListBullet"/>
+        <w:spacing w:line="360" w:lineRule="auto" w:after="40" w:before="0"/>
+      </w:pPr>
+      <w:r>
+        <w:rPr>
+          <w:rFonts w:ascii="Times New Roman" w:hAnsi="Times New Roman"/>
+          <w:b/>
+          <w:sz w:val="24"/>
+        </w:rPr>
+        <w:t xml:space="preserve">4. Explainable AI (XAI) Discovery: </w:t>
+      </w:r>
+      <w:r>
+        <w:rPr>
+          <w:rFonts w:ascii="Times New Roman" w:hAnsi="Times New Roman"/>
+          <w:sz w:val="24"/>
+        </w:rPr>
+        <w:t>Pencocokan karier transparan berbasis rumus matematis Weighted Skill-Coverage:</w:t>
+      </w:r>
+    </w:p>
+    <w:p>
+      <w:pPr>
+        <w:spacing w:line="360" w:lineRule="auto" w:after="40" w:before="40"/>
+        <w:jc w:val="center"/>
+      </w:pPr>
+      <w:r>
+        <w:rPr>
+          <w:rFonts w:ascii="Times New Roman" w:hAnsi="Times New Roman"/>
+          <w:b/>
+          <w:i w:val="0"/>
+          <w:color w:val="0F172A"/>
+          <w:sz w:val="24"/>
+        </w:rPr>
+        <w:t>MatchScore = ( ∑ [w_i × s_i] ) × 100%</w:t>
       </w:r>
     </w:p>
     <w:p>
@@ -1407,42 +1133,11 @@
         <w:rPr>
           <w:rFonts w:ascii="Times New Roman" w:hAnsi="Times New Roman"/>
           <w:b w:val="0"/>
-          <w:i w:val="0"/>
+          <w:i/>
           <w:color w:val="0F172A"/>
-          <w:sz w:val="24"/>
+          <w:sz w:val="21"/>
         </w:rPr>
-        <w:t>Ketiadaan intervensi terhadap fenomena vibe-applying akan melahirkan angkatan kerja yang rentan tereliminasi pada tahap awal seleksi korporasi modern yang kini menggunakan verifikasi integritas berbasis AI dan wawancara berbasis kompetensi terstandar. Menyediakan solusi edukatif sebelum mahasiswa lulus adalah langkah preventif strategis demi menyelamatkan daya saing talenta nasional.</w:t>
-      </w:r>
-    </w:p>
-    <w:p>
-      <w:pPr>
-        <w:keepNext/>
-        <w:spacing w:line="360" w:lineRule="auto" w:before="280" w:after="120"/>
-      </w:pPr>
-      <w:r>
-        <w:rPr>
-          <w:rFonts w:ascii="Times New Roman" w:hAnsi="Times New Roman"/>
-          <w:b/>
-          <w:color w:val="0F172A"/>
-          <w:sz w:val="28"/>
-        </w:rPr>
-        <w:t>D. SOLUSI YANG DITAWARKAN (KONSEP INOVASI)</w:t>
-      </w:r>
-    </w:p>
-    <w:p>
-      <w:pPr>
-        <w:spacing w:line="360" w:lineRule="auto" w:after="80" w:before="0"/>
-        <w:jc w:val="left"/>
-      </w:pPr>
-      <w:r>
-        <w:rPr>
-          <w:rFonts w:ascii="Times New Roman" w:hAnsi="Times New Roman"/>
-          <w:b w:val="0"/>
-          <w:i w:val="0"/>
-          <w:color w:val="0F172A"/>
-          <w:sz w:val="24"/>
-        </w:rPr>
-        <w:t>CAREERSTUDENT AI hadir sebagai ekosistem pendamping karier adaptif yang mengintegrasikan 4 modul saling terhubung dengan mengimplementasikan filosofi kompetisi Gen-Think: "Bridging Human Intelligence in the Digital Era".</w:t>
+        <w:t>Di mana w_i adalah bobot keahlian (Core=0.5, Functional=0.3, Supporting=0.2; ∑w_i=1.0) dan s_i adalah derajat penguasaan kandidat (Strong=1.0, Partial=0.5, Critical Gap=0.0).</w:t>
       </w:r>
     </w:p>
     <w:p>
@@ -1454,146 +1149,15 @@
         <w:rPr>
           <w:rFonts w:ascii="Times New Roman" w:hAnsi="Times New Roman"/>
           <w:b/>
-          <w:color w:val="1E293B"/>
-          <w:sz w:val="25"/>
+          <w:color w:val="0F172A"/>
+          <w:sz w:val="26"/>
         </w:rPr>
-        <w:t>Pilar Konsep Inovasi:</w:t>
+        <w:t>E. METODOLOGI REKAYASA: SYSTEMATIC VIBE CODING</w:t>
       </w:r>
     </w:p>
     <w:p>
       <w:pPr>
-        <w:pStyle w:val="ListBullet"/>
         <w:spacing w:line="360" w:lineRule="auto" w:after="60" w:before="0"/>
-      </w:pPr>
-      <w:r>
-        <w:rPr>
-          <w:rFonts w:ascii="Times New Roman" w:hAnsi="Times New Roman"/>
-          <w:b/>
-          <w:sz w:val="24"/>
-        </w:rPr>
-        <w:t xml:space="preserve">1. Dual-Mode CV Engine (Fast Builder &amp; Socratic Optimizer): </w:t>
-      </w:r>
-      <w:r>
-        <w:rPr>
-          <w:rFonts w:ascii="Times New Roman" w:hAnsi="Times New Roman"/>
-          <w:sz w:val="24"/>
-        </w:rPr>
-        <w:t>Menyediakan formulir cepat 4 tab dengan pilihan template standar industri (Executive Modern Layout dan Harvard Classic ATS Standard). Fitur 'Buatkan Ringkasan AI' berfungsi merumuskan draf ringkasan eksekutif berbasis peran target dan tetap tunduk di bawah Explicit Approval Gate.</w:t>
-      </w:r>
-    </w:p>
-    <w:p>
-      <w:pPr>
-        <w:pStyle w:val="ListBullet"/>
-        <w:spacing w:line="360" w:lineRule="auto" w:after="60" w:before="0"/>
-      </w:pPr>
-      <w:r>
-        <w:rPr>
-          <w:rFonts w:ascii="Times New Roman" w:hAnsi="Times New Roman"/>
-          <w:b/>
-          <w:sz w:val="24"/>
-        </w:rPr>
-        <w:t xml:space="preserve">2. Explicit Approval Gate (Human-in-the-Loop): </w:t>
-      </w:r>
-      <w:r>
-        <w:rPr>
-          <w:rFonts w:ascii="Times New Roman" w:hAnsi="Times New Roman"/>
-          <w:sz w:val="24"/>
-        </w:rPr>
-        <w:t>AI dilarang keras menimpa teks resume secara otonom. Setiap saran perbaikan wajib ditampilkan dalam dialog komparasi sebelum-sesudah dengan tiga opsi mutlak di tangan pengguna: Setujui &amp; Terapkan, Edit Manual, atau Tolak Rekomendasi.</w:t>
-      </w:r>
-    </w:p>
-    <w:p>
-      <w:pPr>
-        <w:pStyle w:val="ListBullet"/>
-        <w:spacing w:line="360" w:lineRule="auto" w:after="60" w:before="0"/>
-      </w:pPr>
-      <w:r>
-        <w:rPr>
-          <w:rFonts w:ascii="Times New Roman" w:hAnsi="Times New Roman"/>
-          <w:b/>
-          <w:sz w:val="24"/>
-        </w:rPr>
-        <w:t xml:space="preserve">3. Mandatory Self-Reflection Gate pada Mock Interview: </w:t>
-      </w:r>
-      <w:r>
-        <w:rPr>
-          <w:rFonts w:ascii="Times New Roman" w:hAnsi="Times New Roman"/>
-          <w:sz w:val="24"/>
-        </w:rPr>
-        <w:t>Pada modul simulasi wawancara, skor dan analisis evaluasi AI dikunci secara permanen hingga mahasiswa mengisi formulir refleksi mandiri (self-assessment). Evaluasi dinilai secara obyektif pada 4 pilar STAR: Situation, Task, Action, dan Result.</w:t>
-      </w:r>
-    </w:p>
-    <w:p>
-      <w:pPr>
-        <w:pStyle w:val="ListBullet"/>
-        <w:spacing w:line="360" w:lineRule="auto" w:after="60" w:before="0"/>
-      </w:pPr>
-      <w:r>
-        <w:rPr>
-          <w:rFonts w:ascii="Times New Roman" w:hAnsi="Times New Roman"/>
-          <w:b/>
-          <w:sz w:val="24"/>
-        </w:rPr>
-        <w:t xml:space="preserve">4. Explainable AI (XAI) Discovery &amp; Formula Matematis: </w:t>
-      </w:r>
-      <w:r>
-        <w:rPr>
-          <w:rFonts w:ascii="Times New Roman" w:hAnsi="Times New Roman"/>
-          <w:sz w:val="24"/>
-        </w:rPr>
-        <w:t>Algoritma pencocokan karier transparan berbasis rumus Weighted Skill-Coverage Match yang dapat diaudit:</w:t>
-      </w:r>
-    </w:p>
-    <w:p>
-      <w:pPr>
-        <w:spacing w:line="360" w:lineRule="auto" w:after="80" w:before="80"/>
-        <w:jc w:val="center"/>
-      </w:pPr>
-      <w:r>
-        <w:rPr>
-          <w:rFonts w:ascii="Times New Roman" w:hAnsi="Times New Roman"/>
-          <w:b/>
-          <w:i w:val="0"/>
-          <w:color w:val="0F172A"/>
-          <w:sz w:val="25"/>
-        </w:rPr>
-        <w:t>MatchScore = ( ∑ [w_i × s_i] ) × 100%</w:t>
-      </w:r>
-    </w:p>
-    <w:p>
-      <w:pPr>
-        <w:spacing w:line="360" w:lineRule="auto" w:after="160" w:before="0"/>
-        <w:jc w:val="left"/>
-      </w:pPr>
-      <w:r>
-        <w:rPr>
-          <w:rFonts w:ascii="Times New Roman" w:hAnsi="Times New Roman"/>
-          <w:b w:val="0"/>
-          <w:i/>
-          <w:color w:val="0F172A"/>
-          <w:sz w:val="22"/>
-        </w:rPr>
-        <w:t>Di mana: w_i adalah bobot kepentingan keahlian ke-i (Core = 0.5, Functional = 0.3, Supporting = 0.2 dengan normalisasi ∑ w_i = 1.0), dan s_i adalah derajat penguasaan kandidat (Strong = 1.0, Partial = 0.5, Critical Gap = 0.0).</w:t>
-      </w:r>
-    </w:p>
-    <w:p>
-      <w:pPr>
-        <w:keepNext/>
-        <w:spacing w:line="360" w:lineRule="auto" w:before="280" w:after="120"/>
-      </w:pPr>
-      <w:r>
-        <w:rPr>
-          <w:rFonts w:ascii="Times New Roman" w:hAnsi="Times New Roman"/>
-          <w:b/>
-          <w:color w:val="0F172A"/>
-          <w:sz w:val="28"/>
-        </w:rPr>
-        <w:t>E. METODOLOGI REKAYASA SISTEM: SYSTEMATIC VIBE CODING</w:t>
-      </w:r>
-    </w:p>
-    <w:p>
-      <w:pPr>
-        <w:spacing w:line="360" w:lineRule="auto" w:after="80" w:before="0"/>
         <w:jc w:val="left"/>
       </w:pPr>
       <w:r>
@@ -1604,7 +1168,91 @@
           <w:color w:val="0F172A"/>
           <w:sz w:val="24"/>
         </w:rPr>
-        <w:t>Dalam pengembangan perangkat lunak CAREERSTUDENT AI, Tim AQUAMAN mengadopsi metodologi mutakhir yang kami definisikan sebagai Systematic Vibe Coding. Berbeda dari praktik 'vibe coding' sembrono yang sekadar menerima kode AI tanpa pengujian, metodologi ini menggabungkan kecepatan inferensi alat bantu AI (AI Agentic Coding) dengan disiplin rekayasa perangkat lunak ketat (Software Engineering Rigor).</w:t>
+        <w:t>Pengembangan CAREERSTUDENT AI menerapkan metodologi Systematic Vibe Coding—memadukan akselerasi inferensi AI coding tools dengan disiplin rekayasa perangkat lunak terstandarisasi:</w:t>
+      </w:r>
+    </w:p>
+    <w:p>
+      <w:pPr>
+        <w:pStyle w:val="ListBullet"/>
+        <w:spacing w:line="360" w:lineRule="auto" w:after="40" w:before="0"/>
+      </w:pPr>
+      <w:r>
+        <w:rPr>
+          <w:rFonts w:ascii="Times New Roman" w:hAnsi="Times New Roman"/>
+          <w:b/>
+          <w:sz w:val="24"/>
+        </w:rPr>
+        <w:t xml:space="preserve">1. Specification-First Contract: </w:t>
+      </w:r>
+      <w:r>
+        <w:rPr>
+          <w:rFonts w:ascii="Times New Roman" w:hAnsi="Times New Roman"/>
+          <w:sz w:val="24"/>
+        </w:rPr>
+        <w:t>Menetapkan PRD, TechSpec, skema database relasional Prisma, dan kontrak Protocol Buffers v3 sebelum koding dimulai untuk mencegah deviasi logika.</w:t>
+      </w:r>
+    </w:p>
+    <w:p>
+      <w:pPr>
+        <w:pStyle w:val="ListBullet"/>
+        <w:spacing w:line="360" w:lineRule="auto" w:after="40" w:before="0"/>
+      </w:pPr>
+      <w:r>
+        <w:rPr>
+          <w:rFonts w:ascii="Times New Roman" w:hAnsi="Times New Roman"/>
+          <w:b/>
+          <w:sz w:val="24"/>
+        </w:rPr>
+        <w:t xml:space="preserve">2. Context-Aware Agentic Pairing: </w:t>
+      </w:r>
+      <w:r>
+        <w:rPr>
+          <w:rFonts w:ascii="Times New Roman" w:hAnsi="Times New Roman"/>
+          <w:sz w:val="24"/>
+        </w:rPr>
+        <w:t>Menggunakan agen coding cerdas untuk merekayasa parser in-memory, boilerplate aman, dan orkestrasi endpoint API secara cepat.</w:t>
+      </w:r>
+    </w:p>
+    <w:p>
+      <w:pPr>
+        <w:pStyle w:val="ListBullet"/>
+        <w:spacing w:line="360" w:lineRule="auto" w:after="40" w:before="0"/>
+      </w:pPr>
+      <w:r>
+        <w:rPr>
+          <w:rFonts w:ascii="Times New Roman" w:hAnsi="Times New Roman"/>
+          <w:b/>
+          <w:sz w:val="24"/>
+        </w:rPr>
+        <w:t xml:space="preserve">3. Strict Zero UI-Slop Gate: </w:t>
+      </w:r>
+      <w:r>
+        <w:rPr>
+          <w:rFonts w:ascii="Times New Roman" w:hAnsi="Times New Roman"/>
+          <w:sz w:val="24"/>
+        </w:rPr>
+        <w:t>Menegakkan desain bersih bebas elemen generik, tombol fungsional nyata, serta target sentuh minimum 44px.</w:t>
+      </w:r>
+    </w:p>
+    <w:p>
+      <w:pPr>
+        <w:pStyle w:val="ListBullet"/>
+        <w:spacing w:line="360" w:lineRule="auto" w:after="40" w:before="0"/>
+      </w:pPr>
+      <w:r>
+        <w:rPr>
+          <w:rFonts w:ascii="Times New Roman" w:hAnsi="Times New Roman"/>
+          <w:b/>
+          <w:sz w:val="24"/>
+        </w:rPr>
+        <w:t xml:space="preserve">4. Continuous Verification: </w:t>
+      </w:r>
+      <w:r>
+        <w:rPr>
+          <w:rFonts w:ascii="Times New Roman" w:hAnsi="Times New Roman"/>
+          <w:sz w:val="24"/>
+        </w:rPr>
+        <w:t>Validasi menyeluruh mencakup type-safe TypeScript 5, 42 skenario blackbox testing fungsional (100% PASS), dan audit keamanan OWASP Top 10.</w:t>
       </w:r>
     </w:p>
     <w:p>
@@ -1616,99 +1264,15 @@
         <w:rPr>
           <w:rFonts w:ascii="Times New Roman" w:hAnsi="Times New Roman"/>
           <w:b/>
-          <w:color w:val="1E293B"/>
-          <w:sz w:val="25"/>
+          <w:color w:val="0F172A"/>
+          <w:sz w:val="26"/>
         </w:rPr>
-        <w:t>Tahapan Metodologi Systematic Vibe Coding:</w:t>
+        <w:t>F. TUJUAN DAN DAMPAK INOVASI (IMPACT METRICS)</w:t>
       </w:r>
     </w:p>
     <w:p>
       <w:pPr>
-        <w:pStyle w:val="ListBullet"/>
         <w:spacing w:line="360" w:lineRule="auto" w:after="60" w:before="0"/>
-      </w:pPr>
-      <w:r>
-        <w:rPr>
-          <w:rFonts w:ascii="Times New Roman" w:hAnsi="Times New Roman"/>
-          <w:b/>
-          <w:sz w:val="24"/>
-        </w:rPr>
-        <w:t xml:space="preserve">1. Architectural Contract &amp; Specification First: </w:t>
-      </w:r>
-      <w:r>
-        <w:rPr>
-          <w:rFonts w:ascii="Times New Roman" w:hAnsi="Times New Roman"/>
-          <w:sz w:val="24"/>
-        </w:rPr>
-        <w:t>Sebelum baris kode pertama ditulis, tim merumuskan Product Requirement Document (PRD), spesifikasi teknis (TechSpec), serta kontrak skema database Prisma dan Protocol Buffers v3. AI diinstruksikan untuk beroperasi di dalam batasan arsitektur ini tanpa deviasi spekulatif.</w:t>
-      </w:r>
-    </w:p>
-    <w:p>
-      <w:pPr>
-        <w:pStyle w:val="ListBullet"/>
-        <w:spacing w:line="360" w:lineRule="auto" w:after="60" w:before="0"/>
-      </w:pPr>
-      <w:r>
-        <w:rPr>
-          <w:rFonts w:ascii="Times New Roman" w:hAnsi="Times New Roman"/>
-          <w:b/>
-          <w:sz w:val="24"/>
-        </w:rPr>
-        <w:t xml:space="preserve">2. Pair Programming Berbasis Agen Cerdas (Agentic Co-Pilot): </w:t>
-      </w:r>
-      <w:r>
-        <w:rPr>
-          <w:rFonts w:ascii="Times New Roman" w:hAnsi="Times New Roman"/>
-          <w:sz w:val="24"/>
-        </w:rPr>
-        <w:t>Pengembangan dilakukan secara kolaboratif bersama coding assistant berbasis model mutakhir. Agen AI bertindak sebagai rekan koding cerdas untuk menyusun boilerplates, merekayasa algoritma parser, dan mengimplementasikan endpoint API.</w:t>
-      </w:r>
-    </w:p>
-    <w:p>
-      <w:pPr>
-        <w:pStyle w:val="ListBullet"/>
-        <w:spacing w:line="360" w:lineRule="auto" w:after="60" w:before="0"/>
-      </w:pPr>
-      <w:r>
-        <w:rPr>
-          <w:rFonts w:ascii="Times New Roman" w:hAnsi="Times New Roman"/>
-          <w:b/>
-          <w:sz w:val="24"/>
-        </w:rPr>
-        <w:t xml:space="preserve">3. Strict Finish Gate &amp; Zero UI-Slop Principles: </w:t>
-      </w:r>
-      <w:r>
-        <w:rPr>
-          <w:rFonts w:ascii="Times New Roman" w:hAnsi="Times New Roman"/>
-          <w:sz w:val="24"/>
-        </w:rPr>
-        <w:t>Untuk mencegah cacat antarmuka generik buatan AI (AI Slop), tim menegakkan prinsip Stop Making UI Slop: menolak card grid generik tanpa tujuan, mengeliminasi metrik palsu, memastikan seluruh kontrol tombol memiliki fungsi nyata, dan menjamin aksesibilitas sentuh minimum 44px.</w:t>
-      </w:r>
-    </w:p>
-    <w:p>
-      <w:pPr>
-        <w:pStyle w:val="ListBullet"/>
-        <w:spacing w:line="360" w:lineRule="auto" w:after="60" w:before="0"/>
-      </w:pPr>
-      <w:r>
-        <w:rPr>
-          <w:rFonts w:ascii="Times New Roman" w:hAnsi="Times New Roman"/>
-          <w:b/>
-          <w:sz w:val="24"/>
-        </w:rPr>
-        <w:t xml:space="preserve">4. Test-Driven Verification &amp; Continuous Hardening: </w:t>
-      </w:r>
-      <w:r>
-        <w:rPr>
-          <w:rFonts w:ascii="Times New Roman" w:hAnsi="Times New Roman"/>
-          <w:sz w:val="24"/>
-        </w:rPr>
-        <w:t>Setiap modul yang dihasilkan wajib melewati pengujian otomatis: validasi kompilasi TypeScript 5 (Strict Mode), 42 skenario blackbox testing fungsional, pengujian regresi pasca-debugging, serta audit penetrasi keamanan OWASP Top 10.</w:t>
-      </w:r>
-    </w:p>
-    <w:p>
-      <w:pPr>
-        <w:spacing w:line="360" w:lineRule="auto" w:after="80" w:before="0"/>
         <w:jc w:val="left"/>
       </w:pPr>
       <w:r>
@@ -1719,22 +1283,1643 @@
           <w:color w:val="0F172A"/>
           <w:sz w:val="24"/>
         </w:rPr>
-        <w:t>Metodologi Systematic Vibe Coding membuktikan bahwa pemanfaatan AI dalam rekayasa perangkat lunak mampu mengakselerasi siklus pengembangan hingga 300% lebih cepat dengan tetap mempertahankan stabilitas, keamanan, dan kualitas kode berstandar enterprise.</w:t>
+        <w:t>Tujuan inovasi adalah meningkatkan kualitas resume berstandar ATS, memulihkan kedaulatan berpikir, mempercepat penutupan skill-gap, serta melatih kesiapan wawancara kerja STAR.</w:t>
       </w:r>
+    </w:p>
+    <w:tbl>
+      <w:tblPr>
+        <w:tblW w:type="auto" w:w="0"/>
+        <w:jc w:val="center"/>
+        <w:tblLayout w:type="fixed"/>
+        <w:tblLook w:firstColumn="1" w:firstRow="1" w:lastColumn="0" w:lastRow="0" w:noHBand="0" w:noVBand="1" w:val="04A0"/>
+      </w:tblPr>
+      <w:tblGrid>
+        <w:gridCol w:w="2933"/>
+        <w:gridCol w:w="2933"/>
+        <w:gridCol w:w="2933"/>
+      </w:tblGrid>
+      <w:tr>
+        <w:tc>
+          <w:tcPr>
+            <w:tcW w:type="dxa" w:w="2880"/>
+            <w:vAlign w:val="center"/>
+            <w:tcMar>
+              <w:top w:w="45" w:type="dxa"/>
+              <w:bottom w:w="45" w:type="dxa"/>
+              <w:left w:w="60" w:type="dxa"/>
+              <w:right w:w="60" w:type="dxa"/>
+            </w:tcMar>
+            <w:shd w:val="clear" w:color="auto" w:fill="0F172A"/>
+          </w:tcPr>
+          <w:p>
+            <w:pPr>
+              <w:spacing w:line="276" w:lineRule="auto" w:after="20" w:before="20"/>
+            </w:pPr>
+            <w:r>
+              <w:rPr>
+                <w:rFonts w:ascii="Times New Roman" w:hAnsi="Times New Roman"/>
+                <w:b/>
+                <w:color w:val="FFFFFF"/>
+                <w:sz w:val="19"/>
+              </w:rPr>
+              <w:t>Indikator Dampak</w:t>
+            </w:r>
+          </w:p>
+        </w:tc>
+        <w:tc>
+          <w:tcPr>
+            <w:tcW w:type="dxa" w:w="3024"/>
+            <w:vAlign w:val="center"/>
+            <w:tcMar>
+              <w:top w:w="45" w:type="dxa"/>
+              <w:bottom w:w="45" w:type="dxa"/>
+              <w:left w:w="60" w:type="dxa"/>
+              <w:right w:w="60" w:type="dxa"/>
+            </w:tcMar>
+            <w:shd w:val="clear" w:color="auto" w:fill="0F172A"/>
+          </w:tcPr>
+          <w:p>
+            <w:pPr>
+              <w:spacing w:line="276" w:lineRule="auto" w:after="20" w:before="20"/>
+            </w:pPr>
+            <w:r>
+              <w:rPr>
+                <w:rFonts w:ascii="Times New Roman" w:hAnsi="Times New Roman"/>
+                <w:b/>
+                <w:color w:val="FFFFFF"/>
+                <w:sz w:val="19"/>
+              </w:rPr>
+              <w:t>Target Kuantitatif</w:t>
+            </w:r>
+          </w:p>
+        </w:tc>
+        <w:tc>
+          <w:tcPr>
+            <w:tcW w:type="dxa" w:w="3888"/>
+            <w:vAlign w:val="center"/>
+            <w:tcMar>
+              <w:top w:w="45" w:type="dxa"/>
+              <w:bottom w:w="45" w:type="dxa"/>
+              <w:left w:w="60" w:type="dxa"/>
+              <w:right w:w="60" w:type="dxa"/>
+            </w:tcMar>
+            <w:shd w:val="clear" w:color="auto" w:fill="0F172A"/>
+          </w:tcPr>
+          <w:p>
+            <w:pPr>
+              <w:spacing w:line="276" w:lineRule="auto" w:after="20" w:before="20"/>
+            </w:pPr>
+            <w:r>
+              <w:rPr>
+                <w:rFonts w:ascii="Times New Roman" w:hAnsi="Times New Roman"/>
+                <w:b/>
+                <w:color w:val="FFFFFF"/>
+                <w:sz w:val="19"/>
+              </w:rPr>
+              <w:t>Metode Pengukuran &amp; Validasi</w:t>
+            </w:r>
+          </w:p>
+        </w:tc>
+      </w:tr>
+      <w:tr>
+        <w:tc>
+          <w:tcPr>
+            <w:tcW w:type="dxa" w:w="2880"/>
+            <w:vAlign w:val="center"/>
+            <w:tcMar>
+              <w:top w:w="45" w:type="dxa"/>
+              <w:bottom w:w="45" w:type="dxa"/>
+              <w:left w:w="60" w:type="dxa"/>
+              <w:right w:w="60" w:type="dxa"/>
+            </w:tcMar>
+            <w:shd w:val="clear" w:color="auto" w:fill="F8FAFC"/>
+          </w:tcPr>
+          <w:p>
+            <w:pPr>
+              <w:spacing w:line="276" w:lineRule="auto" w:after="20" w:before="20"/>
+            </w:pPr>
+            <w:r>
+              <w:rPr>
+                <w:rFonts w:ascii="Times New Roman" w:hAnsi="Times New Roman"/>
+                <w:b/>
+                <w:sz w:val="19"/>
+              </w:rPr>
+              <w:t>Peningkatan Skor ATS</w:t>
+            </w:r>
+          </w:p>
+        </w:tc>
+        <w:tc>
+          <w:tcPr>
+            <w:tcW w:type="dxa" w:w="3024"/>
+            <w:vAlign w:val="center"/>
+            <w:tcMar>
+              <w:top w:w="45" w:type="dxa"/>
+              <w:bottom w:w="45" w:type="dxa"/>
+              <w:left w:w="60" w:type="dxa"/>
+              <w:right w:w="60" w:type="dxa"/>
+            </w:tcMar>
+            <w:shd w:val="clear" w:color="auto" w:fill="F8FAFC"/>
+          </w:tcPr>
+          <w:p>
+            <w:pPr>
+              <w:spacing w:line="276" w:lineRule="auto" w:after="20" w:before="20"/>
+            </w:pPr>
+            <w:r>
+              <w:rPr>
+                <w:rFonts w:ascii="Times New Roman" w:hAnsi="Times New Roman"/>
+                <w:sz w:val="19"/>
+              </w:rPr>
+              <w:t>Rata-rata naik ≥ 35%</w:t>
+            </w:r>
+          </w:p>
+        </w:tc>
+        <w:tc>
+          <w:tcPr>
+            <w:tcW w:type="dxa" w:w="3888"/>
+            <w:vAlign w:val="center"/>
+            <w:tcMar>
+              <w:top w:w="45" w:type="dxa"/>
+              <w:bottom w:w="45" w:type="dxa"/>
+              <w:left w:w="60" w:type="dxa"/>
+              <w:right w:w="60" w:type="dxa"/>
+            </w:tcMar>
+            <w:shd w:val="clear" w:color="auto" w:fill="F8FAFC"/>
+          </w:tcPr>
+          <w:p>
+            <w:pPr>
+              <w:spacing w:line="276" w:lineRule="auto" w:after="20" w:before="20"/>
+            </w:pPr>
+            <w:r>
+              <w:rPr>
+                <w:rFonts w:ascii="Times New Roman" w:hAnsi="Times New Roman"/>
+                <w:sz w:val="19"/>
+              </w:rPr>
+              <w:t>Komparasi skor sebelum &amp; sesudah Socratic Gate.</w:t>
+            </w:r>
+          </w:p>
+        </w:tc>
+      </w:tr>
+      <w:tr>
+        <w:tc>
+          <w:tcPr>
+            <w:tcW w:type="dxa" w:w="2880"/>
+            <w:vAlign w:val="center"/>
+            <w:tcMar>
+              <w:top w:w="45" w:type="dxa"/>
+              <w:bottom w:w="45" w:type="dxa"/>
+              <w:left w:w="60" w:type="dxa"/>
+              <w:right w:w="60" w:type="dxa"/>
+            </w:tcMar>
+          </w:tcPr>
+          <w:p>
+            <w:pPr>
+              <w:spacing w:line="276" w:lineRule="auto" w:after="20" w:before="20"/>
+            </w:pPr>
+            <w:r>
+              <w:rPr>
+                <w:rFonts w:ascii="Times New Roman" w:hAnsi="Times New Roman"/>
+                <w:b/>
+                <w:sz w:val="19"/>
+              </w:rPr>
+              <w:t>Retensi Portofolio</w:t>
+            </w:r>
+          </w:p>
+        </w:tc>
+        <w:tc>
+          <w:tcPr>
+            <w:tcW w:type="dxa" w:w="3024"/>
+            <w:vAlign w:val="center"/>
+            <w:tcMar>
+              <w:top w:w="45" w:type="dxa"/>
+              <w:bottom w:w="45" w:type="dxa"/>
+              <w:left w:w="60" w:type="dxa"/>
+              <w:right w:w="60" w:type="dxa"/>
+            </w:tcMar>
+          </w:tcPr>
+          <w:p>
+            <w:pPr>
+              <w:spacing w:line="276" w:lineRule="auto" w:after="20" w:before="20"/>
+            </w:pPr>
+            <w:r>
+              <w:rPr>
+                <w:rFonts w:ascii="Times New Roman" w:hAnsi="Times New Roman"/>
+                <w:sz w:val="19"/>
+              </w:rPr>
+              <w:t>≥ 90% kandidat kuasai argumen</w:t>
+            </w:r>
+          </w:p>
+        </w:tc>
+        <w:tc>
+          <w:tcPr>
+            <w:tcW w:type="dxa" w:w="3888"/>
+            <w:vAlign w:val="center"/>
+            <w:tcMar>
+              <w:top w:w="45" w:type="dxa"/>
+              <w:bottom w:w="45" w:type="dxa"/>
+              <w:left w:w="60" w:type="dxa"/>
+              <w:right w:w="60" w:type="dxa"/>
+            </w:tcMar>
+          </w:tcPr>
+          <w:p>
+            <w:pPr>
+              <w:spacing w:line="276" w:lineRule="auto" w:after="20" w:before="20"/>
+            </w:pPr>
+            <w:r>
+              <w:rPr>
+                <w:rFonts w:ascii="Times New Roman" w:hAnsi="Times New Roman"/>
+                <w:sz w:val="19"/>
+              </w:rPr>
+              <w:t>Uji wawancara kognitif (dimensi Action &amp; Result).</w:t>
+            </w:r>
+          </w:p>
+        </w:tc>
+      </w:tr>
+      <w:tr>
+        <w:tc>
+          <w:tcPr>
+            <w:tcW w:type="dxa" w:w="2880"/>
+            <w:vAlign w:val="center"/>
+            <w:tcMar>
+              <w:top w:w="45" w:type="dxa"/>
+              <w:bottom w:w="45" w:type="dxa"/>
+              <w:left w:w="60" w:type="dxa"/>
+              <w:right w:w="60" w:type="dxa"/>
+            </w:tcMar>
+            <w:shd w:val="clear" w:color="auto" w:fill="F8FAFC"/>
+          </w:tcPr>
+          <w:p>
+            <w:pPr>
+              <w:spacing w:line="276" w:lineRule="auto" w:after="20" w:before="20"/>
+            </w:pPr>
+            <w:r>
+              <w:rPr>
+                <w:rFonts w:ascii="Times New Roman" w:hAnsi="Times New Roman"/>
+                <w:b/>
+                <w:sz w:val="19"/>
+              </w:rPr>
+              <w:t>Efisiensi Resume Siap Pakai</w:t>
+            </w:r>
+          </w:p>
+        </w:tc>
+        <w:tc>
+          <w:tcPr>
+            <w:tcW w:type="dxa" w:w="3024"/>
+            <w:vAlign w:val="center"/>
+            <w:tcMar>
+              <w:top w:w="45" w:type="dxa"/>
+              <w:bottom w:w="45" w:type="dxa"/>
+              <w:left w:w="60" w:type="dxa"/>
+              <w:right w:w="60" w:type="dxa"/>
+            </w:tcMar>
+            <w:shd w:val="clear" w:color="auto" w:fill="F8FAFC"/>
+          </w:tcPr>
+          <w:p>
+            <w:pPr>
+              <w:spacing w:line="276" w:lineRule="auto" w:after="20" w:before="20"/>
+            </w:pPr>
+            <w:r>
+              <w:rPr>
+                <w:rFonts w:ascii="Times New Roman" w:hAnsi="Times New Roman"/>
+                <w:sz w:val="19"/>
+              </w:rPr>
+              <w:t>Selesai &lt; 5 menit</w:t>
+            </w:r>
+          </w:p>
+        </w:tc>
+        <w:tc>
+          <w:tcPr>
+            <w:tcW w:type="dxa" w:w="3888"/>
+            <w:vAlign w:val="center"/>
+            <w:tcMar>
+              <w:top w:w="45" w:type="dxa"/>
+              <w:bottom w:w="45" w:type="dxa"/>
+              <w:left w:w="60" w:type="dxa"/>
+              <w:right w:w="60" w:type="dxa"/>
+            </w:tcMar>
+            <w:shd w:val="clear" w:color="auto" w:fill="F8FAFC"/>
+          </w:tcPr>
+          <w:p>
+            <w:pPr>
+              <w:spacing w:line="276" w:lineRule="auto" w:after="20" w:before="20"/>
+            </w:pPr>
+            <w:r>
+              <w:rPr>
+                <w:rFonts w:ascii="Times New Roman" w:hAnsi="Times New Roman"/>
+                <w:sz w:val="19"/>
+              </w:rPr>
+              <w:t>Uji Fast Builder (Executive Modern &amp; Classic).</w:t>
+            </w:r>
+          </w:p>
+        </w:tc>
+      </w:tr>
+      <w:tr>
+        <w:tc>
+          <w:tcPr>
+            <w:tcW w:type="dxa" w:w="2880"/>
+            <w:vAlign w:val="center"/>
+            <w:tcMar>
+              <w:top w:w="45" w:type="dxa"/>
+              <w:bottom w:w="45" w:type="dxa"/>
+              <w:left w:w="60" w:type="dxa"/>
+              <w:right w:w="60" w:type="dxa"/>
+            </w:tcMar>
+          </w:tcPr>
+          <w:p>
+            <w:pPr>
+              <w:spacing w:line="276" w:lineRule="auto" w:after="20" w:before="20"/>
+            </w:pPr>
+            <w:r>
+              <w:rPr>
+                <w:rFonts w:ascii="Times New Roman" w:hAnsi="Times New Roman"/>
+                <w:b/>
+                <w:sz w:val="19"/>
+              </w:rPr>
+              <w:t>Keberhasilan Ekspor Fisik</w:t>
+            </w:r>
+          </w:p>
+        </w:tc>
+        <w:tc>
+          <w:tcPr>
+            <w:tcW w:type="dxa" w:w="3024"/>
+            <w:vAlign w:val="center"/>
+            <w:tcMar>
+              <w:top w:w="45" w:type="dxa"/>
+              <w:bottom w:w="45" w:type="dxa"/>
+              <w:left w:w="60" w:type="dxa"/>
+              <w:right w:w="60" w:type="dxa"/>
+            </w:tcMar>
+          </w:tcPr>
+          <w:p>
+            <w:pPr>
+              <w:spacing w:line="276" w:lineRule="auto" w:after="20" w:before="20"/>
+            </w:pPr>
+            <w:r>
+              <w:rPr>
+                <w:rFonts w:ascii="Times New Roman" w:hAnsi="Times New Roman"/>
+                <w:sz w:val="19"/>
+              </w:rPr>
+              <w:t>100% Success Rate</w:t>
+            </w:r>
+          </w:p>
+        </w:tc>
+        <w:tc>
+          <w:tcPr>
+            <w:tcW w:type="dxa" w:w="3888"/>
+            <w:vAlign w:val="center"/>
+            <w:tcMar>
+              <w:top w:w="45" w:type="dxa"/>
+              <w:bottom w:w="45" w:type="dxa"/>
+              <w:left w:w="60" w:type="dxa"/>
+              <w:right w:w="60" w:type="dxa"/>
+            </w:tcMar>
+          </w:tcPr>
+          <w:p>
+            <w:pPr>
+              <w:spacing w:line="276" w:lineRule="auto" w:after="20" w:before="20"/>
+            </w:pPr>
+            <w:r>
+              <w:rPr>
+                <w:rFonts w:ascii="Times New Roman" w:hAnsi="Times New Roman"/>
+                <w:sz w:val="19"/>
+              </w:rPr>
+              <w:t>Sintesis jsPDF vektor client-side anti pop-up.</w:t>
+            </w:r>
+          </w:p>
+        </w:tc>
+      </w:tr>
+      <w:tr>
+        <w:tc>
+          <w:tcPr>
+            <w:tcW w:type="dxa" w:w="2880"/>
+            <w:vAlign w:val="center"/>
+            <w:tcMar>
+              <w:top w:w="45" w:type="dxa"/>
+              <w:bottom w:w="45" w:type="dxa"/>
+              <w:left w:w="60" w:type="dxa"/>
+              <w:right w:w="60" w:type="dxa"/>
+            </w:tcMar>
+            <w:shd w:val="clear" w:color="auto" w:fill="F8FAFC"/>
+          </w:tcPr>
+          <w:p>
+            <w:pPr>
+              <w:spacing w:line="276" w:lineRule="auto" w:after="20" w:before="20"/>
+            </w:pPr>
+            <w:r>
+              <w:rPr>
+                <w:rFonts w:ascii="Times New Roman" w:hAnsi="Times New Roman"/>
+                <w:b/>
+                <w:sz w:val="19"/>
+              </w:rPr>
+              <w:t>Transparansi Diagnostik</w:t>
+            </w:r>
+          </w:p>
+        </w:tc>
+        <w:tc>
+          <w:tcPr>
+            <w:tcW w:type="dxa" w:w="3024"/>
+            <w:vAlign w:val="center"/>
+            <w:tcMar>
+              <w:top w:w="45" w:type="dxa"/>
+              <w:bottom w:w="45" w:type="dxa"/>
+              <w:left w:w="60" w:type="dxa"/>
+              <w:right w:w="60" w:type="dxa"/>
+            </w:tcMar>
+            <w:shd w:val="clear" w:color="auto" w:fill="F8FAFC"/>
+          </w:tcPr>
+          <w:p>
+            <w:pPr>
+              <w:spacing w:line="276" w:lineRule="auto" w:after="20" w:before="20"/>
+            </w:pPr>
+            <w:r>
+              <w:rPr>
+                <w:rFonts w:ascii="Times New Roman" w:hAnsi="Times New Roman"/>
+                <w:sz w:val="19"/>
+              </w:rPr>
+              <w:t>100% Explainable</w:t>
+            </w:r>
+          </w:p>
+        </w:tc>
+        <w:tc>
+          <w:tcPr>
+            <w:tcW w:type="dxa" w:w="3888"/>
+            <w:vAlign w:val="center"/>
+            <w:tcMar>
+              <w:top w:w="45" w:type="dxa"/>
+              <w:bottom w:w="45" w:type="dxa"/>
+              <w:left w:w="60" w:type="dxa"/>
+              <w:right w:w="60" w:type="dxa"/>
+            </w:tcMar>
+            <w:shd w:val="clear" w:color="auto" w:fill="F8FAFC"/>
+          </w:tcPr>
+          <w:p>
+            <w:pPr>
+              <w:spacing w:line="276" w:lineRule="auto" w:after="20" w:before="20"/>
+            </w:pPr>
+            <w:r>
+              <w:rPr>
+                <w:rFonts w:ascii="Times New Roman" w:hAnsi="Times New Roman"/>
+                <w:sz w:val="19"/>
+              </w:rPr>
+              <w:t>Audit formula Weighted Skill-Coverage.</w:t>
+            </w:r>
+          </w:p>
+        </w:tc>
+      </w:tr>
+      <w:tr>
+        <w:tc>
+          <w:tcPr>
+            <w:tcW w:type="dxa" w:w="2880"/>
+            <w:vAlign w:val="center"/>
+            <w:tcMar>
+              <w:top w:w="45" w:type="dxa"/>
+              <w:bottom w:w="45" w:type="dxa"/>
+              <w:left w:w="60" w:type="dxa"/>
+              <w:right w:w="60" w:type="dxa"/>
+            </w:tcMar>
+          </w:tcPr>
+          <w:p>
+            <w:pPr>
+              <w:spacing w:line="276" w:lineRule="auto" w:after="20" w:before="20"/>
+            </w:pPr>
+            <w:r>
+              <w:rPr>
+                <w:rFonts w:ascii="Times New Roman" w:hAnsi="Times New Roman"/>
+                <w:b/>
+                <w:sz w:val="19"/>
+              </w:rPr>
+              <w:t>Integritas Privasi Pelamar</w:t>
+            </w:r>
+          </w:p>
+        </w:tc>
+        <w:tc>
+          <w:tcPr>
+            <w:tcW w:type="dxa" w:w="3024"/>
+            <w:vAlign w:val="center"/>
+            <w:tcMar>
+              <w:top w:w="45" w:type="dxa"/>
+              <w:bottom w:w="45" w:type="dxa"/>
+              <w:left w:w="60" w:type="dxa"/>
+              <w:right w:w="60" w:type="dxa"/>
+            </w:tcMar>
+          </w:tcPr>
+          <w:p>
+            <w:pPr>
+              <w:spacing w:line="276" w:lineRule="auto" w:after="20" w:before="20"/>
+            </w:pPr>
+            <w:r>
+              <w:rPr>
+                <w:rFonts w:ascii="Times New Roman" w:hAnsi="Times New Roman"/>
+                <w:sz w:val="19"/>
+              </w:rPr>
+              <w:t>0% kebocoran data sensitif</w:t>
+            </w:r>
+          </w:p>
+        </w:tc>
+        <w:tc>
+          <w:tcPr>
+            <w:tcW w:type="dxa" w:w="3888"/>
+            <w:vAlign w:val="center"/>
+            <w:tcMar>
+              <w:top w:w="45" w:type="dxa"/>
+              <w:bottom w:w="45" w:type="dxa"/>
+              <w:left w:w="60" w:type="dxa"/>
+              <w:right w:w="60" w:type="dxa"/>
+            </w:tcMar>
+          </w:tcPr>
+          <w:p>
+            <w:pPr>
+              <w:spacing w:line="276" w:lineRule="auto" w:after="20" w:before="20"/>
+            </w:pPr>
+            <w:r>
+              <w:rPr>
+                <w:rFonts w:ascii="Times New Roman" w:hAnsi="Times New Roman"/>
+                <w:sz w:val="19"/>
+              </w:rPr>
+              <w:t>Sensor otomatis PII Redaction Guard.</w:t>
+            </w:r>
+          </w:p>
+        </w:tc>
+      </w:tr>
+    </w:tbl>
+    <w:p>
+      <w:pPr>
+        <w:spacing w:line="360" w:lineRule="auto" w:after="80" w:before="0"/>
+        <w:jc w:val="left"/>
+      </w:pPr>
     </w:p>
     <w:p>
       <w:pPr>
         <w:keepNext/>
-        <w:spacing w:line="360" w:lineRule="auto" w:before="280" w:after="120"/>
+        <w:spacing w:line="360" w:lineRule="auto" w:before="200" w:after="80"/>
       </w:pPr>
       <w:r>
         <w:rPr>
           <w:rFonts w:ascii="Times New Roman" w:hAnsi="Times New Roman"/>
           <w:b/>
           <w:color w:val="0F172A"/>
-          <w:sz w:val="28"/>
+          <w:sz w:val="26"/>
         </w:rPr>
-        <w:t>F. TUJUAN DAN DAMPAK INOVASI (IMPACT METRICS)</w:t>
+        <w:t>G. TEKNOLOGI YANG DIGUNAKAN</w:t>
+      </w:r>
+    </w:p>
+    <w:tbl>
+      <w:tblPr>
+        <w:tblW w:type="auto" w:w="0"/>
+        <w:jc w:val="center"/>
+        <w:tblLayout w:type="fixed"/>
+        <w:tblLook w:firstColumn="1" w:firstRow="1" w:lastColumn="0" w:lastRow="0" w:noHBand="0" w:noVBand="1" w:val="04A0"/>
+      </w:tblPr>
+      <w:tblGrid>
+        <w:gridCol w:w="2933"/>
+        <w:gridCol w:w="2933"/>
+        <w:gridCol w:w="2933"/>
+      </w:tblGrid>
+      <w:tr>
+        <w:tc>
+          <w:tcPr>
+            <w:tcW w:type="dxa" w:w="2592"/>
+            <w:vAlign w:val="center"/>
+            <w:tcMar>
+              <w:top w:w="40" w:type="dxa"/>
+              <w:bottom w:w="40" w:type="dxa"/>
+              <w:left w:w="60" w:type="dxa"/>
+              <w:right w:w="60" w:type="dxa"/>
+            </w:tcMar>
+            <w:shd w:val="clear" w:color="auto" w:fill="0F172A"/>
+          </w:tcPr>
+          <w:p>
+            <w:pPr>
+              <w:spacing w:line="276" w:lineRule="auto" w:after="20" w:before="20"/>
+            </w:pPr>
+            <w:r>
+              <w:rPr>
+                <w:rFonts w:ascii="Times New Roman" w:hAnsi="Times New Roman"/>
+                <w:b/>
+                <w:color w:val="FFFFFF"/>
+                <w:sz w:val="19"/>
+              </w:rPr>
+              <w:t>Komponen Arsitektur</w:t>
+            </w:r>
+          </w:p>
+        </w:tc>
+        <w:tc>
+          <w:tcPr>
+            <w:tcW w:type="dxa" w:w="3168"/>
+            <w:vAlign w:val="center"/>
+            <w:tcMar>
+              <w:top w:w="40" w:type="dxa"/>
+              <w:bottom w:w="40" w:type="dxa"/>
+              <w:left w:w="60" w:type="dxa"/>
+              <w:right w:w="60" w:type="dxa"/>
+            </w:tcMar>
+            <w:shd w:val="clear" w:color="auto" w:fill="0F172A"/>
+          </w:tcPr>
+          <w:p>
+            <w:pPr>
+              <w:spacing w:line="276" w:lineRule="auto" w:after="20" w:before="20"/>
+            </w:pPr>
+            <w:r>
+              <w:rPr>
+                <w:rFonts w:ascii="Times New Roman" w:hAnsi="Times New Roman"/>
+                <w:b/>
+                <w:color w:val="FFFFFF"/>
+                <w:sz w:val="19"/>
+              </w:rPr>
+              <w:t>Teknologi Terpilih</w:t>
+            </w:r>
+          </w:p>
+        </w:tc>
+        <w:tc>
+          <w:tcPr>
+            <w:tcW w:type="dxa" w:w="4032"/>
+            <w:vAlign w:val="center"/>
+            <w:tcMar>
+              <w:top w:w="40" w:type="dxa"/>
+              <w:bottom w:w="40" w:type="dxa"/>
+              <w:left w:w="60" w:type="dxa"/>
+              <w:right w:w="60" w:type="dxa"/>
+            </w:tcMar>
+            <w:shd w:val="clear" w:color="auto" w:fill="0F172A"/>
+          </w:tcPr>
+          <w:p>
+            <w:pPr>
+              <w:spacing w:line="276" w:lineRule="auto" w:after="20" w:before="20"/>
+            </w:pPr>
+            <w:r>
+              <w:rPr>
+                <w:rFonts w:ascii="Times New Roman" w:hAnsi="Times New Roman"/>
+                <w:b/>
+                <w:color w:val="FFFFFF"/>
+                <w:sz w:val="19"/>
+              </w:rPr>
+              <w:t>Rasional Teknis &amp; Keunggulan</w:t>
+            </w:r>
+          </w:p>
+        </w:tc>
+      </w:tr>
+      <w:tr>
+        <w:tc>
+          <w:tcPr>
+            <w:tcW w:type="dxa" w:w="2592"/>
+            <w:vAlign w:val="center"/>
+            <w:tcMar>
+              <w:top w:w="40" w:type="dxa"/>
+              <w:bottom w:w="40" w:type="dxa"/>
+              <w:left w:w="60" w:type="dxa"/>
+              <w:right w:w="60" w:type="dxa"/>
+            </w:tcMar>
+            <w:shd w:val="clear" w:color="auto" w:fill="F8FAFC"/>
+          </w:tcPr>
+          <w:p>
+            <w:pPr>
+              <w:spacing w:line="276" w:lineRule="auto" w:after="20" w:before="20"/>
+            </w:pPr>
+            <w:r>
+              <w:rPr>
+                <w:rFonts w:ascii="Times New Roman" w:hAnsi="Times New Roman"/>
+                <w:b/>
+                <w:sz w:val="19"/>
+              </w:rPr>
+              <w:t>Frontend Framework</w:t>
+            </w:r>
+          </w:p>
+        </w:tc>
+        <w:tc>
+          <w:tcPr>
+            <w:tcW w:type="dxa" w:w="3168"/>
+            <w:vAlign w:val="center"/>
+            <w:tcMar>
+              <w:top w:w="40" w:type="dxa"/>
+              <w:bottom w:w="40" w:type="dxa"/>
+              <w:left w:w="60" w:type="dxa"/>
+              <w:right w:w="60" w:type="dxa"/>
+            </w:tcMar>
+            <w:shd w:val="clear" w:color="auto" w:fill="F8FAFC"/>
+          </w:tcPr>
+          <w:p>
+            <w:pPr>
+              <w:spacing w:line="276" w:lineRule="auto" w:after="20" w:before="20"/>
+            </w:pPr>
+            <w:r>
+              <w:rPr>
+                <w:rFonts w:ascii="Times New Roman" w:hAnsi="Times New Roman"/>
+                <w:sz w:val="19"/>
+              </w:rPr>
+              <w:t>Next.js 16 (App Router) &amp; React 19</w:t>
+            </w:r>
+          </w:p>
+        </w:tc>
+        <w:tc>
+          <w:tcPr>
+            <w:tcW w:type="dxa" w:w="4032"/>
+            <w:vAlign w:val="center"/>
+            <w:tcMar>
+              <w:top w:w="40" w:type="dxa"/>
+              <w:bottom w:w="40" w:type="dxa"/>
+              <w:left w:w="60" w:type="dxa"/>
+              <w:right w:w="60" w:type="dxa"/>
+            </w:tcMar>
+            <w:shd w:val="clear" w:color="auto" w:fill="F8FAFC"/>
+          </w:tcPr>
+          <w:p>
+            <w:pPr>
+              <w:spacing w:line="276" w:lineRule="auto" w:after="20" w:before="20"/>
+            </w:pPr>
+            <w:r>
+              <w:rPr>
+                <w:rFonts w:ascii="Times New Roman" w:hAnsi="Times New Roman"/>
+                <w:sz w:val="19"/>
+              </w:rPr>
+              <w:t>Turbopack sub-detik, Server Components, dan PWA installable.</w:t>
+            </w:r>
+          </w:p>
+        </w:tc>
+      </w:tr>
+      <w:tr>
+        <w:tc>
+          <w:tcPr>
+            <w:tcW w:type="dxa" w:w="2592"/>
+            <w:vAlign w:val="center"/>
+            <w:tcMar>
+              <w:top w:w="40" w:type="dxa"/>
+              <w:bottom w:w="40" w:type="dxa"/>
+              <w:left w:w="60" w:type="dxa"/>
+              <w:right w:w="60" w:type="dxa"/>
+            </w:tcMar>
+          </w:tcPr>
+          <w:p>
+            <w:pPr>
+              <w:spacing w:line="276" w:lineRule="auto" w:after="20" w:before="20"/>
+            </w:pPr>
+            <w:r>
+              <w:rPr>
+                <w:rFonts w:ascii="Times New Roman" w:hAnsi="Times New Roman"/>
+                <w:b/>
+                <w:sz w:val="19"/>
+              </w:rPr>
+              <w:t>Bahasa &amp; Typing</w:t>
+            </w:r>
+          </w:p>
+        </w:tc>
+        <w:tc>
+          <w:tcPr>
+            <w:tcW w:type="dxa" w:w="3168"/>
+            <w:vAlign w:val="center"/>
+            <w:tcMar>
+              <w:top w:w="40" w:type="dxa"/>
+              <w:bottom w:w="40" w:type="dxa"/>
+              <w:left w:w="60" w:type="dxa"/>
+              <w:right w:w="60" w:type="dxa"/>
+            </w:tcMar>
+          </w:tcPr>
+          <w:p>
+            <w:pPr>
+              <w:spacing w:line="276" w:lineRule="auto" w:after="20" w:before="20"/>
+            </w:pPr>
+            <w:r>
+              <w:rPr>
+                <w:rFonts w:ascii="Times New Roman" w:hAnsi="Times New Roman"/>
+                <w:sz w:val="19"/>
+              </w:rPr>
+              <w:t>TypeScript 5 (Strict Mode)</w:t>
+            </w:r>
+          </w:p>
+        </w:tc>
+        <w:tc>
+          <w:tcPr>
+            <w:tcW w:type="dxa" w:w="4032"/>
+            <w:vAlign w:val="center"/>
+            <w:tcMar>
+              <w:top w:w="40" w:type="dxa"/>
+              <w:bottom w:w="40" w:type="dxa"/>
+              <w:left w:w="60" w:type="dxa"/>
+              <w:right w:w="60" w:type="dxa"/>
+            </w:tcMar>
+          </w:tcPr>
+          <w:p>
+            <w:pPr>
+              <w:spacing w:line="276" w:lineRule="auto" w:after="20" w:before="20"/>
+            </w:pPr>
+            <w:r>
+              <w:rPr>
+                <w:rFonts w:ascii="Times New Roman" w:hAnsi="Times New Roman"/>
+                <w:sz w:val="19"/>
+              </w:rPr>
+              <w:t>Type safety penuh, mencegah runtime error antarmuka.</w:t>
+            </w:r>
+          </w:p>
+        </w:tc>
+      </w:tr>
+      <w:tr>
+        <w:tc>
+          <w:tcPr>
+            <w:tcW w:type="dxa" w:w="2592"/>
+            <w:vAlign w:val="center"/>
+            <w:tcMar>
+              <w:top w:w="40" w:type="dxa"/>
+              <w:bottom w:w="40" w:type="dxa"/>
+              <w:left w:w="60" w:type="dxa"/>
+              <w:right w:w="60" w:type="dxa"/>
+            </w:tcMar>
+            <w:shd w:val="clear" w:color="auto" w:fill="F8FAFC"/>
+          </w:tcPr>
+          <w:p>
+            <w:pPr>
+              <w:spacing w:line="276" w:lineRule="auto" w:after="20" w:before="20"/>
+            </w:pPr>
+            <w:r>
+              <w:rPr>
+                <w:rFonts w:ascii="Times New Roman" w:hAnsi="Times New Roman"/>
+                <w:b/>
+                <w:sz w:val="19"/>
+              </w:rPr>
+              <w:t>Styling &amp; Desain</w:t>
+            </w:r>
+          </w:p>
+        </w:tc>
+        <w:tc>
+          <w:tcPr>
+            <w:tcW w:type="dxa" w:w="3168"/>
+            <w:vAlign w:val="center"/>
+            <w:tcMar>
+              <w:top w:w="40" w:type="dxa"/>
+              <w:bottom w:w="40" w:type="dxa"/>
+              <w:left w:w="60" w:type="dxa"/>
+              <w:right w:w="60" w:type="dxa"/>
+            </w:tcMar>
+            <w:shd w:val="clear" w:color="auto" w:fill="F8FAFC"/>
+          </w:tcPr>
+          <w:p>
+            <w:pPr>
+              <w:spacing w:line="276" w:lineRule="auto" w:after="20" w:before="20"/>
+            </w:pPr>
+            <w:r>
+              <w:rPr>
+                <w:rFonts w:ascii="Times New Roman" w:hAnsi="Times New Roman"/>
+                <w:sz w:val="19"/>
+              </w:rPr>
+              <w:t>Tailwind CSS v4 &amp; Lucide Icons</w:t>
+            </w:r>
+          </w:p>
+        </w:tc>
+        <w:tc>
+          <w:tcPr>
+            <w:tcW w:type="dxa" w:w="4032"/>
+            <w:vAlign w:val="center"/>
+            <w:tcMar>
+              <w:top w:w="40" w:type="dxa"/>
+              <w:bottom w:w="40" w:type="dxa"/>
+              <w:left w:w="60" w:type="dxa"/>
+              <w:right w:w="60" w:type="dxa"/>
+            </w:tcMar>
+            <w:shd w:val="clear" w:color="auto" w:fill="F8FAFC"/>
+          </w:tcPr>
+          <w:p>
+            <w:pPr>
+              <w:spacing w:line="276" w:lineRule="auto" w:after="20" w:before="20"/>
+            </w:pPr>
+            <w:r>
+              <w:rPr>
+                <w:rFonts w:ascii="Times New Roman" w:hAnsi="Times New Roman"/>
+                <w:sz w:val="19"/>
+              </w:rPr>
+              <w:t>Mobile-first, target sentuh ≥ 44px, dan zero UI-slop.</w:t>
+            </w:r>
+          </w:p>
+        </w:tc>
+      </w:tr>
+      <w:tr>
+        <w:tc>
+          <w:tcPr>
+            <w:tcW w:type="dxa" w:w="2592"/>
+            <w:vAlign w:val="center"/>
+            <w:tcMar>
+              <w:top w:w="40" w:type="dxa"/>
+              <w:bottom w:w="40" w:type="dxa"/>
+              <w:left w:w="60" w:type="dxa"/>
+              <w:right w:w="60" w:type="dxa"/>
+            </w:tcMar>
+          </w:tcPr>
+          <w:p>
+            <w:pPr>
+              <w:spacing w:line="276" w:lineRule="auto" w:after="20" w:before="20"/>
+            </w:pPr>
+            <w:r>
+              <w:rPr>
+                <w:rFonts w:ascii="Times New Roman" w:hAnsi="Times New Roman"/>
+                <w:b/>
+                <w:sz w:val="19"/>
+              </w:rPr>
+              <w:t>Platform Deployment</w:t>
+            </w:r>
+          </w:p>
+        </w:tc>
+        <w:tc>
+          <w:tcPr>
+            <w:tcW w:type="dxa" w:w="3168"/>
+            <w:vAlign w:val="center"/>
+            <w:tcMar>
+              <w:top w:w="40" w:type="dxa"/>
+              <w:bottom w:w="40" w:type="dxa"/>
+              <w:left w:w="60" w:type="dxa"/>
+              <w:right w:w="60" w:type="dxa"/>
+            </w:tcMar>
+          </w:tcPr>
+          <w:p>
+            <w:pPr>
+              <w:spacing w:line="276" w:lineRule="auto" w:after="20" w:before="20"/>
+            </w:pPr>
+            <w:r>
+              <w:rPr>
+                <w:rFonts w:ascii="Times New Roman" w:hAnsi="Times New Roman"/>
+                <w:sz w:val="19"/>
+              </w:rPr>
+              <w:t>Vercel Serverless Edge Cloud</w:t>
+            </w:r>
+          </w:p>
+        </w:tc>
+        <w:tc>
+          <w:tcPr>
+            <w:tcW w:type="dxa" w:w="4032"/>
+            <w:vAlign w:val="center"/>
+            <w:tcMar>
+              <w:top w:w="40" w:type="dxa"/>
+              <w:bottom w:w="40" w:type="dxa"/>
+              <w:left w:w="60" w:type="dxa"/>
+              <w:right w:w="60" w:type="dxa"/>
+            </w:tcMar>
+          </w:tcPr>
+          <w:p>
+            <w:pPr>
+              <w:spacing w:line="276" w:lineRule="auto" w:after="20" w:before="20"/>
+            </w:pPr>
+            <w:r>
+              <w:rPr>
+                <w:rFonts w:ascii="Times New Roman" w:hAnsi="Times New Roman"/>
+                <w:sz w:val="19"/>
+              </w:rPr>
+              <w:t>Akses publik global di career-student-ai.vercel.app.</w:t>
+            </w:r>
+          </w:p>
+        </w:tc>
+      </w:tr>
+      <w:tr>
+        <w:tc>
+          <w:tcPr>
+            <w:tcW w:type="dxa" w:w="2592"/>
+            <w:vAlign w:val="center"/>
+            <w:tcMar>
+              <w:top w:w="40" w:type="dxa"/>
+              <w:bottom w:w="40" w:type="dxa"/>
+              <w:left w:w="60" w:type="dxa"/>
+              <w:right w:w="60" w:type="dxa"/>
+            </w:tcMar>
+            <w:shd w:val="clear" w:color="auto" w:fill="F8FAFC"/>
+          </w:tcPr>
+          <w:p>
+            <w:pPr>
+              <w:spacing w:line="276" w:lineRule="auto" w:after="20" w:before="20"/>
+            </w:pPr>
+            <w:r>
+              <w:rPr>
+                <w:rFonts w:ascii="Times New Roman" w:hAnsi="Times New Roman"/>
+                <w:b/>
+                <w:sz w:val="19"/>
+              </w:rPr>
+              <w:t>PDF Generation Engine</w:t>
+            </w:r>
+          </w:p>
+        </w:tc>
+        <w:tc>
+          <w:tcPr>
+            <w:tcW w:type="dxa" w:w="3168"/>
+            <w:vAlign w:val="center"/>
+            <w:tcMar>
+              <w:top w:w="40" w:type="dxa"/>
+              <w:bottom w:w="40" w:type="dxa"/>
+              <w:left w:w="60" w:type="dxa"/>
+              <w:right w:w="60" w:type="dxa"/>
+            </w:tcMar>
+            <w:shd w:val="clear" w:color="auto" w:fill="F8FAFC"/>
+          </w:tcPr>
+          <w:p>
+            <w:pPr>
+              <w:spacing w:line="276" w:lineRule="auto" w:after="20" w:before="20"/>
+            </w:pPr>
+            <w:r>
+              <w:rPr>
+                <w:rFonts w:ascii="Times New Roman" w:hAnsi="Times New Roman"/>
+                <w:sz w:val="19"/>
+              </w:rPr>
+              <w:t>jsPDF (Client-Side Vector)</w:t>
+            </w:r>
+          </w:p>
+        </w:tc>
+        <w:tc>
+          <w:tcPr>
+            <w:tcW w:type="dxa" w:w="4032"/>
+            <w:vAlign w:val="center"/>
+            <w:tcMar>
+              <w:top w:w="40" w:type="dxa"/>
+              <w:bottom w:w="40" w:type="dxa"/>
+              <w:left w:w="60" w:type="dxa"/>
+              <w:right w:w="60" w:type="dxa"/>
+            </w:tcMar>
+            <w:shd w:val="clear" w:color="auto" w:fill="F8FAFC"/>
+          </w:tcPr>
+          <w:p>
+            <w:pPr>
+              <w:spacing w:line="276" w:lineRule="auto" w:after="20" w:before="20"/>
+            </w:pPr>
+            <w:r>
+              <w:rPr>
+                <w:rFonts w:ascii="Times New Roman" w:hAnsi="Times New Roman"/>
+                <w:sz w:val="19"/>
+              </w:rPr>
+              <w:t>Sintesis berkas .pdf in-memory, kebal pop-up blocker.</w:t>
+            </w:r>
+          </w:p>
+        </w:tc>
+      </w:tr>
+      <w:tr>
+        <w:tc>
+          <w:tcPr>
+            <w:tcW w:type="dxa" w:w="2592"/>
+            <w:vAlign w:val="center"/>
+            <w:tcMar>
+              <w:top w:w="40" w:type="dxa"/>
+              <w:bottom w:w="40" w:type="dxa"/>
+              <w:left w:w="60" w:type="dxa"/>
+              <w:right w:w="60" w:type="dxa"/>
+            </w:tcMar>
+          </w:tcPr>
+          <w:p>
+            <w:pPr>
+              <w:spacing w:line="276" w:lineRule="auto" w:after="20" w:before="20"/>
+            </w:pPr>
+            <w:r>
+              <w:rPr>
+                <w:rFonts w:ascii="Times New Roman" w:hAnsi="Times New Roman"/>
+                <w:b/>
+                <w:sz w:val="19"/>
+              </w:rPr>
+              <w:t>AI Reasoning Model</w:t>
+            </w:r>
+          </w:p>
+        </w:tc>
+        <w:tc>
+          <w:tcPr>
+            <w:tcW w:type="dxa" w:w="3168"/>
+            <w:vAlign w:val="center"/>
+            <w:tcMar>
+              <w:top w:w="40" w:type="dxa"/>
+              <w:bottom w:w="40" w:type="dxa"/>
+              <w:left w:w="60" w:type="dxa"/>
+              <w:right w:w="60" w:type="dxa"/>
+            </w:tcMar>
+          </w:tcPr>
+          <w:p>
+            <w:pPr>
+              <w:spacing w:line="276" w:lineRule="auto" w:after="20" w:before="20"/>
+            </w:pPr>
+            <w:r>
+              <w:rPr>
+                <w:rFonts w:ascii="Times New Roman" w:hAnsi="Times New Roman"/>
+                <w:sz w:val="19"/>
+              </w:rPr>
+              <w:t>Google Gemini 2.5 Flash API</w:t>
+            </w:r>
+          </w:p>
+        </w:tc>
+        <w:tc>
+          <w:tcPr>
+            <w:tcW w:type="dxa" w:w="4032"/>
+            <w:vAlign w:val="center"/>
+            <w:tcMar>
+              <w:top w:w="40" w:type="dxa"/>
+              <w:bottom w:w="40" w:type="dxa"/>
+              <w:left w:w="60" w:type="dxa"/>
+              <w:right w:w="60" w:type="dxa"/>
+            </w:tcMar>
+          </w:tcPr>
+          <w:p>
+            <w:pPr>
+              <w:spacing w:line="276" w:lineRule="auto" w:after="20" w:before="20"/>
+            </w:pPr>
+            <w:r>
+              <w:rPr>
+                <w:rFonts w:ascii="Times New Roman" w:hAnsi="Times New Roman"/>
+                <w:sz w:val="19"/>
+              </w:rPr>
+              <w:t>Inferensi penalaran cepat dengan persona Socratic Mentor.</w:t>
+            </w:r>
+          </w:p>
+        </w:tc>
+      </w:tr>
+      <w:tr>
+        <w:tc>
+          <w:tcPr>
+            <w:tcW w:type="dxa" w:w="2592"/>
+            <w:vAlign w:val="center"/>
+            <w:tcMar>
+              <w:top w:w="40" w:type="dxa"/>
+              <w:bottom w:w="40" w:type="dxa"/>
+              <w:left w:w="60" w:type="dxa"/>
+              <w:right w:w="60" w:type="dxa"/>
+            </w:tcMar>
+            <w:shd w:val="clear" w:color="auto" w:fill="F8FAFC"/>
+          </w:tcPr>
+          <w:p>
+            <w:pPr>
+              <w:spacing w:line="276" w:lineRule="auto" w:after="20" w:before="20"/>
+            </w:pPr>
+            <w:r>
+              <w:rPr>
+                <w:rFonts w:ascii="Times New Roman" w:hAnsi="Times New Roman"/>
+                <w:b/>
+                <w:sz w:val="19"/>
+              </w:rPr>
+              <w:t>State Management</w:t>
+            </w:r>
+          </w:p>
+        </w:tc>
+        <w:tc>
+          <w:tcPr>
+            <w:tcW w:type="dxa" w:w="3168"/>
+            <w:vAlign w:val="center"/>
+            <w:tcMar>
+              <w:top w:w="40" w:type="dxa"/>
+              <w:bottom w:w="40" w:type="dxa"/>
+              <w:left w:w="60" w:type="dxa"/>
+              <w:right w:w="60" w:type="dxa"/>
+            </w:tcMar>
+            <w:shd w:val="clear" w:color="auto" w:fill="F8FAFC"/>
+          </w:tcPr>
+          <w:p>
+            <w:pPr>
+              <w:spacing w:line="276" w:lineRule="auto" w:after="20" w:before="20"/>
+            </w:pPr>
+            <w:r>
+              <w:rPr>
+                <w:rFonts w:ascii="Times New Roman" w:hAnsi="Times New Roman"/>
+                <w:sz w:val="19"/>
+              </w:rPr>
+              <w:t>Zustand + LocalStorage</w:t>
+            </w:r>
+          </w:p>
+        </w:tc>
+        <w:tc>
+          <w:tcPr>
+            <w:tcW w:type="dxa" w:w="4032"/>
+            <w:vAlign w:val="center"/>
+            <w:tcMar>
+              <w:top w:w="40" w:type="dxa"/>
+              <w:bottom w:w="40" w:type="dxa"/>
+              <w:left w:w="60" w:type="dxa"/>
+              <w:right w:w="60" w:type="dxa"/>
+            </w:tcMar>
+            <w:shd w:val="clear" w:color="auto" w:fill="F8FAFC"/>
+          </w:tcPr>
+          <w:p>
+            <w:pPr>
+              <w:spacing w:line="276" w:lineRule="auto" w:after="20" w:before="20"/>
+            </w:pPr>
+            <w:r>
+              <w:rPr>
+                <w:rFonts w:ascii="Times New Roman" w:hAnsi="Times New Roman"/>
+                <w:sz w:val="19"/>
+              </w:rPr>
+              <w:t>Reaktif dan persisten untuk penyimpanan draf offline.</w:t>
+            </w:r>
+          </w:p>
+        </w:tc>
+      </w:tr>
+      <w:tr>
+        <w:tc>
+          <w:tcPr>
+            <w:tcW w:type="dxa" w:w="2592"/>
+            <w:vAlign w:val="center"/>
+            <w:tcMar>
+              <w:top w:w="40" w:type="dxa"/>
+              <w:bottom w:w="40" w:type="dxa"/>
+              <w:left w:w="60" w:type="dxa"/>
+              <w:right w:w="60" w:type="dxa"/>
+            </w:tcMar>
+          </w:tcPr>
+          <w:p>
+            <w:pPr>
+              <w:spacing w:line="276" w:lineRule="auto" w:after="20" w:before="20"/>
+            </w:pPr>
+            <w:r>
+              <w:rPr>
+                <w:rFonts w:ascii="Times New Roman" w:hAnsi="Times New Roman"/>
+                <w:b/>
+                <w:sz w:val="19"/>
+              </w:rPr>
+              <w:t>Database &amp; ORM</w:t>
+            </w:r>
+          </w:p>
+        </w:tc>
+        <w:tc>
+          <w:tcPr>
+            <w:tcW w:type="dxa" w:w="3168"/>
+            <w:vAlign w:val="center"/>
+            <w:tcMar>
+              <w:top w:w="40" w:type="dxa"/>
+              <w:bottom w:w="40" w:type="dxa"/>
+              <w:left w:w="60" w:type="dxa"/>
+              <w:right w:w="60" w:type="dxa"/>
+            </w:tcMar>
+          </w:tcPr>
+          <w:p>
+            <w:pPr>
+              <w:spacing w:line="276" w:lineRule="auto" w:after="20" w:before="20"/>
+            </w:pPr>
+            <w:r>
+              <w:rPr>
+                <w:rFonts w:ascii="Times New Roman" w:hAnsi="Times New Roman"/>
+                <w:sz w:val="19"/>
+              </w:rPr>
+              <w:t>PostgreSQL (Neon Cloud) &amp; Prisma 6</w:t>
+            </w:r>
+          </w:p>
+        </w:tc>
+        <w:tc>
+          <w:tcPr>
+            <w:tcW w:type="dxa" w:w="4032"/>
+            <w:vAlign w:val="center"/>
+            <w:tcMar>
+              <w:top w:w="40" w:type="dxa"/>
+              <w:bottom w:w="40" w:type="dxa"/>
+              <w:left w:w="60" w:type="dxa"/>
+              <w:right w:w="60" w:type="dxa"/>
+            </w:tcMar>
+          </w:tcPr>
+          <w:p>
+            <w:pPr>
+              <w:spacing w:line="276" w:lineRule="auto" w:after="20" w:before="20"/>
+            </w:pPr>
+            <w:r>
+              <w:rPr>
+                <w:rFonts w:ascii="Times New Roman" w:hAnsi="Times New Roman"/>
+                <w:sz w:val="19"/>
+              </w:rPr>
+              <w:t>Basis data relasional cloud terenkripsi SSL pooling.</w:t>
+            </w:r>
+          </w:p>
+        </w:tc>
+      </w:tr>
+      <w:tr>
+        <w:tc>
+          <w:tcPr>
+            <w:tcW w:type="dxa" w:w="2592"/>
+            <w:vAlign w:val="center"/>
+            <w:tcMar>
+              <w:top w:w="40" w:type="dxa"/>
+              <w:bottom w:w="40" w:type="dxa"/>
+              <w:left w:w="60" w:type="dxa"/>
+              <w:right w:w="60" w:type="dxa"/>
+            </w:tcMar>
+            <w:shd w:val="clear" w:color="auto" w:fill="F8FAFC"/>
+          </w:tcPr>
+          <w:p>
+            <w:pPr>
+              <w:spacing w:line="276" w:lineRule="auto" w:after="20" w:before="20"/>
+            </w:pPr>
+            <w:r>
+              <w:rPr>
+                <w:rFonts w:ascii="Times New Roman" w:hAnsi="Times New Roman"/>
+                <w:b/>
+                <w:sz w:val="19"/>
+              </w:rPr>
+              <w:t>Microservices Engine</w:t>
+            </w:r>
+          </w:p>
+        </w:tc>
+        <w:tc>
+          <w:tcPr>
+            <w:tcW w:type="dxa" w:w="3168"/>
+            <w:vAlign w:val="center"/>
+            <w:tcMar>
+              <w:top w:w="40" w:type="dxa"/>
+              <w:bottom w:w="40" w:type="dxa"/>
+              <w:left w:w="60" w:type="dxa"/>
+              <w:right w:w="60" w:type="dxa"/>
+            </w:tcMar>
+            <w:shd w:val="clear" w:color="auto" w:fill="F8FAFC"/>
+          </w:tcPr>
+          <w:p>
+            <w:pPr>
+              <w:spacing w:line="276" w:lineRule="auto" w:after="20" w:before="20"/>
+            </w:pPr>
+            <w:r>
+              <w:rPr>
+                <w:rFonts w:ascii="Times New Roman" w:hAnsi="Times New Roman"/>
+                <w:sz w:val="19"/>
+              </w:rPr>
+              <w:t>Golang (gRPC-Go) &amp; Protobuf v3</w:t>
+            </w:r>
+          </w:p>
+        </w:tc>
+        <w:tc>
+          <w:tcPr>
+            <w:tcW w:type="dxa" w:w="4032"/>
+            <w:vAlign w:val="center"/>
+            <w:tcMar>
+              <w:top w:w="40" w:type="dxa"/>
+              <w:bottom w:w="40" w:type="dxa"/>
+              <w:left w:w="60" w:type="dxa"/>
+              <w:right w:w="60" w:type="dxa"/>
+            </w:tcMar>
+            <w:shd w:val="clear" w:color="auto" w:fill="F8FAFC"/>
+          </w:tcPr>
+          <w:p>
+            <w:pPr>
+              <w:spacing w:line="276" w:lineRule="auto" w:after="20" w:before="20"/>
+            </w:pPr>
+            <w:r>
+              <w:rPr>
+                <w:rFonts w:ascii="Times New Roman" w:hAnsi="Times New Roman"/>
+                <w:sz w:val="19"/>
+              </w:rPr>
+              <w:t>Komputasi taksonomi skill dan matriks STAR sub-milidetik.</w:t>
+            </w:r>
+          </w:p>
+        </w:tc>
+      </w:tr>
+      <w:tr>
+        <w:tc>
+          <w:tcPr>
+            <w:tcW w:type="dxa" w:w="2592"/>
+            <w:vAlign w:val="center"/>
+            <w:tcMar>
+              <w:top w:w="40" w:type="dxa"/>
+              <w:bottom w:w="40" w:type="dxa"/>
+              <w:left w:w="60" w:type="dxa"/>
+              <w:right w:w="60" w:type="dxa"/>
+            </w:tcMar>
+          </w:tcPr>
+          <w:p>
+            <w:pPr>
+              <w:spacing w:line="276" w:lineRule="auto" w:after="20" w:before="20"/>
+            </w:pPr>
+            <w:r>
+              <w:rPr>
+                <w:rFonts w:ascii="Times New Roman" w:hAnsi="Times New Roman"/>
+                <w:b/>
+                <w:sz w:val="19"/>
+              </w:rPr>
+              <w:t>Autentikasi &amp; Keamanan</w:t>
+            </w:r>
+          </w:p>
+        </w:tc>
+        <w:tc>
+          <w:tcPr>
+            <w:tcW w:type="dxa" w:w="3168"/>
+            <w:vAlign w:val="center"/>
+            <w:tcMar>
+              <w:top w:w="40" w:type="dxa"/>
+              <w:bottom w:w="40" w:type="dxa"/>
+              <w:left w:w="60" w:type="dxa"/>
+              <w:right w:w="60" w:type="dxa"/>
+            </w:tcMar>
+          </w:tcPr>
+          <w:p>
+            <w:pPr>
+              <w:spacing w:line="276" w:lineRule="auto" w:after="20" w:before="20"/>
+            </w:pPr>
+            <w:r>
+              <w:rPr>
+                <w:rFonts w:ascii="Times New Roman" w:hAnsi="Times New Roman"/>
+                <w:sz w:val="19"/>
+              </w:rPr>
+              <w:t>NextAuth v5 &amp; OWASP Hardened</w:t>
+            </w:r>
+          </w:p>
+        </w:tc>
+        <w:tc>
+          <w:tcPr>
+            <w:tcW w:type="dxa" w:w="4032"/>
+            <w:vAlign w:val="center"/>
+            <w:tcMar>
+              <w:top w:w="40" w:type="dxa"/>
+              <w:bottom w:w="40" w:type="dxa"/>
+              <w:left w:w="60" w:type="dxa"/>
+              <w:right w:w="60" w:type="dxa"/>
+            </w:tcMar>
+          </w:tcPr>
+          <w:p>
+            <w:pPr>
+              <w:spacing w:line="276" w:lineRule="auto" w:after="20" w:before="20"/>
+            </w:pPr>
+            <w:r>
+              <w:rPr>
+                <w:rFonts w:ascii="Times New Roman" w:hAnsi="Times New Roman"/>
+                <w:sz w:val="19"/>
+              </w:rPr>
+              <w:t>CSP terstandarisasi, anti-clickjacking, session JWT 24 jam.</w:t>
+            </w:r>
+          </w:p>
+        </w:tc>
+      </w:tr>
+      <w:tr>
+        <w:tc>
+          <w:tcPr>
+            <w:tcW w:type="dxa" w:w="2592"/>
+            <w:vAlign w:val="center"/>
+            <w:tcMar>
+              <w:top w:w="40" w:type="dxa"/>
+              <w:bottom w:w="40" w:type="dxa"/>
+              <w:left w:w="60" w:type="dxa"/>
+              <w:right w:w="60" w:type="dxa"/>
+            </w:tcMar>
+            <w:shd w:val="clear" w:color="auto" w:fill="F8FAFC"/>
+          </w:tcPr>
+          <w:p>
+            <w:pPr>
+              <w:spacing w:line="276" w:lineRule="auto" w:after="20" w:before="20"/>
+            </w:pPr>
+            <w:r>
+              <w:rPr>
+                <w:rFonts w:ascii="Times New Roman" w:hAnsi="Times New Roman"/>
+                <w:b/>
+                <w:sz w:val="19"/>
+              </w:rPr>
+              <w:t>Dataset &amp; Taksonomi</w:t>
+            </w:r>
+          </w:p>
+        </w:tc>
+        <w:tc>
+          <w:tcPr>
+            <w:tcW w:type="dxa" w:w="3168"/>
+            <w:vAlign w:val="center"/>
+            <w:tcMar>
+              <w:top w:w="40" w:type="dxa"/>
+              <w:bottom w:w="40" w:type="dxa"/>
+              <w:left w:w="60" w:type="dxa"/>
+              <w:right w:w="60" w:type="dxa"/>
+            </w:tcMar>
+            <w:shd w:val="clear" w:color="auto" w:fill="F8FAFC"/>
+          </w:tcPr>
+          <w:p>
+            <w:pPr>
+              <w:spacing w:line="276" w:lineRule="auto" w:after="20" w:before="20"/>
+            </w:pPr>
+            <w:r>
+              <w:rPr>
+                <w:rFonts w:ascii="Times New Roman" w:hAnsi="Times New Roman"/>
+                <w:sz w:val="19"/>
+              </w:rPr>
+              <w:t>Curated Taxonomy (4 Rumpun, 7 Peran)</w:t>
+            </w:r>
+          </w:p>
+        </w:tc>
+        <w:tc>
+          <w:tcPr>
+            <w:tcW w:type="dxa" w:w="4032"/>
+            <w:vAlign w:val="center"/>
+            <w:tcMar>
+              <w:top w:w="40" w:type="dxa"/>
+              <w:bottom w:w="40" w:type="dxa"/>
+              <w:left w:w="60" w:type="dxa"/>
+              <w:right w:w="60" w:type="dxa"/>
+            </w:tcMar>
+            <w:shd w:val="clear" w:color="auto" w:fill="F8FAFC"/>
+          </w:tcPr>
+          <w:p>
+            <w:pPr>
+              <w:spacing w:line="276" w:lineRule="auto" w:after="20" w:before="20"/>
+            </w:pPr>
+            <w:r>
+              <w:rPr>
+                <w:rFonts w:ascii="Times New Roman" w:hAnsi="Times New Roman"/>
+                <w:sz w:val="19"/>
+              </w:rPr>
+              <w:t>Standar kompetensi IT, Bisnis, Pemasaran, dan Keuangan.</w:t>
+            </w:r>
+          </w:p>
+        </w:tc>
+      </w:tr>
+    </w:tbl>
+    <w:p>
+      <w:pPr>
+        <w:spacing w:line="360" w:lineRule="auto" w:after="80" w:before="0"/>
+        <w:jc w:val="left"/>
+      </w:pPr>
+    </w:p>
+    <w:p>
+      <w:pPr>
+        <w:keepNext/>
+        <w:spacing w:line="360" w:lineRule="auto" w:before="200" w:after="80"/>
+      </w:pPr>
+      <w:r>
+        <w:rPr>
+          <w:rFonts w:ascii="Times New Roman" w:hAnsi="Times New Roman"/>
+          <w:b/>
+          <w:color w:val="0F172A"/>
+          <w:sz w:val="26"/>
+        </w:rPr>
+        <w:t>H. DESAIN SISTEM &amp; PROTOTIPE</w:t>
+      </w:r>
+    </w:p>
+    <w:p>
+      <w:pPr>
+        <w:spacing w:line="360" w:lineRule="auto" w:after="60" w:before="0"/>
+        <w:jc w:val="left"/>
+      </w:pPr>
+      <w:r>
+        <w:rPr>
+          <w:rFonts w:ascii="Times New Roman" w:hAnsi="Times New Roman"/>
+          <w:b w:val="0"/>
+          <w:i w:val="0"/>
+          <w:color w:val="0F172A"/>
+          <w:sz w:val="24"/>
+        </w:rPr>
+        <w:t>Sistem dirancang dalam arsitektur bertingkat yang memisahkan Klien PWA multi-device, Next.js Route Handlers Serverless di Vercel, Microservice Golang gRPC performa tinggi, Gemini AI Socratic Engine, serta database terdistribusi Neon PostgreSQL.</w:t>
+      </w:r>
+    </w:p>
+    <w:p>
+      <w:pPr>
+        <w:pStyle w:val="ListBullet"/>
+        <w:spacing w:line="360" w:lineRule="auto" w:after="40" w:before="0"/>
+      </w:pPr>
+      <w:r>
+        <w:rPr>
+          <w:rFonts w:ascii="Times New Roman" w:hAnsi="Times New Roman"/>
+          <w:b/>
+          <w:sz w:val="24"/>
+        </w:rPr>
+        <w:t xml:space="preserve">MOD-01 Fast CV Builder &amp; Socratic Workspace: </w:t>
+      </w:r>
+      <w:r>
+        <w:rPr>
+          <w:rFonts w:ascii="Times New Roman" w:hAnsi="Times New Roman"/>
+          <w:sz w:val="24"/>
+        </w:rPr>
+        <w:t>Pengisian 4 tab terstruktur dengan template Executive Modern Layout dan Harvard Classic ATS Standard, pratinjau lembar A4 nyata, sensor PII otomatis, dan ekspor jsPDF vektor.</w:t>
+      </w:r>
+    </w:p>
+    <w:p>
+      <w:pPr>
+        <w:pStyle w:val="ListBullet"/>
+        <w:spacing w:line="360" w:lineRule="auto" w:after="40" w:before="0"/>
+      </w:pPr>
+      <w:r>
+        <w:rPr>
+          <w:rFonts w:ascii="Times New Roman" w:hAnsi="Times New Roman"/>
+          <w:b/>
+          <w:sz w:val="24"/>
+        </w:rPr>
+        <w:t xml:space="preserve">MOD-02 Skill-Gap Analysis &amp; Roadmap: </w:t>
+      </w:r>
+      <w:r>
+        <w:rPr>
+          <w:rFonts w:ascii="Times New Roman" w:hAnsi="Times New Roman"/>
+          <w:sz w:val="24"/>
+        </w:rPr>
+        <w:t>Selector 4 rumpun ilmu, matriks kompetensi visual 3 warna, dan Actionable Roadmap 4 minggu.</w:t>
+      </w:r>
+    </w:p>
+    <w:p>
+      <w:pPr>
+        <w:pStyle w:val="ListBullet"/>
+        <w:spacing w:line="360" w:lineRule="auto" w:after="40" w:before="0"/>
+      </w:pPr>
+      <w:r>
+        <w:rPr>
+          <w:rFonts w:ascii="Times New Roman" w:hAnsi="Times New Roman"/>
+          <w:b/>
+          <w:sz w:val="24"/>
+        </w:rPr>
+        <w:t xml:space="preserve">MOD-03 Cognitive Mock Interview: </w:t>
+      </w:r>
+      <w:r>
+        <w:rPr>
+          <w:rFonts w:ascii="Times New Roman" w:hAnsi="Times New Roman"/>
+          <w:sz w:val="24"/>
+        </w:rPr>
+        <w:t>Simulasi tanya jawab adaptif dengan dynamic probe, penguncian refleksi mandiri, dan evaluasi 4 pilar STAR.</w:t>
+      </w:r>
+    </w:p>
+    <w:p>
+      <w:pPr>
+        <w:pStyle w:val="ListBullet"/>
+        <w:spacing w:line="360" w:lineRule="auto" w:after="40" w:before="0"/>
+      </w:pPr>
+      <w:r>
+        <w:rPr>
+          <w:rFonts w:ascii="Times New Roman" w:hAnsi="Times New Roman"/>
+          <w:b/>
+          <w:sz w:val="24"/>
+        </w:rPr>
+        <w:t xml:space="preserve">MOD-04 Career Opportunity Discovery: </w:t>
+      </w:r>
+      <w:r>
+        <w:rPr>
+          <w:rFonts w:ascii="Times New Roman" w:hAnsi="Times New Roman"/>
+          <w:sz w:val="24"/>
+        </w:rPr>
+        <w:t>Pencocokan peluang kerja terkurasi dengan penjelasan Explainable AI mengapa peran relevan.</w:t>
       </w:r>
     </w:p>
     <w:p>
@@ -1746,94 +2931,465 @@
         <w:rPr>
           <w:rFonts w:ascii="Times New Roman" w:hAnsi="Times New Roman"/>
           <w:b/>
-          <w:color w:val="1E293B"/>
-          <w:sz w:val="25"/>
+          <w:color w:val="0F172A"/>
+          <w:sz w:val="26"/>
         </w:rPr>
-        <w:t>F.1 Tujuan Program</w:t>
+        <w:t>I. IMPLEMENTASI DAN ROADMAP PENGEMBANGAN</w:t>
       </w:r>
     </w:p>
     <w:p>
       <w:pPr>
-        <w:pStyle w:val="ListBullet"/>
         <w:spacing w:line="360" w:lineRule="auto" w:after="60" w:before="0"/>
+        <w:jc w:val="left"/>
+      </w:pPr>
+      <w:r>
+        <w:rPr>
+          <w:rFonts w:ascii="Times New Roman" w:hAnsi="Times New Roman"/>
+          <w:b w:val="0"/>
+          <w:i w:val="0"/>
+          <w:color w:val="0F172A"/>
+          <w:sz w:val="24"/>
+        </w:rPr>
+        <w:t>Status Implementasi: Seluruh modul telah selesai 100% dan beroperasi live di cloud: https://career-student-ai.vercel.app (repositori terbuka: https://github.com/rikiardiansyah-web/CareerStudentAI), lulus kompilasi 14 rute, 42 skenario blackbox testing PASS, dan lolos audit penetrasi OWASP Top 10.</w:t>
+      </w:r>
+    </w:p>
+    <w:tbl>
+      <w:tblPr>
+        <w:tblW w:type="auto" w:w="0"/>
+        <w:jc w:val="center"/>
+        <w:tblLayout w:type="fixed"/>
+        <w:tblLook w:firstColumn="1" w:firstRow="1" w:lastColumn="0" w:lastRow="0" w:noHBand="0" w:noVBand="1" w:val="04A0"/>
+      </w:tblPr>
+      <w:tblGrid>
+        <w:gridCol w:w="2933"/>
+        <w:gridCol w:w="2933"/>
+        <w:gridCol w:w="2933"/>
+      </w:tblGrid>
+      <w:tr>
+        <w:tc>
+          <w:tcPr>
+            <w:tcW w:type="dxa" w:w="2160"/>
+            <w:vAlign w:val="center"/>
+            <w:tcMar>
+              <w:top w:w="40" w:type="dxa"/>
+              <w:bottom w:w="40" w:type="dxa"/>
+              <w:left w:w="60" w:type="dxa"/>
+              <w:right w:w="60" w:type="dxa"/>
+            </w:tcMar>
+            <w:shd w:val="clear" w:color="auto" w:fill="0F172A"/>
+          </w:tcPr>
+          <w:p>
+            <w:pPr>
+              <w:spacing w:line="276" w:lineRule="auto" w:after="20" w:before="20"/>
+            </w:pPr>
+            <w:r>
+              <w:rPr>
+                <w:rFonts w:ascii="Times New Roman" w:hAnsi="Times New Roman"/>
+                <w:b/>
+                <w:color w:val="FFFFFF"/>
+                <w:sz w:val="19"/>
+              </w:rPr>
+              <w:t>Periode</w:t>
+            </w:r>
+          </w:p>
+        </w:tc>
+        <w:tc>
+          <w:tcPr>
+            <w:tcW w:type="dxa" w:w="3168"/>
+            <w:vAlign w:val="center"/>
+            <w:tcMar>
+              <w:top w:w="40" w:type="dxa"/>
+              <w:bottom w:w="40" w:type="dxa"/>
+              <w:left w:w="60" w:type="dxa"/>
+              <w:right w:w="60" w:type="dxa"/>
+            </w:tcMar>
+            <w:shd w:val="clear" w:color="auto" w:fill="0F172A"/>
+          </w:tcPr>
+          <w:p>
+            <w:pPr>
+              <w:spacing w:line="276" w:lineRule="auto" w:after="20" w:before="20"/>
+            </w:pPr>
+            <w:r>
+              <w:rPr>
+                <w:rFonts w:ascii="Times New Roman" w:hAnsi="Times New Roman"/>
+                <w:b/>
+                <w:color w:val="FFFFFF"/>
+                <w:sz w:val="19"/>
+              </w:rPr>
+              <w:t>Milestone Utama</w:t>
+            </w:r>
+          </w:p>
+        </w:tc>
+        <w:tc>
+          <w:tcPr>
+            <w:tcW w:type="dxa" w:w="4464"/>
+            <w:vAlign w:val="center"/>
+            <w:tcMar>
+              <w:top w:w="40" w:type="dxa"/>
+              <w:bottom w:w="40" w:type="dxa"/>
+              <w:left w:w="60" w:type="dxa"/>
+              <w:right w:w="60" w:type="dxa"/>
+            </w:tcMar>
+            <w:shd w:val="clear" w:color="auto" w:fill="0F172A"/>
+          </w:tcPr>
+          <w:p>
+            <w:pPr>
+              <w:spacing w:line="276" w:lineRule="auto" w:after="20" w:before="20"/>
+            </w:pPr>
+            <w:r>
+              <w:rPr>
+                <w:rFonts w:ascii="Times New Roman" w:hAnsi="Times New Roman"/>
+                <w:b/>
+                <w:color w:val="FFFFFF"/>
+                <w:sz w:val="19"/>
+              </w:rPr>
+              <w:t>Luaran &amp; Sasaran Utama</w:t>
+            </w:r>
+          </w:p>
+        </w:tc>
+      </w:tr>
+      <w:tr>
+        <w:tc>
+          <w:tcPr>
+            <w:tcW w:type="dxa" w:w="2160"/>
+            <w:vAlign w:val="center"/>
+            <w:tcMar>
+              <w:top w:w="40" w:type="dxa"/>
+              <w:bottom w:w="40" w:type="dxa"/>
+              <w:left w:w="60" w:type="dxa"/>
+              <w:right w:w="60" w:type="dxa"/>
+            </w:tcMar>
+            <w:shd w:val="clear" w:color="auto" w:fill="F8FAFC"/>
+          </w:tcPr>
+          <w:p>
+            <w:pPr>
+              <w:spacing w:line="276" w:lineRule="auto" w:after="20" w:before="20"/>
+            </w:pPr>
+            <w:r>
+              <w:rPr>
+                <w:rFonts w:ascii="Times New Roman" w:hAnsi="Times New Roman"/>
+                <w:b/>
+                <w:sz w:val="19"/>
+              </w:rPr>
+              <w:t>Fase 1 (Selesai)</w:t>
+            </w:r>
+          </w:p>
+        </w:tc>
+        <w:tc>
+          <w:tcPr>
+            <w:tcW w:type="dxa" w:w="3168"/>
+            <w:vAlign w:val="center"/>
+            <w:tcMar>
+              <w:top w:w="40" w:type="dxa"/>
+              <w:bottom w:w="40" w:type="dxa"/>
+              <w:left w:w="60" w:type="dxa"/>
+              <w:right w:w="60" w:type="dxa"/>
+            </w:tcMar>
+            <w:shd w:val="clear" w:color="auto" w:fill="F8FAFC"/>
+          </w:tcPr>
+          <w:p>
+            <w:pPr>
+              <w:spacing w:line="276" w:lineRule="auto" w:after="20" w:before="20"/>
+            </w:pPr>
+            <w:r>
+              <w:rPr>
+                <w:rFonts w:ascii="Times New Roman" w:hAnsi="Times New Roman"/>
+                <w:sz w:val="19"/>
+              </w:rPr>
+              <w:t>MVP Core Production</w:t>
+            </w:r>
+          </w:p>
+        </w:tc>
+        <w:tc>
+          <w:tcPr>
+            <w:tcW w:type="dxa" w:w="4464"/>
+            <w:vAlign w:val="center"/>
+            <w:tcMar>
+              <w:top w:w="40" w:type="dxa"/>
+              <w:bottom w:w="40" w:type="dxa"/>
+              <w:left w:w="60" w:type="dxa"/>
+              <w:right w:w="60" w:type="dxa"/>
+            </w:tcMar>
+            <w:shd w:val="clear" w:color="auto" w:fill="F8FAFC"/>
+          </w:tcPr>
+          <w:p>
+            <w:pPr>
+              <w:spacing w:line="276" w:lineRule="auto" w:after="20" w:before="20"/>
+            </w:pPr>
+            <w:r>
+              <w:rPr>
+                <w:rFonts w:ascii="Times New Roman" w:hAnsi="Times New Roman"/>
+                <w:sz w:val="19"/>
+              </w:rPr>
+              <w:t>Aplikasi PWA lengkap 4 modul live di Vercel Cloud, Neon DB, 42 uji PASS.</w:t>
+            </w:r>
+          </w:p>
+        </w:tc>
+      </w:tr>
+      <w:tr>
+        <w:tc>
+          <w:tcPr>
+            <w:tcW w:type="dxa" w:w="2160"/>
+            <w:vAlign w:val="center"/>
+            <w:tcMar>
+              <w:top w:w="40" w:type="dxa"/>
+              <w:bottom w:w="40" w:type="dxa"/>
+              <w:left w:w="60" w:type="dxa"/>
+              <w:right w:w="60" w:type="dxa"/>
+            </w:tcMar>
+          </w:tcPr>
+          <w:p>
+            <w:pPr>
+              <w:spacing w:line="276" w:lineRule="auto" w:after="20" w:before="20"/>
+            </w:pPr>
+            <w:r>
+              <w:rPr>
+                <w:rFonts w:ascii="Times New Roman" w:hAnsi="Times New Roman"/>
+                <w:b/>
+                <w:sz w:val="19"/>
+              </w:rPr>
+              <w:t>Bulan 1–2</w:t>
+            </w:r>
+          </w:p>
+        </w:tc>
+        <w:tc>
+          <w:tcPr>
+            <w:tcW w:type="dxa" w:w="3168"/>
+            <w:vAlign w:val="center"/>
+            <w:tcMar>
+              <w:top w:w="40" w:type="dxa"/>
+              <w:bottom w:w="40" w:type="dxa"/>
+              <w:left w:w="60" w:type="dxa"/>
+              <w:right w:w="60" w:type="dxa"/>
+            </w:tcMar>
+          </w:tcPr>
+          <w:p>
+            <w:pPr>
+              <w:spacing w:line="276" w:lineRule="auto" w:after="20" w:before="20"/>
+            </w:pPr>
+            <w:r>
+              <w:rPr>
+                <w:rFonts w:ascii="Times New Roman" w:hAnsi="Times New Roman"/>
+                <w:sz w:val="19"/>
+              </w:rPr>
+              <w:t>Pilot Testing 5 Kampus Mitra</w:t>
+            </w:r>
+          </w:p>
+        </w:tc>
+        <w:tc>
+          <w:tcPr>
+            <w:tcW w:type="dxa" w:w="4464"/>
+            <w:vAlign w:val="center"/>
+            <w:tcMar>
+              <w:top w:w="40" w:type="dxa"/>
+              <w:bottom w:w="40" w:type="dxa"/>
+              <w:left w:w="60" w:type="dxa"/>
+              <w:right w:w="60" w:type="dxa"/>
+            </w:tcMar>
+          </w:tcPr>
+          <w:p>
+            <w:pPr>
+              <w:spacing w:line="276" w:lineRule="auto" w:after="20" w:before="20"/>
+            </w:pPr>
+            <w:r>
+              <w:rPr>
+                <w:rFonts w:ascii="Times New Roman" w:hAnsi="Times New Roman"/>
+                <w:sz w:val="19"/>
+              </w:rPr>
+              <w:t>Uji coba lapangan terhadap 300+ mahasiswa di 5 universitas mitra; evaluasi UEQ.</w:t>
+            </w:r>
+          </w:p>
+        </w:tc>
+      </w:tr>
+      <w:tr>
+        <w:tc>
+          <w:tcPr>
+            <w:tcW w:type="dxa" w:w="2160"/>
+            <w:vAlign w:val="center"/>
+            <w:tcMar>
+              <w:top w:w="40" w:type="dxa"/>
+              <w:bottom w:w="40" w:type="dxa"/>
+              <w:left w:w="60" w:type="dxa"/>
+              <w:right w:w="60" w:type="dxa"/>
+            </w:tcMar>
+            <w:shd w:val="clear" w:color="auto" w:fill="F8FAFC"/>
+          </w:tcPr>
+          <w:p>
+            <w:pPr>
+              <w:spacing w:line="276" w:lineRule="auto" w:after="20" w:before="20"/>
+            </w:pPr>
+            <w:r>
+              <w:rPr>
+                <w:rFonts w:ascii="Times New Roman" w:hAnsi="Times New Roman"/>
+                <w:b/>
+                <w:sz w:val="19"/>
+              </w:rPr>
+              <w:t>Bulan 2</w:t>
+            </w:r>
+          </w:p>
+        </w:tc>
+        <w:tc>
+          <w:tcPr>
+            <w:tcW w:type="dxa" w:w="3168"/>
+            <w:vAlign w:val="center"/>
+            <w:tcMar>
+              <w:top w:w="40" w:type="dxa"/>
+              <w:bottom w:w="40" w:type="dxa"/>
+              <w:left w:w="60" w:type="dxa"/>
+              <w:right w:w="60" w:type="dxa"/>
+            </w:tcMar>
+            <w:shd w:val="clear" w:color="auto" w:fill="F8FAFC"/>
+          </w:tcPr>
+          <w:p>
+            <w:pPr>
+              <w:spacing w:line="276" w:lineRule="auto" w:after="20" w:before="20"/>
+            </w:pPr>
+            <w:r>
+              <w:rPr>
+                <w:rFonts w:ascii="Times New Roman" w:hAnsi="Times New Roman"/>
+                <w:sz w:val="19"/>
+              </w:rPr>
+              <w:t>Integrasi Suara &amp; WebRTC</w:t>
+            </w:r>
+          </w:p>
+        </w:tc>
+        <w:tc>
+          <w:tcPr>
+            <w:tcW w:type="dxa" w:w="4464"/>
+            <w:vAlign w:val="center"/>
+            <w:tcMar>
+              <w:top w:w="40" w:type="dxa"/>
+              <w:bottom w:w="40" w:type="dxa"/>
+              <w:left w:w="60" w:type="dxa"/>
+              <w:right w:w="60" w:type="dxa"/>
+            </w:tcMar>
+            <w:shd w:val="clear" w:color="auto" w:fill="F8FAFC"/>
+          </w:tcPr>
+          <w:p>
+            <w:pPr>
+              <w:spacing w:line="276" w:lineRule="auto" w:after="20" w:before="20"/>
+            </w:pPr>
+            <w:r>
+              <w:rPr>
+                <w:rFonts w:ascii="Times New Roman" w:hAnsi="Times New Roman"/>
+                <w:sz w:val="19"/>
+              </w:rPr>
+              <w:t>Fitur latihan simulasi wawancara suara dua arah (voice-to-voice) real-time.</w:t>
+            </w:r>
+          </w:p>
+        </w:tc>
+      </w:tr>
+      <w:tr>
+        <w:tc>
+          <w:tcPr>
+            <w:tcW w:type="dxa" w:w="2160"/>
+            <w:vAlign w:val="center"/>
+            <w:tcMar>
+              <w:top w:w="40" w:type="dxa"/>
+              <w:bottom w:w="40" w:type="dxa"/>
+              <w:left w:w="60" w:type="dxa"/>
+              <w:right w:w="60" w:type="dxa"/>
+            </w:tcMar>
+          </w:tcPr>
+          <w:p>
+            <w:pPr>
+              <w:spacing w:line="276" w:lineRule="auto" w:after="20" w:before="20"/>
+            </w:pPr>
+            <w:r>
+              <w:rPr>
+                <w:rFonts w:ascii="Times New Roman" w:hAnsi="Times New Roman"/>
+                <w:b/>
+                <w:sz w:val="19"/>
+              </w:rPr>
+              <w:t>Bulan 3–4</w:t>
+            </w:r>
+          </w:p>
+        </w:tc>
+        <w:tc>
+          <w:tcPr>
+            <w:tcW w:type="dxa" w:w="3168"/>
+            <w:vAlign w:val="center"/>
+            <w:tcMar>
+              <w:top w:w="40" w:type="dxa"/>
+              <w:bottom w:w="40" w:type="dxa"/>
+              <w:left w:w="60" w:type="dxa"/>
+              <w:right w:w="60" w:type="dxa"/>
+            </w:tcMar>
+          </w:tcPr>
+          <w:p>
+            <w:pPr>
+              <w:spacing w:line="276" w:lineRule="auto" w:after="20" w:before="20"/>
+            </w:pPr>
+            <w:r>
+              <w:rPr>
+                <w:rFonts w:ascii="Times New Roman" w:hAnsi="Times New Roman"/>
+                <w:sz w:val="19"/>
+              </w:rPr>
+              <w:t>Kemitraan CDC Kampus</w:t>
+            </w:r>
+          </w:p>
+        </w:tc>
+        <w:tc>
+          <w:tcPr>
+            <w:tcW w:type="dxa" w:w="4464"/>
+            <w:vAlign w:val="center"/>
+            <w:tcMar>
+              <w:top w:w="40" w:type="dxa"/>
+              <w:bottom w:w="40" w:type="dxa"/>
+              <w:left w:w="60" w:type="dxa"/>
+              <w:right w:w="60" w:type="dxa"/>
+            </w:tcMar>
+          </w:tcPr>
+          <w:p>
+            <w:pPr>
+              <w:spacing w:line="276" w:lineRule="auto" w:after="20" w:before="20"/>
+            </w:pPr>
+            <w:r>
+              <w:rPr>
+                <w:rFonts w:ascii="Times New Roman" w:hAnsi="Times New Roman"/>
+                <w:sz w:val="19"/>
+              </w:rPr>
+              <w:t>Integrasi dengan Pusat Karier Perguruan Tinggi guna pemantauan kesiapan kerja.</w:t>
+            </w:r>
+          </w:p>
+        </w:tc>
+      </w:tr>
+    </w:tbl>
+    <w:p>
+      <w:pPr>
+        <w:spacing w:line="360" w:lineRule="auto" w:after="80" w:before="0"/>
+        <w:jc w:val="left"/>
+      </w:pPr>
+    </w:p>
+    <w:p>
+      <w:pPr>
+        <w:keepNext/>
+        <w:spacing w:line="360" w:lineRule="auto" w:before="200" w:after="80"/>
       </w:pPr>
       <w:r>
         <w:rPr>
           <w:rFonts w:ascii="Times New Roman" w:hAnsi="Times New Roman"/>
           <w:b/>
-          <w:sz w:val="24"/>
+          <w:color w:val="0F172A"/>
+          <w:sz w:val="26"/>
         </w:rPr>
-        <w:t xml:space="preserve">1. </w:t>
-      </w:r>
-      <w:r>
-        <w:rPr>
-          <w:rFonts w:ascii="Times New Roman" w:hAnsi="Times New Roman"/>
-          <w:sz w:val="24"/>
-        </w:rPr>
-        <w:t>Meningkatkan kualitas penulisan resume mahasiswa dengan standar ATS internasional dan format visual profesional.</w:t>
+        <w:t>J. PENUTUP</w:t>
       </w:r>
     </w:p>
     <w:p>
       <w:pPr>
-        <w:pStyle w:val="ListBullet"/>
         <w:spacing w:line="360" w:lineRule="auto" w:after="60" w:before="0"/>
+        <w:jc w:val="left"/>
       </w:pPr>
       <w:r>
         <w:rPr>
           <w:rFonts w:ascii="Times New Roman" w:hAnsi="Times New Roman"/>
-          <w:b/>
+          <w:b w:val="0"/>
+          <w:i w:val="0"/>
+          <w:color w:val="0F172A"/>
           <w:sz w:val="24"/>
         </w:rPr>
-        <w:t xml:space="preserve">2. </w:t>
-      </w:r>
-      <w:r>
-        <w:rPr>
-          <w:rFonts w:ascii="Times New Roman" w:hAnsi="Times New Roman"/>
-          <w:sz w:val="24"/>
-        </w:rPr>
-        <w:t>Menghilangkan ketergantungan pasif pada teks otomatis generatif melalui pembiasaan refleksi kritis berbasis data.</w:t>
-      </w:r>
-    </w:p>
-    <w:p>
-      <w:pPr>
-        <w:pStyle w:val="ListBullet"/>
-        <w:spacing w:line="360" w:lineRule="auto" w:after="60" w:before="0"/>
-      </w:pPr>
-      <w:r>
-        <w:rPr>
-          <w:rFonts w:ascii="Times New Roman" w:hAnsi="Times New Roman"/>
-          <w:b/>
-          <w:sz w:val="24"/>
-        </w:rPr>
-        <w:t xml:space="preserve">3. </w:t>
-      </w:r>
-      <w:r>
-        <w:rPr>
-          <w:rFonts w:ascii="Times New Roman" w:hAnsi="Times New Roman"/>
-          <w:sz w:val="24"/>
-        </w:rPr>
-        <w:t>Mempercepat penutupan kesenjangan kompetensi (skill-gap) melalui panduan belajar mingguan yang terstruktur 4 minggu.</w:t>
-      </w:r>
-    </w:p>
-    <w:p>
-      <w:pPr>
-        <w:pStyle w:val="ListBullet"/>
-        <w:spacing w:line="360" w:lineRule="auto" w:after="60" w:before="0"/>
-      </w:pPr>
-      <w:r>
-        <w:rPr>
-          <w:rFonts w:ascii="Times New Roman" w:hAnsi="Times New Roman"/>
-          <w:b/>
-          <w:sz w:val="24"/>
-        </w:rPr>
-        <w:t xml:space="preserve">4. </w:t>
-      </w:r>
-      <w:r>
-        <w:rPr>
-          <w:rFonts w:ascii="Times New Roman" w:hAnsi="Times New Roman"/>
-          <w:sz w:val="24"/>
-        </w:rPr>
-        <w:t>Membangun kepercayaan diri kandidat dalam menghadapi wawancara kerja berbasis metode STAR.</w:t>
+        <w:t>CAREERSTUDENT AI bukan sekadar piranti lunak pembuatan resume, melainkan sebuah gerakan rekayasa pedagogis untuk mengembalikan kedaulatan berpikir dan orisinalitas penalaran kepada mahasiswa Indonesia di tengah gelombang AI generatif. Melalui ajang GDI FEST 2026, Tim AQUAMAN TEKNOKRAT siap mengakselerasi inovasi ini menjadi solusi nasional yang menjembatani talenta muda menuju karier masa depan yang berdaya saing dan bermartabat.</w:t>
       </w:r>
     </w:p>
     <w:p>
@@ -1845,2431 +3401,8 @@
         <w:rPr>
           <w:rFonts w:ascii="Times New Roman" w:hAnsi="Times New Roman"/>
           <w:b/>
-          <w:color w:val="1E293B"/>
-          <w:sz w:val="25"/>
-        </w:rPr>
-        <w:t>F.2 Metrik Dampak Terukur (Measurable Impact Metrics)</w:t>
-      </w:r>
-    </w:p>
-    <w:tbl>
-      <w:tblPr>
-        <w:tblW w:type="auto" w:w="0"/>
-        <w:jc w:val="center"/>
-        <w:tblLayout w:type="fixed"/>
-        <w:tblLook w:firstColumn="1" w:firstRow="1" w:lastColumn="0" w:lastRow="0" w:noHBand="0" w:noVBand="1" w:val="04A0"/>
-      </w:tblPr>
-      <w:tblGrid>
-        <w:gridCol w:w="2923"/>
-        <w:gridCol w:w="2923"/>
-        <w:gridCol w:w="2923"/>
-      </w:tblGrid>
-      <w:tr>
-        <w:tc>
-          <w:tcPr>
-            <w:tcW w:type="dxa" w:w="3168"/>
-            <w:vAlign w:val="center"/>
-            <w:tcMar>
-              <w:top w:w="70" w:type="dxa"/>
-              <w:bottom w:w="70" w:type="dxa"/>
-              <w:left w:w="90" w:type="dxa"/>
-              <w:right w:w="90" w:type="dxa"/>
-            </w:tcMar>
-            <w:shd w:val="clear" w:color="auto" w:fill="0F172A"/>
-          </w:tcPr>
-          <w:p>
-            <w:pPr>
-              <w:spacing w:line="276" w:lineRule="auto" w:after="40" w:before="40"/>
-            </w:pPr>
-            <w:r>
-              <w:rPr>
-                <w:rFonts w:ascii="Times New Roman" w:hAnsi="Times New Roman"/>
-                <w:b/>
-                <w:color w:val="FFFFFF"/>
-                <w:sz w:val="21"/>
-              </w:rPr>
-              <w:t>Indikator Dampak</w:t>
-            </w:r>
-          </w:p>
-        </w:tc>
-        <w:tc>
-          <w:tcPr>
-            <w:tcW w:type="dxa" w:w="2880"/>
-            <w:vAlign w:val="center"/>
-            <w:tcMar>
-              <w:top w:w="70" w:type="dxa"/>
-              <w:bottom w:w="70" w:type="dxa"/>
-              <w:left w:w="90" w:type="dxa"/>
-              <w:right w:w="90" w:type="dxa"/>
-            </w:tcMar>
-            <w:shd w:val="clear" w:color="auto" w:fill="0F172A"/>
-          </w:tcPr>
-          <w:p>
-            <w:pPr>
-              <w:spacing w:line="276" w:lineRule="auto" w:after="40" w:before="40"/>
-            </w:pPr>
-            <w:r>
-              <w:rPr>
-                <w:rFonts w:ascii="Times New Roman" w:hAnsi="Times New Roman"/>
-                <w:b/>
-                <w:color w:val="FFFFFF"/>
-                <w:sz w:val="21"/>
-              </w:rPr>
-              <w:t>Target Kuantitatif</w:t>
-            </w:r>
-          </w:p>
-        </w:tc>
-        <w:tc>
-          <w:tcPr>
-            <w:tcW w:type="dxa" w:w="3744"/>
-            <w:vAlign w:val="center"/>
-            <w:tcMar>
-              <w:top w:w="70" w:type="dxa"/>
-              <w:bottom w:w="70" w:type="dxa"/>
-              <w:left w:w="90" w:type="dxa"/>
-              <w:right w:w="90" w:type="dxa"/>
-            </w:tcMar>
-            <w:shd w:val="clear" w:color="auto" w:fill="0F172A"/>
-          </w:tcPr>
-          <w:p>
-            <w:pPr>
-              <w:spacing w:line="276" w:lineRule="auto" w:after="40" w:before="40"/>
-            </w:pPr>
-            <w:r>
-              <w:rPr>
-                <w:rFonts w:ascii="Times New Roman" w:hAnsi="Times New Roman"/>
-                <w:b/>
-                <w:color w:val="FFFFFF"/>
-                <w:sz w:val="21"/>
-              </w:rPr>
-              <w:t>Metode Pengukuran &amp; Validasi</w:t>
-            </w:r>
-          </w:p>
-        </w:tc>
-      </w:tr>
-      <w:tr>
-        <w:tc>
-          <w:tcPr>
-            <w:tcW w:type="dxa" w:w="3168"/>
-            <w:vAlign w:val="center"/>
-            <w:tcMar>
-              <w:top w:w="70" w:type="dxa"/>
-              <w:bottom w:w="70" w:type="dxa"/>
-              <w:left w:w="90" w:type="dxa"/>
-              <w:right w:w="90" w:type="dxa"/>
-            </w:tcMar>
-            <w:shd w:val="clear" w:color="auto" w:fill="F8FAFC"/>
-          </w:tcPr>
-          <w:p>
-            <w:pPr>
-              <w:spacing w:line="276" w:lineRule="auto" w:after="40" w:before="40"/>
-            </w:pPr>
-            <w:r>
-              <w:rPr>
-                <w:rFonts w:ascii="Times New Roman" w:hAnsi="Times New Roman"/>
-                <w:b/>
-                <w:sz w:val="21"/>
-              </w:rPr>
-              <w:t>Peningkatan Skor Keselarasan ATS</w:t>
-            </w:r>
-          </w:p>
-        </w:tc>
-        <w:tc>
-          <w:tcPr>
-            <w:tcW w:type="dxa" w:w="2880"/>
-            <w:vAlign w:val="center"/>
-            <w:tcMar>
-              <w:top w:w="70" w:type="dxa"/>
-              <w:bottom w:w="70" w:type="dxa"/>
-              <w:left w:w="90" w:type="dxa"/>
-              <w:right w:w="90" w:type="dxa"/>
-            </w:tcMar>
-            <w:shd w:val="clear" w:color="auto" w:fill="F8FAFC"/>
-          </w:tcPr>
-          <w:p>
-            <w:pPr>
-              <w:spacing w:line="276" w:lineRule="auto" w:after="40" w:before="40"/>
-            </w:pPr>
-            <w:r>
-              <w:rPr>
-                <w:rFonts w:ascii="Times New Roman" w:hAnsi="Times New Roman"/>
-                <w:sz w:val="21"/>
-              </w:rPr>
-              <w:t>Peningkatan rata-rata ≥ 35%</w:t>
-            </w:r>
-          </w:p>
-        </w:tc>
-        <w:tc>
-          <w:tcPr>
-            <w:tcW w:type="dxa" w:w="3744"/>
-            <w:vAlign w:val="center"/>
-            <w:tcMar>
-              <w:top w:w="70" w:type="dxa"/>
-              <w:bottom w:w="70" w:type="dxa"/>
-              <w:left w:w="90" w:type="dxa"/>
-              <w:right w:w="90" w:type="dxa"/>
-            </w:tcMar>
-            <w:shd w:val="clear" w:color="auto" w:fill="F8FAFC"/>
-          </w:tcPr>
-          <w:p>
-            <w:pPr>
-              <w:spacing w:line="276" w:lineRule="auto" w:after="40" w:before="40"/>
-            </w:pPr>
-            <w:r>
-              <w:rPr>
-                <w:rFonts w:ascii="Times New Roman" w:hAnsi="Times New Roman"/>
-                <w:sz w:val="21"/>
-              </w:rPr>
-              <w:t>Komparasi skor sebelum dan sesudah melalui Socratic Approval Gate.</w:t>
-            </w:r>
-          </w:p>
-        </w:tc>
-      </w:tr>
-      <w:tr>
-        <w:tc>
-          <w:tcPr>
-            <w:tcW w:type="dxa" w:w="3168"/>
-            <w:vAlign w:val="center"/>
-            <w:tcMar>
-              <w:top w:w="70" w:type="dxa"/>
-              <w:bottom w:w="70" w:type="dxa"/>
-              <w:left w:w="90" w:type="dxa"/>
-              <w:right w:w="90" w:type="dxa"/>
-            </w:tcMar>
-          </w:tcPr>
-          <w:p>
-            <w:pPr>
-              <w:spacing w:line="276" w:lineRule="auto" w:after="40" w:before="40"/>
-            </w:pPr>
-            <w:r>
-              <w:rPr>
-                <w:rFonts w:ascii="Times New Roman" w:hAnsi="Times New Roman"/>
-                <w:b/>
-                <w:sz w:val="21"/>
-              </w:rPr>
-              <w:t>Retensi Pemahaman Portofolio</w:t>
-            </w:r>
-          </w:p>
-        </w:tc>
-        <w:tc>
-          <w:tcPr>
-            <w:tcW w:type="dxa" w:w="2880"/>
-            <w:vAlign w:val="center"/>
-            <w:tcMar>
-              <w:top w:w="70" w:type="dxa"/>
-              <w:bottom w:w="70" w:type="dxa"/>
-              <w:left w:w="90" w:type="dxa"/>
-              <w:right w:w="90" w:type="dxa"/>
-            </w:tcMar>
-          </w:tcPr>
-          <w:p>
-            <w:pPr>
-              <w:spacing w:line="276" w:lineRule="auto" w:after="40" w:before="40"/>
-            </w:pPr>
-            <w:r>
-              <w:rPr>
-                <w:rFonts w:ascii="Times New Roman" w:hAnsi="Times New Roman"/>
-                <w:sz w:val="21"/>
-              </w:rPr>
-              <w:t>≥ 90% kandidat mampu mempertahankan argumen CV</w:t>
-            </w:r>
-          </w:p>
-        </w:tc>
-        <w:tc>
-          <w:tcPr>
-            <w:tcW w:type="dxa" w:w="3744"/>
-            <w:vAlign w:val="center"/>
-            <w:tcMar>
-              <w:top w:w="70" w:type="dxa"/>
-              <w:bottom w:w="70" w:type="dxa"/>
-              <w:left w:w="90" w:type="dxa"/>
-              <w:right w:w="90" w:type="dxa"/>
-            </w:tcMar>
-          </w:tcPr>
-          <w:p>
-            <w:pPr>
-              <w:spacing w:line="276" w:lineRule="auto" w:after="40" w:before="40"/>
-            </w:pPr>
-            <w:r>
-              <w:rPr>
-                <w:rFonts w:ascii="Times New Roman" w:hAnsi="Times New Roman"/>
-                <w:sz w:val="21"/>
-              </w:rPr>
-              <w:t>Validasi pada Cognitive Mock Interview (dimensi Action &amp; Result).</w:t>
-            </w:r>
-          </w:p>
-        </w:tc>
-      </w:tr>
-      <w:tr>
-        <w:tc>
-          <w:tcPr>
-            <w:tcW w:type="dxa" w:w="3168"/>
-            <w:vAlign w:val="center"/>
-            <w:tcMar>
-              <w:top w:w="70" w:type="dxa"/>
-              <w:bottom w:w="70" w:type="dxa"/>
-              <w:left w:w="90" w:type="dxa"/>
-              <w:right w:w="90" w:type="dxa"/>
-            </w:tcMar>
-            <w:shd w:val="clear" w:color="auto" w:fill="F8FAFC"/>
-          </w:tcPr>
-          <w:p>
-            <w:pPr>
-              <w:spacing w:line="276" w:lineRule="auto" w:after="40" w:before="40"/>
-            </w:pPr>
-            <w:r>
-              <w:rPr>
-                <w:rFonts w:ascii="Times New Roman" w:hAnsi="Times New Roman"/>
-                <w:b/>
-                <w:sz w:val="21"/>
-              </w:rPr>
-              <w:t>Efisiensi Pembuatan Resume Siap Pakai</w:t>
-            </w:r>
-          </w:p>
-        </w:tc>
-        <w:tc>
-          <w:tcPr>
-            <w:tcW w:type="dxa" w:w="2880"/>
-            <w:vAlign w:val="center"/>
-            <w:tcMar>
-              <w:top w:w="70" w:type="dxa"/>
-              <w:bottom w:w="70" w:type="dxa"/>
-              <w:left w:w="90" w:type="dxa"/>
-              <w:right w:w="90" w:type="dxa"/>
-            </w:tcMar>
-            <w:shd w:val="clear" w:color="auto" w:fill="F8FAFC"/>
-          </w:tcPr>
-          <w:p>
-            <w:pPr>
-              <w:spacing w:line="276" w:lineRule="auto" w:after="40" w:before="40"/>
-            </w:pPr>
-            <w:r>
-              <w:rPr>
-                <w:rFonts w:ascii="Times New Roman" w:hAnsi="Times New Roman"/>
-                <w:sz w:val="21"/>
-              </w:rPr>
-              <w:t>Pembuatan CV siap kirim &lt; 5 menit</w:t>
-            </w:r>
-          </w:p>
-        </w:tc>
-        <w:tc>
-          <w:tcPr>
-            <w:tcW w:type="dxa" w:w="3744"/>
-            <w:vAlign w:val="center"/>
-            <w:tcMar>
-              <w:top w:w="70" w:type="dxa"/>
-              <w:bottom w:w="70" w:type="dxa"/>
-              <w:left w:w="90" w:type="dxa"/>
-              <w:right w:w="90" w:type="dxa"/>
-            </w:tcMar>
-            <w:shd w:val="clear" w:color="auto" w:fill="F8FAFC"/>
-          </w:tcPr>
-          <w:p>
-            <w:pPr>
-              <w:spacing w:line="276" w:lineRule="auto" w:after="40" w:before="40"/>
-            </w:pPr>
-            <w:r>
-              <w:rPr>
-                <w:rFonts w:ascii="Times New Roman" w:hAnsi="Times New Roman"/>
-                <w:sz w:val="21"/>
-              </w:rPr>
-              <w:t>Uji coba Fast Builder dengan template Executive Modern &amp; Classic.</w:t>
-            </w:r>
-          </w:p>
-        </w:tc>
-      </w:tr>
-      <w:tr>
-        <w:tc>
-          <w:tcPr>
-            <w:tcW w:type="dxa" w:w="3168"/>
-            <w:vAlign w:val="center"/>
-            <w:tcMar>
-              <w:top w:w="70" w:type="dxa"/>
-              <w:bottom w:w="70" w:type="dxa"/>
-              <w:left w:w="90" w:type="dxa"/>
-              <w:right w:w="90" w:type="dxa"/>
-            </w:tcMar>
-          </w:tcPr>
-          <w:p>
-            <w:pPr>
-              <w:spacing w:line="276" w:lineRule="auto" w:after="40" w:before="40"/>
-            </w:pPr>
-            <w:r>
-              <w:rPr>
-                <w:rFonts w:ascii="Times New Roman" w:hAnsi="Times New Roman"/>
-                <w:b/>
-                <w:sz w:val="21"/>
-              </w:rPr>
-              <w:t>Keberhasilan Ekspor Berkas Fisik</w:t>
-            </w:r>
-          </w:p>
-        </w:tc>
-        <w:tc>
-          <w:tcPr>
-            <w:tcW w:type="dxa" w:w="2880"/>
-            <w:vAlign w:val="center"/>
-            <w:tcMar>
-              <w:top w:w="70" w:type="dxa"/>
-              <w:bottom w:w="70" w:type="dxa"/>
-              <w:left w:w="90" w:type="dxa"/>
-              <w:right w:w="90" w:type="dxa"/>
-            </w:tcMar>
-          </w:tcPr>
-          <w:p>
-            <w:pPr>
-              <w:spacing w:line="276" w:lineRule="auto" w:after="40" w:before="40"/>
-            </w:pPr>
-            <w:r>
-              <w:rPr>
-                <w:rFonts w:ascii="Times New Roman" w:hAnsi="Times New Roman"/>
-                <w:sz w:val="21"/>
-              </w:rPr>
-              <w:t>100% Success Rate tanpa blokir</w:t>
-            </w:r>
-          </w:p>
-        </w:tc>
-        <w:tc>
-          <w:tcPr>
-            <w:tcW w:type="dxa" w:w="3744"/>
-            <w:vAlign w:val="center"/>
-            <w:tcMar>
-              <w:top w:w="70" w:type="dxa"/>
-              <w:bottom w:w="70" w:type="dxa"/>
-              <w:left w:w="90" w:type="dxa"/>
-              <w:right w:w="90" w:type="dxa"/>
-            </w:tcMar>
-          </w:tcPr>
-          <w:p>
-            <w:pPr>
-              <w:spacing w:line="276" w:lineRule="auto" w:after="40" w:before="40"/>
-            </w:pPr>
-            <w:r>
-              <w:rPr>
-                <w:rFonts w:ascii="Times New Roman" w:hAnsi="Times New Roman"/>
-                <w:sz w:val="21"/>
-              </w:rPr>
-              <w:t>Pemanfaatan sintesis PDF client-side murni (jsPDF) kebal pop-up.</w:t>
-            </w:r>
-          </w:p>
-        </w:tc>
-      </w:tr>
-      <w:tr>
-        <w:tc>
-          <w:tcPr>
-            <w:tcW w:type="dxa" w:w="3168"/>
-            <w:vAlign w:val="center"/>
-            <w:tcMar>
-              <w:top w:w="70" w:type="dxa"/>
-              <w:bottom w:w="70" w:type="dxa"/>
-              <w:left w:w="90" w:type="dxa"/>
-              <w:right w:w="90" w:type="dxa"/>
-            </w:tcMar>
-            <w:shd w:val="clear" w:color="auto" w:fill="F8FAFC"/>
-          </w:tcPr>
-          <w:p>
-            <w:pPr>
-              <w:spacing w:line="276" w:lineRule="auto" w:after="40" w:before="40"/>
-            </w:pPr>
-            <w:r>
-              <w:rPr>
-                <w:rFonts w:ascii="Times New Roman" w:hAnsi="Times New Roman"/>
-                <w:b/>
-                <w:sz w:val="21"/>
-              </w:rPr>
-              <w:t>Akurasi Diagnostik Keterampilan</w:t>
-            </w:r>
-          </w:p>
-        </w:tc>
-        <w:tc>
-          <w:tcPr>
-            <w:tcW w:type="dxa" w:w="2880"/>
-            <w:vAlign w:val="center"/>
-            <w:tcMar>
-              <w:top w:w="70" w:type="dxa"/>
-              <w:bottom w:w="70" w:type="dxa"/>
-              <w:left w:w="90" w:type="dxa"/>
-              <w:right w:w="90" w:type="dxa"/>
-            </w:tcMar>
-            <w:shd w:val="clear" w:color="auto" w:fill="F8FAFC"/>
-          </w:tcPr>
-          <w:p>
-            <w:pPr>
-              <w:spacing w:line="276" w:lineRule="auto" w:after="40" w:before="40"/>
-            </w:pPr>
-            <w:r>
-              <w:rPr>
-                <w:rFonts w:ascii="Times New Roman" w:hAnsi="Times New Roman"/>
-                <w:sz w:val="21"/>
-              </w:rPr>
-              <w:t>Transparansi 100% tanpa nilai buatan</w:t>
-            </w:r>
-          </w:p>
-        </w:tc>
-        <w:tc>
-          <w:tcPr>
-            <w:tcW w:type="dxa" w:w="3744"/>
-            <w:vAlign w:val="center"/>
-            <w:tcMar>
-              <w:top w:w="70" w:type="dxa"/>
-              <w:bottom w:w="70" w:type="dxa"/>
-              <w:left w:w="90" w:type="dxa"/>
-              <w:right w:w="90" w:type="dxa"/>
-            </w:tcMar>
-            <w:shd w:val="clear" w:color="auto" w:fill="F8FAFC"/>
-          </w:tcPr>
-          <w:p>
-            <w:pPr>
-              <w:spacing w:line="276" w:lineRule="auto" w:after="40" w:before="40"/>
-            </w:pPr>
-            <w:r>
-              <w:rPr>
-                <w:rFonts w:ascii="Times New Roman" w:hAnsi="Times New Roman"/>
-                <w:sz w:val="21"/>
-              </w:rPr>
-              <w:t>Audit rumus formula kecocokan transparan (Explainable AI).</w:t>
-            </w:r>
-          </w:p>
-        </w:tc>
-      </w:tr>
-      <w:tr>
-        <w:tc>
-          <w:tcPr>
-            <w:tcW w:type="dxa" w:w="3168"/>
-            <w:vAlign w:val="center"/>
-            <w:tcMar>
-              <w:top w:w="70" w:type="dxa"/>
-              <w:bottom w:w="70" w:type="dxa"/>
-              <w:left w:w="90" w:type="dxa"/>
-              <w:right w:w="90" w:type="dxa"/>
-            </w:tcMar>
-          </w:tcPr>
-          <w:p>
-            <w:pPr>
-              <w:spacing w:line="276" w:lineRule="auto" w:after="40" w:before="40"/>
-            </w:pPr>
-            <w:r>
-              <w:rPr>
-                <w:rFonts w:ascii="Times New Roman" w:hAnsi="Times New Roman"/>
-                <w:b/>
-                <w:sz w:val="21"/>
-              </w:rPr>
-              <w:t>Integritas Privasi Pelamar</w:t>
-            </w:r>
-          </w:p>
-        </w:tc>
-        <w:tc>
-          <w:tcPr>
-            <w:tcW w:type="dxa" w:w="2880"/>
-            <w:vAlign w:val="center"/>
-            <w:tcMar>
-              <w:top w:w="70" w:type="dxa"/>
-              <w:bottom w:w="70" w:type="dxa"/>
-              <w:left w:w="90" w:type="dxa"/>
-              <w:right w:w="90" w:type="dxa"/>
-            </w:tcMar>
-          </w:tcPr>
-          <w:p>
-            <w:pPr>
-              <w:spacing w:line="276" w:lineRule="auto" w:after="40" w:before="40"/>
-            </w:pPr>
-            <w:r>
-              <w:rPr>
-                <w:rFonts w:ascii="Times New Roman" w:hAnsi="Times New Roman"/>
-                <w:sz w:val="21"/>
-              </w:rPr>
-              <w:t>0% kebocoran data sensitif</w:t>
-            </w:r>
-          </w:p>
-        </w:tc>
-        <w:tc>
-          <w:tcPr>
-            <w:tcW w:type="dxa" w:w="3744"/>
-            <w:vAlign w:val="center"/>
-            <w:tcMar>
-              <w:top w:w="70" w:type="dxa"/>
-              <w:bottom w:w="70" w:type="dxa"/>
-              <w:left w:w="90" w:type="dxa"/>
-              <w:right w:w="90" w:type="dxa"/>
-            </w:tcMar>
-          </w:tcPr>
-          <w:p>
-            <w:pPr>
-              <w:spacing w:line="276" w:lineRule="auto" w:after="40" w:before="40"/>
-            </w:pPr>
-            <w:r>
-              <w:rPr>
-                <w:rFonts w:ascii="Times New Roman" w:hAnsi="Times New Roman"/>
-                <w:sz w:val="21"/>
-              </w:rPr>
-              <w:t>Sensor otomatis PII Redaction Guard terhadap data berisiko.</w:t>
-            </w:r>
-          </w:p>
-        </w:tc>
-      </w:tr>
-    </w:tbl>
-    <w:p>
-      <w:pPr>
-        <w:spacing w:line="360" w:lineRule="auto" w:after="160" w:before="0"/>
-        <w:jc w:val="left"/>
-      </w:pPr>
-    </w:p>
-    <w:p>
-      <w:pPr>
-        <w:keepNext/>
-        <w:spacing w:line="360" w:lineRule="auto" w:before="280" w:after="120"/>
-      </w:pPr>
-      <w:r>
-        <w:rPr>
-          <w:rFonts w:ascii="Times New Roman" w:hAnsi="Times New Roman"/>
-          <w:b/>
           <w:color w:val="0F172A"/>
-          <w:sz w:val="28"/>
-        </w:rPr>
-        <w:t>G. TEKNOLOGI YANG DIGUNAKAN</w:t>
-      </w:r>
-    </w:p>
-    <w:p>
-      <w:pPr>
-        <w:spacing w:line="360" w:lineRule="auto" w:after="80" w:before="0"/>
-        <w:jc w:val="left"/>
-      </w:pPr>
-      <w:r>
-        <w:rPr>
-          <w:rFonts w:ascii="Times New Roman" w:hAnsi="Times New Roman"/>
-          <w:b w:val="0"/>
-          <w:i w:val="0"/>
-          <w:color w:val="0F172A"/>
-          <w:sz w:val="24"/>
-        </w:rPr>
-        <w:t>Arsitektur CAREERSTUDENT AI dibangun di atas fondasi tumpukan teknologi modern berkinerja tinggi:</w:t>
-      </w:r>
-    </w:p>
-    <w:tbl>
-      <w:tblPr>
-        <w:tblW w:type="auto" w:w="0"/>
-        <w:jc w:val="center"/>
-        <w:tblLayout w:type="fixed"/>
-        <w:tblLook w:firstColumn="1" w:firstRow="1" w:lastColumn="0" w:lastRow="0" w:noHBand="0" w:noVBand="1" w:val="04A0"/>
-      </w:tblPr>
-      <w:tblGrid>
-        <w:gridCol w:w="2923"/>
-        <w:gridCol w:w="2923"/>
-        <w:gridCol w:w="2923"/>
-      </w:tblGrid>
-      <w:tr>
-        <w:tc>
-          <w:tcPr>
-            <w:tcW w:type="dxa" w:w="2592"/>
-            <w:vAlign w:val="center"/>
-            <w:tcMar>
-              <w:top w:w="60" w:type="dxa"/>
-              <w:bottom w:w="60" w:type="dxa"/>
-              <w:left w:w="80" w:type="dxa"/>
-              <w:right w:w="80" w:type="dxa"/>
-            </w:tcMar>
-            <w:shd w:val="clear" w:color="auto" w:fill="0F172A"/>
-          </w:tcPr>
-          <w:p>
-            <w:pPr>
-              <w:spacing w:line="276" w:lineRule="auto" w:after="40" w:before="40"/>
-            </w:pPr>
-            <w:r>
-              <w:rPr>
-                <w:rFonts w:ascii="Times New Roman" w:hAnsi="Times New Roman"/>
-                <w:b/>
-                <w:color w:val="FFFFFF"/>
-                <w:sz w:val="20"/>
-              </w:rPr>
-              <w:t>Komponen Arsitektur</w:t>
-            </w:r>
-          </w:p>
-        </w:tc>
-        <w:tc>
-          <w:tcPr>
-            <w:tcW w:type="dxa" w:w="3168"/>
-            <w:vAlign w:val="center"/>
-            <w:tcMar>
-              <w:top w:w="60" w:type="dxa"/>
-              <w:bottom w:w="60" w:type="dxa"/>
-              <w:left w:w="80" w:type="dxa"/>
-              <w:right w:w="80" w:type="dxa"/>
-            </w:tcMar>
-            <w:shd w:val="clear" w:color="auto" w:fill="0F172A"/>
-          </w:tcPr>
-          <w:p>
-            <w:pPr>
-              <w:spacing w:line="276" w:lineRule="auto" w:after="40" w:before="40"/>
-            </w:pPr>
-            <w:r>
-              <w:rPr>
-                <w:rFonts w:ascii="Times New Roman" w:hAnsi="Times New Roman"/>
-                <w:b/>
-                <w:color w:val="FFFFFF"/>
-                <w:sz w:val="20"/>
-              </w:rPr>
-              <w:t>Teknologi Terpilih</w:t>
-            </w:r>
-          </w:p>
-        </w:tc>
-        <w:tc>
-          <w:tcPr>
-            <w:tcW w:type="dxa" w:w="4032"/>
-            <w:vAlign w:val="center"/>
-            <w:tcMar>
-              <w:top w:w="60" w:type="dxa"/>
-              <w:bottom w:w="60" w:type="dxa"/>
-              <w:left w:w="80" w:type="dxa"/>
-              <w:right w:w="80" w:type="dxa"/>
-            </w:tcMar>
-            <w:shd w:val="clear" w:color="auto" w:fill="0F172A"/>
-          </w:tcPr>
-          <w:p>
-            <w:pPr>
-              <w:spacing w:line="276" w:lineRule="auto" w:after="40" w:before="40"/>
-            </w:pPr>
-            <w:r>
-              <w:rPr>
-                <w:rFonts w:ascii="Times New Roman" w:hAnsi="Times New Roman"/>
-                <w:b/>
-                <w:color w:val="FFFFFF"/>
-                <w:sz w:val="20"/>
-              </w:rPr>
-              <w:t>Rasional Teknis &amp; Nilai Keunggulan</w:t>
-            </w:r>
-          </w:p>
-        </w:tc>
-      </w:tr>
-      <w:tr>
-        <w:tc>
-          <w:tcPr>
-            <w:tcW w:type="dxa" w:w="2592"/>
-            <w:vAlign w:val="center"/>
-            <w:tcMar>
-              <w:top w:w="60" w:type="dxa"/>
-              <w:bottom w:w="60" w:type="dxa"/>
-              <w:left w:w="80" w:type="dxa"/>
-              <w:right w:w="80" w:type="dxa"/>
-            </w:tcMar>
-            <w:shd w:val="clear" w:color="auto" w:fill="F8FAFC"/>
-          </w:tcPr>
-          <w:p>
-            <w:pPr>
-              <w:spacing w:line="276" w:lineRule="auto" w:after="40" w:before="40"/>
-            </w:pPr>
-            <w:r>
-              <w:rPr>
-                <w:rFonts w:ascii="Times New Roman" w:hAnsi="Times New Roman"/>
-                <w:b/>
-                <w:sz w:val="20"/>
-              </w:rPr>
-              <w:t>Frontend Framework</w:t>
-            </w:r>
-          </w:p>
-        </w:tc>
-        <w:tc>
-          <w:tcPr>
-            <w:tcW w:type="dxa" w:w="3168"/>
-            <w:vAlign w:val="center"/>
-            <w:tcMar>
-              <w:top w:w="60" w:type="dxa"/>
-              <w:bottom w:w="60" w:type="dxa"/>
-              <w:left w:w="80" w:type="dxa"/>
-              <w:right w:w="80" w:type="dxa"/>
-            </w:tcMar>
-            <w:shd w:val="clear" w:color="auto" w:fill="F8FAFC"/>
-          </w:tcPr>
-          <w:p>
-            <w:pPr>
-              <w:spacing w:line="276" w:lineRule="auto" w:after="40" w:before="40"/>
-            </w:pPr>
-            <w:r>
-              <w:rPr>
-                <w:rFonts w:ascii="Times New Roman" w:hAnsi="Times New Roman"/>
-                <w:sz w:val="20"/>
-              </w:rPr>
-              <w:t>Next.js 16 (App Router) &amp; React 19</w:t>
-            </w:r>
-          </w:p>
-        </w:tc>
-        <w:tc>
-          <w:tcPr>
-            <w:tcW w:type="dxa" w:w="4032"/>
-            <w:vAlign w:val="center"/>
-            <w:tcMar>
-              <w:top w:w="60" w:type="dxa"/>
-              <w:bottom w:w="60" w:type="dxa"/>
-              <w:left w:w="80" w:type="dxa"/>
-              <w:right w:w="80" w:type="dxa"/>
-            </w:tcMar>
-            <w:shd w:val="clear" w:color="auto" w:fill="F8FAFC"/>
-          </w:tcPr>
-          <w:p>
-            <w:pPr>
-              <w:spacing w:line="276" w:lineRule="auto" w:after="40" w:before="40"/>
-            </w:pPr>
-            <w:r>
-              <w:rPr>
-                <w:rFonts w:ascii="Times New Roman" w:hAnsi="Times New Roman"/>
-                <w:sz w:val="20"/>
-              </w:rPr>
-              <w:t>Performa Turbopack sub-detik, Server Components, dan modularitas tinggi.</w:t>
-            </w:r>
-          </w:p>
-        </w:tc>
-      </w:tr>
-      <w:tr>
-        <w:tc>
-          <w:tcPr>
-            <w:tcW w:type="dxa" w:w="2592"/>
-            <w:vAlign w:val="center"/>
-            <w:tcMar>
-              <w:top w:w="60" w:type="dxa"/>
-              <w:bottom w:w="60" w:type="dxa"/>
-              <w:left w:w="80" w:type="dxa"/>
-              <w:right w:w="80" w:type="dxa"/>
-            </w:tcMar>
-          </w:tcPr>
-          <w:p>
-            <w:pPr>
-              <w:spacing w:line="276" w:lineRule="auto" w:after="40" w:before="40"/>
-            </w:pPr>
-            <w:r>
-              <w:rPr>
-                <w:rFonts w:ascii="Times New Roman" w:hAnsi="Times New Roman"/>
-                <w:b/>
-                <w:sz w:val="20"/>
-              </w:rPr>
-              <w:t>Bahasa &amp; Typing</w:t>
-            </w:r>
-          </w:p>
-        </w:tc>
-        <w:tc>
-          <w:tcPr>
-            <w:tcW w:type="dxa" w:w="3168"/>
-            <w:vAlign w:val="center"/>
-            <w:tcMar>
-              <w:top w:w="60" w:type="dxa"/>
-              <w:bottom w:w="60" w:type="dxa"/>
-              <w:left w:w="80" w:type="dxa"/>
-              <w:right w:w="80" w:type="dxa"/>
-            </w:tcMar>
-          </w:tcPr>
-          <w:p>
-            <w:pPr>
-              <w:spacing w:line="276" w:lineRule="auto" w:after="40" w:before="40"/>
-            </w:pPr>
-            <w:r>
-              <w:rPr>
-                <w:rFonts w:ascii="Times New Roman" w:hAnsi="Times New Roman"/>
-                <w:sz w:val="20"/>
-              </w:rPr>
-              <w:t>TypeScript 5 (Strict Mode)</w:t>
-            </w:r>
-          </w:p>
-        </w:tc>
-        <w:tc>
-          <w:tcPr>
-            <w:tcW w:type="dxa" w:w="4032"/>
-            <w:vAlign w:val="center"/>
-            <w:tcMar>
-              <w:top w:w="60" w:type="dxa"/>
-              <w:bottom w:w="60" w:type="dxa"/>
-              <w:left w:w="80" w:type="dxa"/>
-              <w:right w:w="80" w:type="dxa"/>
-            </w:tcMar>
-          </w:tcPr>
-          <w:p>
-            <w:pPr>
-              <w:spacing w:line="276" w:lineRule="auto" w:after="40" w:before="40"/>
-            </w:pPr>
-            <w:r>
-              <w:rPr>
-                <w:rFonts w:ascii="Times New Roman" w:hAnsi="Times New Roman"/>
-                <w:sz w:val="20"/>
-              </w:rPr>
-              <w:t>Menjamin type safety, mencegah runtime error, dan standardisasi kontrak API.</w:t>
-            </w:r>
-          </w:p>
-        </w:tc>
-      </w:tr>
-      <w:tr>
-        <w:tc>
-          <w:tcPr>
-            <w:tcW w:type="dxa" w:w="2592"/>
-            <w:vAlign w:val="center"/>
-            <w:tcMar>
-              <w:top w:w="60" w:type="dxa"/>
-              <w:bottom w:w="60" w:type="dxa"/>
-              <w:left w:w="80" w:type="dxa"/>
-              <w:right w:w="80" w:type="dxa"/>
-            </w:tcMar>
-            <w:shd w:val="clear" w:color="auto" w:fill="F8FAFC"/>
-          </w:tcPr>
-          <w:p>
-            <w:pPr>
-              <w:spacing w:line="276" w:lineRule="auto" w:after="40" w:before="40"/>
-            </w:pPr>
-            <w:r>
-              <w:rPr>
-                <w:rFonts w:ascii="Times New Roman" w:hAnsi="Times New Roman"/>
-                <w:b/>
-                <w:sz w:val="20"/>
-              </w:rPr>
-              <w:t>Desain &amp; UI Styling</w:t>
-            </w:r>
-          </w:p>
-        </w:tc>
-        <w:tc>
-          <w:tcPr>
-            <w:tcW w:type="dxa" w:w="3168"/>
-            <w:vAlign w:val="center"/>
-            <w:tcMar>
-              <w:top w:w="60" w:type="dxa"/>
-              <w:bottom w:w="60" w:type="dxa"/>
-              <w:left w:w="80" w:type="dxa"/>
-              <w:right w:w="80" w:type="dxa"/>
-            </w:tcMar>
-            <w:shd w:val="clear" w:color="auto" w:fill="F8FAFC"/>
-          </w:tcPr>
-          <w:p>
-            <w:pPr>
-              <w:spacing w:line="276" w:lineRule="auto" w:after="40" w:before="40"/>
-            </w:pPr>
-            <w:r>
-              <w:rPr>
-                <w:rFonts w:ascii="Times New Roman" w:hAnsi="Times New Roman"/>
-                <w:sz w:val="20"/>
-              </w:rPr>
-              <w:t>Tailwind CSS v4 &amp; Lucide Icons</w:t>
-            </w:r>
-          </w:p>
-        </w:tc>
-        <w:tc>
-          <w:tcPr>
-            <w:tcW w:type="dxa" w:w="4032"/>
-            <w:vAlign w:val="center"/>
-            <w:tcMar>
-              <w:top w:w="60" w:type="dxa"/>
-              <w:bottom w:w="60" w:type="dxa"/>
-              <w:left w:w="80" w:type="dxa"/>
-              <w:right w:w="80" w:type="dxa"/>
-            </w:tcMar>
-            <w:shd w:val="clear" w:color="auto" w:fill="F8FAFC"/>
-          </w:tcPr>
-          <w:p>
-            <w:pPr>
-              <w:spacing w:line="276" w:lineRule="auto" w:after="40" w:before="40"/>
-            </w:pPr>
-            <w:r>
-              <w:rPr>
-                <w:rFonts w:ascii="Times New Roman" w:hAnsi="Times New Roman"/>
-                <w:sz w:val="20"/>
-              </w:rPr>
-              <w:t>Desain responsif mobile-first, target sentuh ≥ 44px, dan zero UI-slop.</w:t>
-            </w:r>
-          </w:p>
-        </w:tc>
-      </w:tr>
-      <w:tr>
-        <w:tc>
-          <w:tcPr>
-            <w:tcW w:type="dxa" w:w="2592"/>
-            <w:vAlign w:val="center"/>
-            <w:tcMar>
-              <w:top w:w="60" w:type="dxa"/>
-              <w:bottom w:w="60" w:type="dxa"/>
-              <w:left w:w="80" w:type="dxa"/>
-              <w:right w:w="80" w:type="dxa"/>
-            </w:tcMar>
-          </w:tcPr>
-          <w:p>
-            <w:pPr>
-              <w:spacing w:line="276" w:lineRule="auto" w:after="40" w:before="40"/>
-            </w:pPr>
-            <w:r>
-              <w:rPr>
-                <w:rFonts w:ascii="Times New Roman" w:hAnsi="Times New Roman"/>
-                <w:b/>
-                <w:sz w:val="20"/>
-              </w:rPr>
-              <w:t>Platform Deployment</w:t>
-            </w:r>
-          </w:p>
-        </w:tc>
-        <w:tc>
-          <w:tcPr>
-            <w:tcW w:type="dxa" w:w="3168"/>
-            <w:vAlign w:val="center"/>
-            <w:tcMar>
-              <w:top w:w="60" w:type="dxa"/>
-              <w:bottom w:w="60" w:type="dxa"/>
-              <w:left w:w="80" w:type="dxa"/>
-              <w:right w:w="80" w:type="dxa"/>
-            </w:tcMar>
-          </w:tcPr>
-          <w:p>
-            <w:pPr>
-              <w:spacing w:line="276" w:lineRule="auto" w:after="40" w:before="40"/>
-            </w:pPr>
-            <w:r>
-              <w:rPr>
-                <w:rFonts w:ascii="Times New Roman" w:hAnsi="Times New Roman"/>
-                <w:sz w:val="20"/>
-              </w:rPr>
-              <w:t>Vercel Serverless Edge Cloud + PWA</w:t>
-            </w:r>
-          </w:p>
-        </w:tc>
-        <w:tc>
-          <w:tcPr>
-            <w:tcW w:type="dxa" w:w="4032"/>
-            <w:vAlign w:val="center"/>
-            <w:tcMar>
-              <w:top w:w="60" w:type="dxa"/>
-              <w:bottom w:w="60" w:type="dxa"/>
-              <w:left w:w="80" w:type="dxa"/>
-              <w:right w:w="80" w:type="dxa"/>
-            </w:tcMar>
-          </w:tcPr>
-          <w:p>
-            <w:pPr>
-              <w:spacing w:line="276" w:lineRule="auto" w:after="40" w:before="40"/>
-            </w:pPr>
-            <w:r>
-              <w:rPr>
-                <w:rFonts w:ascii="Times New Roman" w:hAnsi="Times New Roman"/>
-                <w:sz w:val="20"/>
-              </w:rPr>
-              <w:t>Akses publik global di career-student-ai.vercel.app dengan Service Worker.</w:t>
-            </w:r>
-          </w:p>
-        </w:tc>
-      </w:tr>
-      <w:tr>
-        <w:tc>
-          <w:tcPr>
-            <w:tcW w:type="dxa" w:w="2592"/>
-            <w:vAlign w:val="center"/>
-            <w:tcMar>
-              <w:top w:w="60" w:type="dxa"/>
-              <w:bottom w:w="60" w:type="dxa"/>
-              <w:left w:w="80" w:type="dxa"/>
-              <w:right w:w="80" w:type="dxa"/>
-            </w:tcMar>
-            <w:shd w:val="clear" w:color="auto" w:fill="F8FAFC"/>
-          </w:tcPr>
-          <w:p>
-            <w:pPr>
-              <w:spacing w:line="276" w:lineRule="auto" w:after="40" w:before="40"/>
-            </w:pPr>
-            <w:r>
-              <w:rPr>
-                <w:rFonts w:ascii="Times New Roman" w:hAnsi="Times New Roman"/>
-                <w:b/>
-                <w:sz w:val="20"/>
-              </w:rPr>
-              <w:t>PDF Generation Engine</w:t>
-            </w:r>
-          </w:p>
-        </w:tc>
-        <w:tc>
-          <w:tcPr>
-            <w:tcW w:type="dxa" w:w="3168"/>
-            <w:vAlign w:val="center"/>
-            <w:tcMar>
-              <w:top w:w="60" w:type="dxa"/>
-              <w:bottom w:w="60" w:type="dxa"/>
-              <w:left w:w="80" w:type="dxa"/>
-              <w:right w:w="80" w:type="dxa"/>
-            </w:tcMar>
-            <w:shd w:val="clear" w:color="auto" w:fill="F8FAFC"/>
-          </w:tcPr>
-          <w:p>
-            <w:pPr>
-              <w:spacing w:line="276" w:lineRule="auto" w:after="40" w:before="40"/>
-            </w:pPr>
-            <w:r>
-              <w:rPr>
-                <w:rFonts w:ascii="Times New Roman" w:hAnsi="Times New Roman"/>
-                <w:sz w:val="20"/>
-              </w:rPr>
-              <w:t>jsPDF (Client-Side Vector Engine)</w:t>
-            </w:r>
-          </w:p>
-        </w:tc>
-        <w:tc>
-          <w:tcPr>
-            <w:tcW w:type="dxa" w:w="4032"/>
-            <w:vAlign w:val="center"/>
-            <w:tcMar>
-              <w:top w:w="60" w:type="dxa"/>
-              <w:bottom w:w="60" w:type="dxa"/>
-              <w:left w:w="80" w:type="dxa"/>
-              <w:right w:w="80" w:type="dxa"/>
-            </w:tcMar>
-            <w:shd w:val="clear" w:color="auto" w:fill="F8FAFC"/>
-          </w:tcPr>
-          <w:p>
-            <w:pPr>
-              <w:spacing w:line="276" w:lineRule="auto" w:after="40" w:before="40"/>
-            </w:pPr>
-            <w:r>
-              <w:rPr>
-                <w:rFonts w:ascii="Times New Roman" w:hAnsi="Times New Roman"/>
-                <w:sz w:val="20"/>
-              </w:rPr>
-              <w:t>Sintesis berkas .pdf langsung di memori browser, kebal pop-up blocker.</w:t>
-            </w:r>
-          </w:p>
-        </w:tc>
-      </w:tr>
-      <w:tr>
-        <w:tc>
-          <w:tcPr>
-            <w:tcW w:type="dxa" w:w="2592"/>
-            <w:vAlign w:val="center"/>
-            <w:tcMar>
-              <w:top w:w="60" w:type="dxa"/>
-              <w:bottom w:w="60" w:type="dxa"/>
-              <w:left w:w="80" w:type="dxa"/>
-              <w:right w:w="80" w:type="dxa"/>
-            </w:tcMar>
-          </w:tcPr>
-          <w:p>
-            <w:pPr>
-              <w:spacing w:line="276" w:lineRule="auto" w:after="40" w:before="40"/>
-            </w:pPr>
-            <w:r>
-              <w:rPr>
-                <w:rFonts w:ascii="Times New Roman" w:hAnsi="Times New Roman"/>
-                <w:b/>
-                <w:sz w:val="20"/>
-              </w:rPr>
-              <w:t>AI Reasoning Model</w:t>
-            </w:r>
-          </w:p>
-        </w:tc>
-        <w:tc>
-          <w:tcPr>
-            <w:tcW w:type="dxa" w:w="3168"/>
-            <w:vAlign w:val="center"/>
-            <w:tcMar>
-              <w:top w:w="60" w:type="dxa"/>
-              <w:bottom w:w="60" w:type="dxa"/>
-              <w:left w:w="80" w:type="dxa"/>
-              <w:right w:w="80" w:type="dxa"/>
-            </w:tcMar>
-          </w:tcPr>
-          <w:p>
-            <w:pPr>
-              <w:spacing w:line="276" w:lineRule="auto" w:after="40" w:before="40"/>
-            </w:pPr>
-            <w:r>
-              <w:rPr>
-                <w:rFonts w:ascii="Times New Roman" w:hAnsi="Times New Roman"/>
-                <w:sz w:val="20"/>
-              </w:rPr>
-              <w:t>Google Gemini 2.5 Flash API</w:t>
-            </w:r>
-          </w:p>
-        </w:tc>
-        <w:tc>
-          <w:tcPr>
-            <w:tcW w:type="dxa" w:w="4032"/>
-            <w:vAlign w:val="center"/>
-            <w:tcMar>
-              <w:top w:w="60" w:type="dxa"/>
-              <w:bottom w:w="60" w:type="dxa"/>
-              <w:left w:w="80" w:type="dxa"/>
-              <w:right w:w="80" w:type="dxa"/>
-            </w:tcMar>
-          </w:tcPr>
-          <w:p>
-            <w:pPr>
-              <w:spacing w:line="276" w:lineRule="auto" w:after="40" w:before="40"/>
-            </w:pPr>
-            <w:r>
-              <w:rPr>
-                <w:rFonts w:ascii="Times New Roman" w:hAnsi="Times New Roman"/>
-                <w:sz w:val="20"/>
-              </w:rPr>
-              <w:t>Inferensi penalaran cepat dengan prompt persona Socratic Career Mentor.</w:t>
-            </w:r>
-          </w:p>
-        </w:tc>
-      </w:tr>
-      <w:tr>
-        <w:tc>
-          <w:tcPr>
-            <w:tcW w:type="dxa" w:w="2592"/>
-            <w:vAlign w:val="center"/>
-            <w:tcMar>
-              <w:top w:w="60" w:type="dxa"/>
-              <w:bottom w:w="60" w:type="dxa"/>
-              <w:left w:w="80" w:type="dxa"/>
-              <w:right w:w="80" w:type="dxa"/>
-            </w:tcMar>
-            <w:shd w:val="clear" w:color="auto" w:fill="F8FAFC"/>
-          </w:tcPr>
-          <w:p>
-            <w:pPr>
-              <w:spacing w:line="276" w:lineRule="auto" w:after="40" w:before="40"/>
-            </w:pPr>
-            <w:r>
-              <w:rPr>
-                <w:rFonts w:ascii="Times New Roman" w:hAnsi="Times New Roman"/>
-                <w:b/>
-                <w:sz w:val="20"/>
-              </w:rPr>
-              <w:t>Manajemen State</w:t>
-            </w:r>
-          </w:p>
-        </w:tc>
-        <w:tc>
-          <w:tcPr>
-            <w:tcW w:type="dxa" w:w="3168"/>
-            <w:vAlign w:val="center"/>
-            <w:tcMar>
-              <w:top w:w="60" w:type="dxa"/>
-              <w:bottom w:w="60" w:type="dxa"/>
-              <w:left w:w="80" w:type="dxa"/>
-              <w:right w:w="80" w:type="dxa"/>
-            </w:tcMar>
-            <w:shd w:val="clear" w:color="auto" w:fill="F8FAFC"/>
-          </w:tcPr>
-          <w:p>
-            <w:pPr>
-              <w:spacing w:line="276" w:lineRule="auto" w:after="40" w:before="40"/>
-            </w:pPr>
-            <w:r>
-              <w:rPr>
-                <w:rFonts w:ascii="Times New Roman" w:hAnsi="Times New Roman"/>
-                <w:sz w:val="20"/>
-              </w:rPr>
-              <w:t>Zustand + LocalStorage</w:t>
-            </w:r>
-          </w:p>
-        </w:tc>
-        <w:tc>
-          <w:tcPr>
-            <w:tcW w:type="dxa" w:w="4032"/>
-            <w:vAlign w:val="center"/>
-            <w:tcMar>
-              <w:top w:w="60" w:type="dxa"/>
-              <w:bottom w:w="60" w:type="dxa"/>
-              <w:left w:w="80" w:type="dxa"/>
-              <w:right w:w="80" w:type="dxa"/>
-            </w:tcMar>
-            <w:shd w:val="clear" w:color="auto" w:fill="F8FAFC"/>
-          </w:tcPr>
-          <w:p>
-            <w:pPr>
-              <w:spacing w:line="276" w:lineRule="auto" w:after="40" w:before="40"/>
-            </w:pPr>
-            <w:r>
-              <w:rPr>
-                <w:rFonts w:ascii="Times New Roman" w:hAnsi="Times New Roman"/>
-                <w:sz w:val="20"/>
-              </w:rPr>
-              <w:t>State management reaktif ringan dan persisten untuk offline-first draft.</w:t>
-            </w:r>
-          </w:p>
-        </w:tc>
-      </w:tr>
-      <w:tr>
-        <w:tc>
-          <w:tcPr>
-            <w:tcW w:type="dxa" w:w="2592"/>
-            <w:vAlign w:val="center"/>
-            <w:tcMar>
-              <w:top w:w="60" w:type="dxa"/>
-              <w:bottom w:w="60" w:type="dxa"/>
-              <w:left w:w="80" w:type="dxa"/>
-              <w:right w:w="80" w:type="dxa"/>
-            </w:tcMar>
-          </w:tcPr>
-          <w:p>
-            <w:pPr>
-              <w:spacing w:line="276" w:lineRule="auto" w:after="40" w:before="40"/>
-            </w:pPr>
-            <w:r>
-              <w:rPr>
-                <w:rFonts w:ascii="Times New Roman" w:hAnsi="Times New Roman"/>
-                <w:b/>
-                <w:sz w:val="20"/>
-              </w:rPr>
-              <w:t>Database &amp; ORM</w:t>
-            </w:r>
-          </w:p>
-        </w:tc>
-        <w:tc>
-          <w:tcPr>
-            <w:tcW w:type="dxa" w:w="3168"/>
-            <w:vAlign w:val="center"/>
-            <w:tcMar>
-              <w:top w:w="60" w:type="dxa"/>
-              <w:bottom w:w="60" w:type="dxa"/>
-              <w:left w:w="80" w:type="dxa"/>
-              <w:right w:w="80" w:type="dxa"/>
-            </w:tcMar>
-          </w:tcPr>
-          <w:p>
-            <w:pPr>
-              <w:spacing w:line="276" w:lineRule="auto" w:after="40" w:before="40"/>
-            </w:pPr>
-            <w:r>
-              <w:rPr>
-                <w:rFonts w:ascii="Times New Roman" w:hAnsi="Times New Roman"/>
-                <w:sz w:val="20"/>
-              </w:rPr>
-              <w:t>PostgreSQL (Neon Cloud) &amp; Prisma 6</w:t>
-            </w:r>
-          </w:p>
-        </w:tc>
-        <w:tc>
-          <w:tcPr>
-            <w:tcW w:type="dxa" w:w="4032"/>
-            <w:vAlign w:val="center"/>
-            <w:tcMar>
-              <w:top w:w="60" w:type="dxa"/>
-              <w:bottom w:w="60" w:type="dxa"/>
-              <w:left w:w="80" w:type="dxa"/>
-              <w:right w:w="80" w:type="dxa"/>
-            </w:tcMar>
-          </w:tcPr>
-          <w:p>
-            <w:pPr>
-              <w:spacing w:line="276" w:lineRule="auto" w:after="40" w:before="40"/>
-            </w:pPr>
-            <w:r>
-              <w:rPr>
-                <w:rFonts w:ascii="Times New Roman" w:hAnsi="Times New Roman"/>
-                <w:sz w:val="20"/>
-              </w:rPr>
-              <w:t>Penyimpanan relasional cloud production-grade dengan koneksi SSL pooling.</w:t>
-            </w:r>
-          </w:p>
-        </w:tc>
-      </w:tr>
-      <w:tr>
-        <w:tc>
-          <w:tcPr>
-            <w:tcW w:type="dxa" w:w="2592"/>
-            <w:vAlign w:val="center"/>
-            <w:tcMar>
-              <w:top w:w="60" w:type="dxa"/>
-              <w:bottom w:w="60" w:type="dxa"/>
-              <w:left w:w="80" w:type="dxa"/>
-              <w:right w:w="80" w:type="dxa"/>
-            </w:tcMar>
-            <w:shd w:val="clear" w:color="auto" w:fill="F8FAFC"/>
-          </w:tcPr>
-          <w:p>
-            <w:pPr>
-              <w:spacing w:line="276" w:lineRule="auto" w:after="40" w:before="40"/>
-            </w:pPr>
-            <w:r>
-              <w:rPr>
-                <w:rFonts w:ascii="Times New Roman" w:hAnsi="Times New Roman"/>
-                <w:b/>
-                <w:sz w:val="20"/>
-              </w:rPr>
-              <w:t>Microservices Engine</w:t>
-            </w:r>
-          </w:p>
-        </w:tc>
-        <w:tc>
-          <w:tcPr>
-            <w:tcW w:type="dxa" w:w="3168"/>
-            <w:vAlign w:val="center"/>
-            <w:tcMar>
-              <w:top w:w="60" w:type="dxa"/>
-              <w:bottom w:w="60" w:type="dxa"/>
-              <w:left w:w="80" w:type="dxa"/>
-              <w:right w:w="80" w:type="dxa"/>
-            </w:tcMar>
-            <w:shd w:val="clear" w:color="auto" w:fill="F8FAFC"/>
-          </w:tcPr>
-          <w:p>
-            <w:pPr>
-              <w:spacing w:line="276" w:lineRule="auto" w:after="40" w:before="40"/>
-            </w:pPr>
-            <w:r>
-              <w:rPr>
-                <w:rFonts w:ascii="Times New Roman" w:hAnsi="Times New Roman"/>
-                <w:sz w:val="20"/>
-              </w:rPr>
-              <w:t>Golang (gRPC-Go) &amp; Protocol Buffers v3</w:t>
-            </w:r>
-          </w:p>
-        </w:tc>
-        <w:tc>
-          <w:tcPr>
-            <w:tcW w:type="dxa" w:w="4032"/>
-            <w:vAlign w:val="center"/>
-            <w:tcMar>
-              <w:top w:w="60" w:type="dxa"/>
-              <w:bottom w:w="60" w:type="dxa"/>
-              <w:left w:w="80" w:type="dxa"/>
-              <w:right w:w="80" w:type="dxa"/>
-            </w:tcMar>
-            <w:shd w:val="clear" w:color="auto" w:fill="F8FAFC"/>
-          </w:tcPr>
-          <w:p>
-            <w:pPr>
-              <w:spacing w:line="276" w:lineRule="auto" w:after="40" w:before="40"/>
-            </w:pPr>
-            <w:r>
-              <w:rPr>
-                <w:rFonts w:ascii="Times New Roman" w:hAnsi="Times New Roman"/>
-                <w:sz w:val="20"/>
-              </w:rPr>
-              <w:t>Komputasi taksonomi skill dan evaluasi STAR performa tinggi sub-milidetik.</w:t>
-            </w:r>
-          </w:p>
-        </w:tc>
-      </w:tr>
-      <w:tr>
-        <w:tc>
-          <w:tcPr>
-            <w:tcW w:type="dxa" w:w="2592"/>
-            <w:vAlign w:val="center"/>
-            <w:tcMar>
-              <w:top w:w="60" w:type="dxa"/>
-              <w:bottom w:w="60" w:type="dxa"/>
-              <w:left w:w="80" w:type="dxa"/>
-              <w:right w:w="80" w:type="dxa"/>
-            </w:tcMar>
-          </w:tcPr>
-          <w:p>
-            <w:pPr>
-              <w:spacing w:line="276" w:lineRule="auto" w:after="40" w:before="40"/>
-            </w:pPr>
-            <w:r>
-              <w:rPr>
-                <w:rFonts w:ascii="Times New Roman" w:hAnsi="Times New Roman"/>
-                <w:b/>
-                <w:sz w:val="20"/>
-              </w:rPr>
-              <w:t>Autentikasi &amp; Keamanan</w:t>
-            </w:r>
-          </w:p>
-        </w:tc>
-        <w:tc>
-          <w:tcPr>
-            <w:tcW w:type="dxa" w:w="3168"/>
-            <w:vAlign w:val="center"/>
-            <w:tcMar>
-              <w:top w:w="60" w:type="dxa"/>
-              <w:bottom w:w="60" w:type="dxa"/>
-              <w:left w:w="80" w:type="dxa"/>
-              <w:right w:w="80" w:type="dxa"/>
-            </w:tcMar>
-          </w:tcPr>
-          <w:p>
-            <w:pPr>
-              <w:spacing w:line="276" w:lineRule="auto" w:after="40" w:before="40"/>
-            </w:pPr>
-            <w:r>
-              <w:rPr>
-                <w:rFonts w:ascii="Times New Roman" w:hAnsi="Times New Roman"/>
-                <w:sz w:val="20"/>
-              </w:rPr>
-              <w:t>NextAuth v5 &amp; OWASP Hardened</w:t>
-            </w:r>
-          </w:p>
-        </w:tc>
-        <w:tc>
-          <w:tcPr>
-            <w:tcW w:type="dxa" w:w="4032"/>
-            <w:vAlign w:val="center"/>
-            <w:tcMar>
-              <w:top w:w="60" w:type="dxa"/>
-              <w:bottom w:w="60" w:type="dxa"/>
-              <w:left w:w="80" w:type="dxa"/>
-              <w:right w:w="80" w:type="dxa"/>
-            </w:tcMar>
-          </w:tcPr>
-          <w:p>
-            <w:pPr>
-              <w:spacing w:line="276" w:lineRule="auto" w:after="40" w:before="40"/>
-            </w:pPr>
-            <w:r>
-              <w:rPr>
-                <w:rFonts w:ascii="Times New Roman" w:hAnsi="Times New Roman"/>
-                <w:sz w:val="20"/>
-              </w:rPr>
-              <w:t>Dilengkapi proteksi CSP, anti-clickjacking, session max-age 24 jam, JWT.</w:t>
-            </w:r>
-          </w:p>
-        </w:tc>
-      </w:tr>
-      <w:tr>
-        <w:tc>
-          <w:tcPr>
-            <w:tcW w:type="dxa" w:w="2592"/>
-            <w:vAlign w:val="center"/>
-            <w:tcMar>
-              <w:top w:w="60" w:type="dxa"/>
-              <w:bottom w:w="60" w:type="dxa"/>
-              <w:left w:w="80" w:type="dxa"/>
-              <w:right w:w="80" w:type="dxa"/>
-            </w:tcMar>
-            <w:shd w:val="clear" w:color="auto" w:fill="F8FAFC"/>
-          </w:tcPr>
-          <w:p>
-            <w:pPr>
-              <w:spacing w:line="276" w:lineRule="auto" w:after="40" w:before="40"/>
-            </w:pPr>
-            <w:r>
-              <w:rPr>
-                <w:rFonts w:ascii="Times New Roman" w:hAnsi="Times New Roman"/>
-                <w:b/>
-                <w:sz w:val="20"/>
-              </w:rPr>
-              <w:t>Dataset &amp; Taksonomi</w:t>
-            </w:r>
-          </w:p>
-        </w:tc>
-        <w:tc>
-          <w:tcPr>
-            <w:tcW w:type="dxa" w:w="3168"/>
-            <w:vAlign w:val="center"/>
-            <w:tcMar>
-              <w:top w:w="60" w:type="dxa"/>
-              <w:bottom w:w="60" w:type="dxa"/>
-              <w:left w:w="80" w:type="dxa"/>
-              <w:right w:w="80" w:type="dxa"/>
-            </w:tcMar>
-            <w:shd w:val="clear" w:color="auto" w:fill="F8FAFC"/>
-          </w:tcPr>
-          <w:p>
-            <w:pPr>
-              <w:spacing w:line="276" w:lineRule="auto" w:after="40" w:before="40"/>
-            </w:pPr>
-            <w:r>
-              <w:rPr>
-                <w:rFonts w:ascii="Times New Roman" w:hAnsi="Times New Roman"/>
-                <w:sz w:val="20"/>
-              </w:rPr>
-              <w:t>Curated Skills Taxonomy (4 Rumpun, 7 Peran)</w:t>
-            </w:r>
-          </w:p>
-        </w:tc>
-        <w:tc>
-          <w:tcPr>
-            <w:tcW w:type="dxa" w:w="4032"/>
-            <w:vAlign w:val="center"/>
-            <w:tcMar>
-              <w:top w:w="60" w:type="dxa"/>
-              <w:bottom w:w="60" w:type="dxa"/>
-              <w:left w:w="80" w:type="dxa"/>
-              <w:right w:w="80" w:type="dxa"/>
-            </w:tcMar>
-            <w:shd w:val="clear" w:color="auto" w:fill="F8FAFC"/>
-          </w:tcPr>
-          <w:p>
-            <w:pPr>
-              <w:spacing w:line="276" w:lineRule="auto" w:after="40" w:before="40"/>
-            </w:pPr>
-            <w:r>
-              <w:rPr>
-                <w:rFonts w:ascii="Times New Roman" w:hAnsi="Times New Roman"/>
-                <w:sz w:val="20"/>
-              </w:rPr>
-              <w:t>Pemetaan keahlian standar industri IT, Bisnis, Pemasaran, dan Keuangan.</w:t>
-            </w:r>
-          </w:p>
-        </w:tc>
-      </w:tr>
-    </w:tbl>
-    <w:p>
-      <w:pPr>
-        <w:spacing w:line="360" w:lineRule="auto" w:after="160" w:before="0"/>
-        <w:jc w:val="left"/>
-      </w:pPr>
-    </w:p>
-    <w:p>
-      <w:pPr>
-        <w:keepNext/>
-        <w:spacing w:line="360" w:lineRule="auto" w:before="280" w:after="120"/>
-      </w:pPr>
-      <w:r>
-        <w:rPr>
-          <w:rFonts w:ascii="Times New Roman" w:hAnsi="Times New Roman"/>
-          <w:b/>
-          <w:color w:val="0F172A"/>
-          <w:sz w:val="28"/>
-        </w:rPr>
-        <w:t>H. DESAIN SISTEM / ARSITEKTUR / MOCKUP / PROTOTYPE</w:t>
-      </w:r>
-    </w:p>
-    <w:p>
-      <w:pPr>
-        <w:keepNext/>
-        <w:spacing w:line="360" w:lineRule="auto" w:before="200" w:after="80"/>
-      </w:pPr>
-      <w:r>
-        <w:rPr>
-          <w:rFonts w:ascii="Times New Roman" w:hAnsi="Times New Roman"/>
-          <w:b/>
-          <w:color w:val="1E293B"/>
-          <w:sz w:val="25"/>
-        </w:rPr>
-        <w:t>H.1 Arsitektur Sistem Berlapis (Tiered Architecture)</w:t>
-      </w:r>
-    </w:p>
-    <w:p>
-      <w:pPr>
-        <w:spacing w:line="360" w:lineRule="auto" w:after="80" w:before="0"/>
-        <w:jc w:val="left"/>
-      </w:pPr>
-      <w:r>
-        <w:rPr>
-          <w:rFonts w:ascii="Times New Roman" w:hAnsi="Times New Roman"/>
-          <w:b w:val="0"/>
-          <w:i w:val="0"/>
-          <w:color w:val="0F172A"/>
-          <w:sz w:val="24"/>
-        </w:rPr>
-        <w:t>Sistem dirancang dengan arsitektur modular yang memisahkan lapisan presentasi klien, lapisan route handlers serverless, mesin microservice performa tinggi, orkestrasi AI, dan basis data cloud terenkripsi:</w:t>
-      </w:r>
-    </w:p>
-    <w:p>
-      <w:pPr>
-        <w:pStyle w:val="ListBullet"/>
-        <w:spacing w:line="360" w:lineRule="auto" w:after="60" w:before="0"/>
-      </w:pPr>
-      <w:r>
-        <w:rPr>
-          <w:rFonts w:ascii="Times New Roman" w:hAnsi="Times New Roman"/>
-          <w:b/>
-          <w:sz w:val="24"/>
-        </w:rPr>
-        <w:t xml:space="preserve">Lapisan Klien (Client Layer): </w:t>
-      </w:r>
-      <w:r>
-        <w:rPr>
-          <w:rFonts w:ascii="Times New Roman" w:hAnsi="Times New Roman"/>
-          <w:sz w:val="24"/>
-        </w:rPr>
-        <w:t>Klien Web responsif &amp; Progressive Web App (PWA) yang dapat diinstal di desktop maupun perangkat seluler dengan kapabilitas penyimpanan draf offline.</w:t>
-      </w:r>
-    </w:p>
-    <w:p>
-      <w:pPr>
-        <w:pStyle w:val="ListBullet"/>
-        <w:spacing w:line="360" w:lineRule="auto" w:after="60" w:before="0"/>
-      </w:pPr>
-      <w:r>
-        <w:rPr>
-          <w:rFonts w:ascii="Times New Roman" w:hAnsi="Times New Roman"/>
-          <w:b/>
-          <w:sz w:val="24"/>
-        </w:rPr>
-        <w:t xml:space="preserve">Lapisan Logika API (Next.js Serverless on Vercel): </w:t>
-      </w:r>
-      <w:r>
-        <w:rPr>
-          <w:rFonts w:ascii="Times New Roman" w:hAnsi="Times New Roman"/>
-          <w:sz w:val="24"/>
-        </w:rPr>
-        <w:t>Menangani parsing resume in-memory, sensor PII otomatis, sesi autentikasi NextAuth v5, dan orkestrasi panggilan penalaran.</w:t>
-      </w:r>
-    </w:p>
-    <w:p>
-      <w:pPr>
-        <w:pStyle w:val="ListBullet"/>
-        <w:spacing w:line="360" w:lineRule="auto" w:after="60" w:before="0"/>
-      </w:pPr>
-      <w:r>
-        <w:rPr>
-          <w:rFonts w:ascii="Times New Roman" w:hAnsi="Times New Roman"/>
-          <w:b/>
-          <w:sz w:val="24"/>
-        </w:rPr>
-        <w:t xml:space="preserve">Lapisan Penalaran AI (Socratic &amp; STAR Engine): </w:t>
-      </w:r>
-      <w:r>
-        <w:rPr>
-          <w:rFonts w:ascii="Times New Roman" w:hAnsi="Times New Roman"/>
-          <w:sz w:val="24"/>
-        </w:rPr>
-        <w:t>Didukung oleh Google Gemini 2.5 Flash API dengan prompt engineering persona Career Mentor Sokratik dipadu dengan deterministic heuristic fallback.</w:t>
-      </w:r>
-    </w:p>
-    <w:p>
-      <w:pPr>
-        <w:pStyle w:val="ListBullet"/>
-        <w:spacing w:line="360" w:lineRule="auto" w:after="60" w:before="0"/>
-      </w:pPr>
-      <w:r>
-        <w:rPr>
-          <w:rFonts w:ascii="Times New Roman" w:hAnsi="Times New Roman"/>
-          <w:b/>
-          <w:sz w:val="24"/>
-        </w:rPr>
-        <w:t xml:space="preserve">Lapisan Microservices (Golang gRPC-Go): </w:t>
-      </w:r>
-      <w:r>
-        <w:rPr>
-          <w:rFonts w:ascii="Times New Roman" w:hAnsi="Times New Roman"/>
-          <w:sz w:val="24"/>
-        </w:rPr>
-        <w:t>Layanan khusus komputasi graf taksonomi keahlian dan kalkulasi matriks evaluasi STAR berkinerja tinggi.</w:t>
-      </w:r>
-    </w:p>
-    <w:p>
-      <w:pPr>
-        <w:pStyle w:val="ListBullet"/>
-        <w:spacing w:line="360" w:lineRule="auto" w:after="60" w:before="0"/>
-      </w:pPr>
-      <w:r>
-        <w:rPr>
-          <w:rFonts w:ascii="Times New Roman" w:hAnsi="Times New Roman"/>
-          <w:b/>
-          <w:sz w:val="24"/>
-        </w:rPr>
-        <w:t xml:space="preserve">Lapisan Basis Data (Neon PostgreSQL Cloud): </w:t>
-      </w:r>
-      <w:r>
-        <w:rPr>
-          <w:rFonts w:ascii="Times New Roman" w:hAnsi="Times New Roman"/>
-          <w:sz w:val="24"/>
-        </w:rPr>
-        <w:t>Penyimpanan relasional terdistribusi cloud dengan enkripsi TLS/SSL dan connection pooling otomatis melalui Prisma ORM.</w:t>
-      </w:r>
-    </w:p>
-    <w:p>
-      <w:pPr>
-        <w:keepNext/>
-        <w:spacing w:line="360" w:lineRule="auto" w:before="200" w:after="80"/>
-      </w:pPr>
-      <w:r>
-        <w:rPr>
-          <w:rFonts w:ascii="Times New Roman" w:hAnsi="Times New Roman"/>
-          <w:b/>
-          <w:color w:val="1E293B"/>
-          <w:sz w:val="25"/>
-        </w:rPr>
-        <w:t>H.2 Prototipe &amp; Desain Antarmuka Pengguna</w:t>
-      </w:r>
-    </w:p>
-    <w:p>
-      <w:pPr>
-        <w:pStyle w:val="ListBullet"/>
-        <w:spacing w:line="360" w:lineRule="auto" w:after="60" w:before="0"/>
-      </w:pPr>
-      <w:r>
-        <w:rPr>
-          <w:rFonts w:ascii="Times New Roman" w:hAnsi="Times New Roman"/>
-          <w:b/>
-          <w:sz w:val="24"/>
-        </w:rPr>
-        <w:t xml:space="preserve">1. MOD-01 Interactive CV Analyzer &amp; Fast Builder: </w:t>
-      </w:r>
-      <w:r>
-        <w:rPr>
-          <w:rFonts w:ascii="Times New Roman" w:hAnsi="Times New Roman"/>
-          <w:sz w:val="24"/>
-        </w:rPr>
-        <w:t>Antarmuka 4 tab bersih (Data Diri, Ringkasan, Pengalaman, Pendidikan) dengan pilihan template industri Executive Modern Layout dan Harvard Classic ATS Standard, pratinjau lembar kertas A4 nyata berbayang lembut, serta ekspor PDF vektor presisi tinggi.</w:t>
-      </w:r>
-    </w:p>
-    <w:p>
-      <w:pPr>
-        <w:pStyle w:val="ListBullet"/>
-        <w:spacing w:line="360" w:lineRule="auto" w:after="60" w:before="0"/>
-      </w:pPr>
-      <w:r>
-        <w:rPr>
-          <w:rFonts w:ascii="Times New Roman" w:hAnsi="Times New Roman"/>
-          <w:b/>
-          <w:sz w:val="24"/>
-        </w:rPr>
-        <w:t xml:space="preserve">2. MOD-02 Multidisciplinary Skill-Gap Analysis: </w:t>
-      </w:r>
-      <w:r>
-        <w:rPr>
-          <w:rFonts w:ascii="Times New Roman" w:hAnsi="Times New Roman"/>
-          <w:sz w:val="24"/>
-        </w:rPr>
-        <w:t>Selector peran yang dikelompokkan dalam 4 rumpun keilmuan, matriks kompetensi visual tiga warna (Strong, Partial, Critical Gap), dan Actionable Learning Roadmap 4 minggu.</w:t>
-      </w:r>
-    </w:p>
-    <w:p>
-      <w:pPr>
-        <w:pStyle w:val="ListBullet"/>
-        <w:spacing w:line="360" w:lineRule="auto" w:after="60" w:before="0"/>
-      </w:pPr>
-      <w:r>
-        <w:rPr>
-          <w:rFonts w:ascii="Times New Roman" w:hAnsi="Times New Roman"/>
-          <w:b/>
-          <w:sz w:val="24"/>
-        </w:rPr>
-        <w:t xml:space="preserve">3. MOD-03 Cognitive Mock Interview Simulator: </w:t>
-      </w:r>
-      <w:r>
-        <w:rPr>
-          <w:rFonts w:ascii="Times New Roman" w:hAnsi="Times New Roman"/>
-          <w:sz w:val="24"/>
-        </w:rPr>
-        <w:t>Bilah percakapan adaptif dengan dynamic follow-up probes, penguncian Mandatory Self-Reflection Gate, dan ulasan 4 dimensi STAR.</w:t>
-      </w:r>
-    </w:p>
-    <w:p>
-      <w:pPr>
-        <w:pStyle w:val="ListBullet"/>
-        <w:spacing w:line="360" w:lineRule="auto" w:after="60" w:before="0"/>
-      </w:pPr>
-      <w:r>
-        <w:rPr>
-          <w:rFonts w:ascii="Times New Roman" w:hAnsi="Times New Roman"/>
-          <w:b/>
-          <w:sz w:val="24"/>
-        </w:rPr>
-        <w:t xml:space="preserve">4. MOD-04 Career Opportunity Discovery: </w:t>
-      </w:r>
-      <w:r>
-        <w:rPr>
-          <w:rFonts w:ascii="Times New Roman" w:hAnsi="Times New Roman"/>
-          <w:sz w:val="24"/>
-        </w:rPr>
-        <w:t>Kartu lowongan transparan dengan ulasan Explainable AI yang menjabarkan relevansi peran serta tantangan yang perlu diantisipasi.</w:t>
-      </w:r>
-    </w:p>
-    <w:p>
-      <w:pPr>
-        <w:keepNext/>
-        <w:spacing w:line="360" w:lineRule="auto" w:before="280" w:after="120"/>
-      </w:pPr>
-      <w:r>
-        <w:rPr>
-          <w:rFonts w:ascii="Times New Roman" w:hAnsi="Times New Roman"/>
-          <w:b/>
-          <w:color w:val="0F172A"/>
-          <w:sz w:val="28"/>
-        </w:rPr>
-        <w:t>I. IMPLEMENTASI DAN ROADMAP PENGEMBANGAN</w:t>
-      </w:r>
-    </w:p>
-    <w:p>
-      <w:pPr>
-        <w:keepNext/>
-        <w:spacing w:line="360" w:lineRule="auto" w:before="200" w:after="80"/>
-      </w:pPr>
-      <w:r>
-        <w:rPr>
-          <w:rFonts w:ascii="Times New Roman" w:hAnsi="Times New Roman"/>
-          <w:b/>
-          <w:color w:val="1E293B"/>
-          <w:sz w:val="25"/>
-        </w:rPr>
-        <w:t>I.1 Status Implementasi Prototipe Saat Ini</w:t>
-      </w:r>
-    </w:p>
-    <w:p>
-      <w:pPr>
-        <w:spacing w:line="360" w:lineRule="auto" w:after="80" w:before="0"/>
-        <w:jc w:val="left"/>
-      </w:pPr>
-      <w:r>
-        <w:rPr>
-          <w:rFonts w:ascii="Times New Roman" w:hAnsi="Times New Roman"/>
-          <w:b w:val="0"/>
-          <w:i w:val="0"/>
-          <w:color w:val="0F172A"/>
-          <w:sz w:val="24"/>
-        </w:rPr>
-        <w:t>Seluruh modul inti fungsional telah selesai diimplementasikan 100% dan beroperasi penuh secara publik di infrastruktur cloud:</w:t>
-      </w:r>
-    </w:p>
-    <w:p>
-      <w:pPr>
-        <w:pStyle w:val="ListBullet"/>
-        <w:spacing w:line="360" w:lineRule="auto" w:after="60" w:before="0"/>
-      </w:pPr>
-      <w:r>
-        <w:rPr>
-          <w:rFonts w:ascii="Times New Roman" w:hAnsi="Times New Roman"/>
-          <w:b/>
-          <w:sz w:val="24"/>
-        </w:rPr>
-        <w:t xml:space="preserve">Akses Publik Produksi: </w:t>
-      </w:r>
-      <w:r>
-        <w:rPr>
-          <w:rFonts w:ascii="Times New Roman" w:hAnsi="Times New Roman"/>
-          <w:sz w:val="24"/>
-        </w:rPr>
-        <w:t>https://career-student-ai.vercel.app</w:t>
-      </w:r>
-    </w:p>
-    <w:p>
-      <w:pPr>
-        <w:pStyle w:val="ListBullet"/>
-        <w:spacing w:line="360" w:lineRule="auto" w:after="60" w:before="0"/>
-      </w:pPr>
-      <w:r>
-        <w:rPr>
-          <w:rFonts w:ascii="Times New Roman" w:hAnsi="Times New Roman"/>
-          <w:b/>
-          <w:sz w:val="24"/>
-        </w:rPr>
-        <w:t xml:space="preserve">Repositori Kode Sumber: </w:t>
-      </w:r>
-      <w:r>
-        <w:rPr>
-          <w:rFonts w:ascii="Times New Roman" w:hAnsi="Times New Roman"/>
-          <w:sz w:val="24"/>
-        </w:rPr>
-        <w:t>https://github.com/rikiardiansyah-web/CareerStudentAI</w:t>
-      </w:r>
-    </w:p>
-    <w:p>
-      <w:pPr>
-        <w:pStyle w:val="ListBullet"/>
-        <w:spacing w:line="360" w:lineRule="auto" w:after="60" w:before="0"/>
-      </w:pPr>
-      <w:r>
-        <w:rPr>
-          <w:rFonts w:ascii="Times New Roman" w:hAnsi="Times New Roman"/>
-          <w:b/>
-          <w:sz w:val="24"/>
-        </w:rPr>
-        <w:t xml:space="preserve">Audit Kualitas: </w:t>
-      </w:r>
-      <w:r>
-        <w:rPr>
-          <w:rFonts w:ascii="Times New Roman" w:hAnsi="Times New Roman"/>
-          <w:sz w:val="24"/>
-        </w:rPr>
-        <w:t>Lulus kompilasi produksi Next.js 16 Turbopack dengan 0 error pada 14 rute aplikasi.</w:t>
-      </w:r>
-    </w:p>
-    <w:p>
-      <w:pPr>
-        <w:pStyle w:val="ListBullet"/>
-        <w:spacing w:line="360" w:lineRule="auto" w:after="60" w:before="0"/>
-      </w:pPr>
-      <w:r>
-        <w:rPr>
-          <w:rFonts w:ascii="Times New Roman" w:hAnsi="Times New Roman"/>
-          <w:b/>
-          <w:sz w:val="24"/>
-        </w:rPr>
-        <w:t xml:space="preserve">Audit Fungsional (Blackbox): </w:t>
-      </w:r>
-      <w:r>
-        <w:rPr>
-          <w:rFonts w:ascii="Times New Roman" w:hAnsi="Times New Roman"/>
-          <w:sz w:val="24"/>
-        </w:rPr>
-        <w:t>Lulus 42 dari 42 skenario pengujian fungsional (100% PASS).</w:t>
-      </w:r>
-    </w:p>
-    <w:p>
-      <w:pPr>
-        <w:pStyle w:val="ListBullet"/>
-        <w:spacing w:line="360" w:lineRule="auto" w:after="60" w:before="0"/>
-      </w:pPr>
-      <w:r>
-        <w:rPr>
-          <w:rFonts w:ascii="Times New Roman" w:hAnsi="Times New Roman"/>
-          <w:b/>
-          <w:sz w:val="24"/>
-        </w:rPr>
-        <w:t xml:space="preserve">Audit Keamanan: </w:t>
-      </w:r>
-      <w:r>
-        <w:rPr>
-          <w:rFonts w:ascii="Times New Roman" w:hAnsi="Times New Roman"/>
-          <w:sz w:val="24"/>
-        </w:rPr>
-        <w:t>Lulus pengujian penetrasi terhadap seluruh 10 kategori kerentanan OWASP Top 10.</w:t>
-      </w:r>
-    </w:p>
-    <w:p>
-      <w:pPr>
-        <w:keepNext/>
-        <w:spacing w:line="360" w:lineRule="auto" w:before="200" w:after="80"/>
-      </w:pPr>
-      <w:r>
-        <w:rPr>
-          <w:rFonts w:ascii="Times New Roman" w:hAnsi="Times New Roman"/>
-          <w:b/>
-          <w:color w:val="1E293B"/>
-          <w:sz w:val="25"/>
-        </w:rPr>
-        <w:t>I.2 Rencana Pengembangan Lanjutan (Development Roadmap)</w:t>
-      </w:r>
-    </w:p>
-    <w:tbl>
-      <w:tblPr>
-        <w:tblW w:type="auto" w:w="0"/>
-        <w:jc w:val="center"/>
-        <w:tblLayout w:type="fixed"/>
-        <w:tblLook w:firstColumn="1" w:firstRow="1" w:lastColumn="0" w:lastRow="0" w:noHBand="0" w:noVBand="1" w:val="04A0"/>
-      </w:tblPr>
-      <w:tblGrid>
-        <w:gridCol w:w="2923"/>
-        <w:gridCol w:w="2923"/>
-        <w:gridCol w:w="2923"/>
-      </w:tblGrid>
-      <w:tr>
-        <w:tc>
-          <w:tcPr>
-            <w:tcW w:type="dxa" w:w="2304"/>
-            <w:vAlign w:val="center"/>
-            <w:tcMar>
-              <w:top w:w="60" w:type="dxa"/>
-              <w:bottom w:w="60" w:type="dxa"/>
-              <w:left w:w="80" w:type="dxa"/>
-              <w:right w:w="80" w:type="dxa"/>
-            </w:tcMar>
-            <w:shd w:val="clear" w:color="auto" w:fill="0F172A"/>
-          </w:tcPr>
-          <w:p>
-            <w:pPr>
-              <w:spacing w:line="276" w:lineRule="auto" w:after="40" w:before="40"/>
-            </w:pPr>
-            <w:r>
-              <w:rPr>
-                <w:rFonts w:ascii="Times New Roman" w:hAnsi="Times New Roman"/>
-                <w:b/>
-                <w:color w:val="FFFFFF"/>
-                <w:sz w:val="20"/>
-              </w:rPr>
-              <w:t>Periode</w:t>
-            </w:r>
-          </w:p>
-        </w:tc>
-        <w:tc>
-          <w:tcPr>
-            <w:tcW w:type="dxa" w:w="3168"/>
-            <w:vAlign w:val="center"/>
-            <w:tcMar>
-              <w:top w:w="60" w:type="dxa"/>
-              <w:bottom w:w="60" w:type="dxa"/>
-              <w:left w:w="80" w:type="dxa"/>
-              <w:right w:w="80" w:type="dxa"/>
-            </w:tcMar>
-            <w:shd w:val="clear" w:color="auto" w:fill="0F172A"/>
-          </w:tcPr>
-          <w:p>
-            <w:pPr>
-              <w:spacing w:line="276" w:lineRule="auto" w:after="40" w:before="40"/>
-            </w:pPr>
-            <w:r>
-              <w:rPr>
-                <w:rFonts w:ascii="Times New Roman" w:hAnsi="Times New Roman"/>
-                <w:b/>
-                <w:color w:val="FFFFFF"/>
-                <w:sz w:val="20"/>
-              </w:rPr>
-              <w:t>Milestone Utama</w:t>
-            </w:r>
-          </w:p>
-        </w:tc>
-        <w:tc>
-          <w:tcPr>
-            <w:tcW w:type="dxa" w:w="4320"/>
-            <w:vAlign w:val="center"/>
-            <w:tcMar>
-              <w:top w:w="60" w:type="dxa"/>
-              <w:bottom w:w="60" w:type="dxa"/>
-              <w:left w:w="80" w:type="dxa"/>
-              <w:right w:w="80" w:type="dxa"/>
-            </w:tcMar>
-            <w:shd w:val="clear" w:color="auto" w:fill="0F172A"/>
-          </w:tcPr>
-          <w:p>
-            <w:pPr>
-              <w:spacing w:line="276" w:lineRule="auto" w:after="40" w:before="40"/>
-            </w:pPr>
-            <w:r>
-              <w:rPr>
-                <w:rFonts w:ascii="Times New Roman" w:hAnsi="Times New Roman"/>
-                <w:b/>
-                <w:color w:val="FFFFFF"/>
-                <w:sz w:val="20"/>
-              </w:rPr>
-              <w:t>Luaran &amp; Sasaran Utama</w:t>
-            </w:r>
-          </w:p>
-        </w:tc>
-      </w:tr>
-      <w:tr>
-        <w:tc>
-          <w:tcPr>
-            <w:tcW w:type="dxa" w:w="2304"/>
-            <w:vAlign w:val="center"/>
-            <w:tcMar>
-              <w:top w:w="60" w:type="dxa"/>
-              <w:bottom w:w="60" w:type="dxa"/>
-              <w:left w:w="80" w:type="dxa"/>
-              <w:right w:w="80" w:type="dxa"/>
-            </w:tcMar>
-            <w:shd w:val="clear" w:color="auto" w:fill="F8FAFC"/>
-          </w:tcPr>
-          <w:p>
-            <w:pPr>
-              <w:spacing w:line="276" w:lineRule="auto" w:after="40" w:before="40"/>
-            </w:pPr>
-            <w:r>
-              <w:rPr>
-                <w:rFonts w:ascii="Times New Roman" w:hAnsi="Times New Roman"/>
-                <w:b/>
-                <w:sz w:val="20"/>
-              </w:rPr>
-              <w:t>Fase 1 (Selesai)</w:t>
-            </w:r>
-          </w:p>
-        </w:tc>
-        <w:tc>
-          <w:tcPr>
-            <w:tcW w:type="dxa" w:w="3168"/>
-            <w:vAlign w:val="center"/>
-            <w:tcMar>
-              <w:top w:w="60" w:type="dxa"/>
-              <w:bottom w:w="60" w:type="dxa"/>
-              <w:left w:w="80" w:type="dxa"/>
-              <w:right w:w="80" w:type="dxa"/>
-            </w:tcMar>
-            <w:shd w:val="clear" w:color="auto" w:fill="F8FAFC"/>
-          </w:tcPr>
-          <w:p>
-            <w:pPr>
-              <w:spacing w:line="276" w:lineRule="auto" w:after="40" w:before="40"/>
-            </w:pPr>
-            <w:r>
-              <w:rPr>
-                <w:rFonts w:ascii="Times New Roman" w:hAnsi="Times New Roman"/>
-                <w:sz w:val="20"/>
-              </w:rPr>
-              <w:t>MVP Core Production</w:t>
-            </w:r>
-          </w:p>
-        </w:tc>
-        <w:tc>
-          <w:tcPr>
-            <w:tcW w:type="dxa" w:w="4320"/>
-            <w:vAlign w:val="center"/>
-            <w:tcMar>
-              <w:top w:w="60" w:type="dxa"/>
-              <w:bottom w:w="60" w:type="dxa"/>
-              <w:left w:w="80" w:type="dxa"/>
-              <w:right w:w="80" w:type="dxa"/>
-            </w:tcMar>
-            <w:shd w:val="clear" w:color="auto" w:fill="F8FAFC"/>
-          </w:tcPr>
-          <w:p>
-            <w:pPr>
-              <w:spacing w:line="276" w:lineRule="auto" w:after="40" w:before="40"/>
-            </w:pPr>
-            <w:r>
-              <w:rPr>
-                <w:rFonts w:ascii="Times New Roman" w:hAnsi="Times New Roman"/>
-                <w:sz w:val="20"/>
-              </w:rPr>
-              <w:t>Aplikasi PWA lengkap 4 modul live di Vercel Cloud, PostgreSQL Neon, 42 skenario uji lolos 100%.</w:t>
-            </w:r>
-          </w:p>
-        </w:tc>
-      </w:tr>
-      <w:tr>
-        <w:tc>
-          <w:tcPr>
-            <w:tcW w:type="dxa" w:w="2304"/>
-            <w:vAlign w:val="center"/>
-            <w:tcMar>
-              <w:top w:w="60" w:type="dxa"/>
-              <w:bottom w:w="60" w:type="dxa"/>
-              <w:left w:w="80" w:type="dxa"/>
-              <w:right w:w="80" w:type="dxa"/>
-            </w:tcMar>
-          </w:tcPr>
-          <w:p>
-            <w:pPr>
-              <w:spacing w:line="276" w:lineRule="auto" w:after="40" w:before="40"/>
-            </w:pPr>
-            <w:r>
-              <w:rPr>
-                <w:rFonts w:ascii="Times New Roman" w:hAnsi="Times New Roman"/>
-                <w:b/>
-                <w:sz w:val="20"/>
-              </w:rPr>
-              <w:t>Bulan 1–2</w:t>
-            </w:r>
-          </w:p>
-        </w:tc>
-        <w:tc>
-          <w:tcPr>
-            <w:tcW w:type="dxa" w:w="3168"/>
-            <w:vAlign w:val="center"/>
-            <w:tcMar>
-              <w:top w:w="60" w:type="dxa"/>
-              <w:bottom w:w="60" w:type="dxa"/>
-              <w:left w:w="80" w:type="dxa"/>
-              <w:right w:w="80" w:type="dxa"/>
-            </w:tcMar>
-          </w:tcPr>
-          <w:p>
-            <w:pPr>
-              <w:spacing w:line="276" w:lineRule="auto" w:after="40" w:before="40"/>
-            </w:pPr>
-            <w:r>
-              <w:rPr>
-                <w:rFonts w:ascii="Times New Roman" w:hAnsi="Times New Roman"/>
-                <w:sz w:val="20"/>
-              </w:rPr>
-              <w:t>Pilot Testing di 5 Kampus Mitra</w:t>
-            </w:r>
-          </w:p>
-        </w:tc>
-        <w:tc>
-          <w:tcPr>
-            <w:tcW w:type="dxa" w:w="4320"/>
-            <w:vAlign w:val="center"/>
-            <w:tcMar>
-              <w:top w:w="60" w:type="dxa"/>
-              <w:bottom w:w="60" w:type="dxa"/>
-              <w:left w:w="80" w:type="dxa"/>
-              <w:right w:w="80" w:type="dxa"/>
-            </w:tcMar>
-          </w:tcPr>
-          <w:p>
-            <w:pPr>
-              <w:spacing w:line="276" w:lineRule="auto" w:after="40" w:before="40"/>
-            </w:pPr>
-            <w:r>
-              <w:rPr>
-                <w:rFonts w:ascii="Times New Roman" w:hAnsi="Times New Roman"/>
-                <w:sz w:val="20"/>
-              </w:rPr>
-              <w:t>Pengujian lapangan terbatas terhadap 300+ mahasiswa tingkat akhir di 5 universitas mitra; evaluasi UEQ.</w:t>
-            </w:r>
-          </w:p>
-        </w:tc>
-      </w:tr>
-      <w:tr>
-        <w:tc>
-          <w:tcPr>
-            <w:tcW w:type="dxa" w:w="2304"/>
-            <w:vAlign w:val="center"/>
-            <w:tcMar>
-              <w:top w:w="60" w:type="dxa"/>
-              <w:bottom w:w="60" w:type="dxa"/>
-              <w:left w:w="80" w:type="dxa"/>
-              <w:right w:w="80" w:type="dxa"/>
-            </w:tcMar>
-            <w:shd w:val="clear" w:color="auto" w:fill="F8FAFC"/>
-          </w:tcPr>
-          <w:p>
-            <w:pPr>
-              <w:spacing w:line="276" w:lineRule="auto" w:after="40" w:before="40"/>
-            </w:pPr>
-            <w:r>
-              <w:rPr>
-                <w:rFonts w:ascii="Times New Roman" w:hAnsi="Times New Roman"/>
-                <w:b/>
-                <w:sz w:val="20"/>
-              </w:rPr>
-              <w:t>Bulan 2</w:t>
-            </w:r>
-          </w:p>
-        </w:tc>
-        <w:tc>
-          <w:tcPr>
-            <w:tcW w:type="dxa" w:w="3168"/>
-            <w:vAlign w:val="center"/>
-            <w:tcMar>
-              <w:top w:w="60" w:type="dxa"/>
-              <w:bottom w:w="60" w:type="dxa"/>
-              <w:left w:w="80" w:type="dxa"/>
-              <w:right w:w="80" w:type="dxa"/>
-            </w:tcMar>
-            <w:shd w:val="clear" w:color="auto" w:fill="F8FAFC"/>
-          </w:tcPr>
-          <w:p>
-            <w:pPr>
-              <w:spacing w:line="276" w:lineRule="auto" w:after="40" w:before="40"/>
-            </w:pPr>
-            <w:r>
-              <w:rPr>
-                <w:rFonts w:ascii="Times New Roman" w:hAnsi="Times New Roman"/>
-                <w:sz w:val="20"/>
-              </w:rPr>
-              <w:t>Integrasi Suara &amp; WebRTC</w:t>
-            </w:r>
-          </w:p>
-        </w:tc>
-        <w:tc>
-          <w:tcPr>
-            <w:tcW w:type="dxa" w:w="4320"/>
-            <w:vAlign w:val="center"/>
-            <w:tcMar>
-              <w:top w:w="60" w:type="dxa"/>
-              <w:bottom w:w="60" w:type="dxa"/>
-              <w:left w:w="80" w:type="dxa"/>
-              <w:right w:w="80" w:type="dxa"/>
-            </w:tcMar>
-            <w:shd w:val="clear" w:color="auto" w:fill="F8FAFC"/>
-          </w:tcPr>
-          <w:p>
-            <w:pPr>
-              <w:spacing w:line="276" w:lineRule="auto" w:after="40" w:before="40"/>
-            </w:pPr>
-            <w:r>
-              <w:rPr>
-                <w:rFonts w:ascii="Times New Roman" w:hAnsi="Times New Roman"/>
-                <w:sz w:val="20"/>
-              </w:rPr>
-              <w:t>Pengembangan fitur latihan simulasi wawancara suara dua arah (voice-to-voice) berlatensi rendah.</w:t>
-            </w:r>
-          </w:p>
-        </w:tc>
-      </w:tr>
-      <w:tr>
-        <w:tc>
-          <w:tcPr>
-            <w:tcW w:type="dxa" w:w="2304"/>
-            <w:vAlign w:val="center"/>
-            <w:tcMar>
-              <w:top w:w="60" w:type="dxa"/>
-              <w:bottom w:w="60" w:type="dxa"/>
-              <w:left w:w="80" w:type="dxa"/>
-              <w:right w:w="80" w:type="dxa"/>
-            </w:tcMar>
-          </w:tcPr>
-          <w:p>
-            <w:pPr>
-              <w:spacing w:line="276" w:lineRule="auto" w:after="40" w:before="40"/>
-            </w:pPr>
-            <w:r>
-              <w:rPr>
-                <w:rFonts w:ascii="Times New Roman" w:hAnsi="Times New Roman"/>
-                <w:b/>
-                <w:sz w:val="20"/>
-              </w:rPr>
-              <w:t>Bulan 3–4</w:t>
-            </w:r>
-          </w:p>
-        </w:tc>
-        <w:tc>
-          <w:tcPr>
-            <w:tcW w:type="dxa" w:w="3168"/>
-            <w:vAlign w:val="center"/>
-            <w:tcMar>
-              <w:top w:w="60" w:type="dxa"/>
-              <w:bottom w:w="60" w:type="dxa"/>
-              <w:left w:w="80" w:type="dxa"/>
-              <w:right w:w="80" w:type="dxa"/>
-            </w:tcMar>
-          </w:tcPr>
-          <w:p>
-            <w:pPr>
-              <w:spacing w:line="276" w:lineRule="auto" w:after="40" w:before="40"/>
-            </w:pPr>
-            <w:r>
-              <w:rPr>
-                <w:rFonts w:ascii="Times New Roman" w:hAnsi="Times New Roman"/>
-                <w:sz w:val="20"/>
-              </w:rPr>
-              <w:t>Kemitraan Career Center (CDC)</w:t>
-            </w:r>
-          </w:p>
-        </w:tc>
-        <w:tc>
-          <w:tcPr>
-            <w:tcW w:type="dxa" w:w="4320"/>
-            <w:vAlign w:val="center"/>
-            <w:tcMar>
-              <w:top w:w="60" w:type="dxa"/>
-              <w:bottom w:w="60" w:type="dxa"/>
-              <w:left w:w="80" w:type="dxa"/>
-              <w:right w:w="80" w:type="dxa"/>
-            </w:tcMar>
-          </w:tcPr>
-          <w:p>
-            <w:pPr>
-              <w:spacing w:line="276" w:lineRule="auto" w:after="40" w:before="40"/>
-            </w:pPr>
-            <w:r>
-              <w:rPr>
-                <w:rFonts w:ascii="Times New Roman" w:hAnsi="Times New Roman"/>
-                <w:sz w:val="20"/>
-              </w:rPr>
-              <w:t>Integrasi sistem dengan Pusat Karier Perguruan Tinggi guna pemantauan indeks kesiapan kerja lulusan.</w:t>
-            </w:r>
-          </w:p>
-        </w:tc>
-      </w:tr>
-    </w:tbl>
-    <w:p>
-      <w:pPr>
-        <w:spacing w:line="360" w:lineRule="auto" w:after="160" w:before="0"/>
-        <w:jc w:val="left"/>
-      </w:pPr>
-    </w:p>
-    <w:p>
-      <w:pPr>
-        <w:keepNext/>
-        <w:spacing w:line="360" w:lineRule="auto" w:before="280" w:after="120"/>
-      </w:pPr>
-      <w:r>
-        <w:rPr>
-          <w:rFonts w:ascii="Times New Roman" w:hAnsi="Times New Roman"/>
-          <w:b/>
-          <w:color w:val="0F172A"/>
-          <w:sz w:val="28"/>
-        </w:rPr>
-        <w:t>J. PENUTUP</w:t>
-      </w:r>
-    </w:p>
-    <w:p>
-      <w:pPr>
-        <w:spacing w:line="360" w:lineRule="auto" w:after="80" w:before="0"/>
-        <w:jc w:val="left"/>
-      </w:pPr>
-      <w:r>
-        <w:rPr>
-          <w:rFonts w:ascii="Times New Roman" w:hAnsi="Times New Roman"/>
-          <w:b w:val="0"/>
-          <w:i w:val="0"/>
-          <w:color w:val="0F172A"/>
-          <w:sz w:val="24"/>
-        </w:rPr>
-        <w:t>CAREERSTUDENT AI bukan sekadar piranti lunak pembuatan resume digital, melainkan sebuah gerakan rekayasa pedagogis untuk mengembalikan kedaulatan berpikir dan orisinalitas penalaran kepada mahasiswa Indonesia di tengah disrupsi kecerdasan buatan. Dengan menyelaraskan filosofi Human-in-the-Loop, dialog Sokratik, dan keterbukaan algoritma Explainable AI, inovasi ini memberikan solusi nyata atas krisis kesiapan kerja generasi muda.</w:t>
-      </w:r>
-    </w:p>
-    <w:p>
-      <w:pPr>
-        <w:spacing w:line="360" w:lineRule="auto" w:after="80" w:before="0"/>
-        <w:jc w:val="left"/>
-      </w:pPr>
-      <w:r>
-        <w:rPr>
-          <w:rFonts w:ascii="Times New Roman" w:hAnsi="Times New Roman"/>
-          <w:b w:val="0"/>
-          <w:i w:val="0"/>
-          <w:color w:val="0F172A"/>
-          <w:sz w:val="24"/>
-        </w:rPr>
-        <w:t>Melalui partisipasi dalam ajang GDI FEST 2026, Tim AQUAMAN TEKNOKRAT siap mengakselerasi CAREERSTUDENT AI menjadi platform kesiapan karier nasional yang menjembatani talenta akademis Indonesia menuju karier masa depan yang berdampak, berdaya saing, dan bermartabat.</w:t>
-      </w:r>
-    </w:p>
-    <w:p>
-      <w:pPr>
-        <w:keepNext/>
-        <w:spacing w:line="360" w:lineRule="auto" w:before="280" w:after="120"/>
-      </w:pPr>
-      <w:r>
-        <w:rPr>
-          <w:rFonts w:ascii="Times New Roman" w:hAnsi="Times New Roman"/>
-          <w:b/>
-          <w:color w:val="0F172A"/>
-          <w:sz w:val="28"/>
+          <w:sz w:val="26"/>
         </w:rPr>
         <w:t>K. REFERENSI ILMIAH &amp; LAMPIRAN</w:t>
       </w:r>
@@ -4277,21 +3410,21 @@
     <w:p>
       <w:pPr>
         <w:keepNext/>
-        <w:spacing w:line="360" w:lineRule="auto" w:before="200" w:after="80"/>
+        <w:spacing w:line="360" w:lineRule="auto" w:before="160" w:after="40"/>
       </w:pPr>
       <w:r>
         <w:rPr>
           <w:rFonts w:ascii="Times New Roman" w:hAnsi="Times New Roman"/>
           <w:b/>
           <w:color w:val="1E293B"/>
-          <w:sz w:val="25"/>
+          <w:sz w:val="24"/>
         </w:rPr>
         <w:t>K.1 Referensi Ilmiah</w:t>
       </w:r>
     </w:p>
     <w:p>
       <w:pPr>
-        <w:spacing w:line="360" w:lineRule="auto" w:after="240" w:before="0"/>
+        <w:spacing w:line="360" w:lineRule="auto" w:after="120" w:before="0"/>
         <w:jc w:val="left"/>
       </w:pPr>
       <w:r>
@@ -4308,14 +3441,14 @@
     <w:p>
       <w:pPr>
         <w:keepNext/>
-        <w:spacing w:line="360" w:lineRule="auto" w:before="200" w:after="80"/>
+        <w:spacing w:line="360" w:lineRule="auto" w:before="160" w:after="40"/>
       </w:pPr>
       <w:r>
         <w:rPr>
           <w:rFonts w:ascii="Times New Roman" w:hAnsi="Times New Roman"/>
           <w:b/>
           <w:color w:val="1E293B"/>
-          <w:sz w:val="25"/>
+          <w:sz w:val="24"/>
         </w:rPr>
         <w:t>K.2 Lampiran: Tautan Sumber Daya &amp; Demonstrasi Produk</w:t>
       </w:r>
@@ -4323,7 +3456,7 @@
     <w:p>
       <w:pPr>
         <w:pStyle w:val="ListBullet"/>
-        <w:spacing w:line="360" w:lineRule="auto" w:after="60" w:before="0"/>
+        <w:spacing w:line="360" w:lineRule="auto" w:after="40" w:before="0"/>
       </w:pPr>
       <w:r>
         <w:rPr>
@@ -4331,7 +3464,7 @@
           <w:b/>
           <w:sz w:val="24"/>
         </w:rPr>
-        <w:t xml:space="preserve">Akses Prototipe Langsung (Live Cloud Deployment): </w:t>
+        <w:t xml:space="preserve">Akses Prototipe Langsung: </w:t>
       </w:r>
       <w:r>
         <w:rPr>
@@ -4344,7 +3477,7 @@
     <w:p>
       <w:pPr>
         <w:pStyle w:val="ListBullet"/>
-        <w:spacing w:line="360" w:lineRule="auto" w:after="60" w:before="0"/>
+        <w:spacing w:line="360" w:lineRule="auto" w:after="40" w:before="0"/>
       </w:pPr>
       <w:r>
         <w:rPr>
@@ -4352,7 +3485,7 @@
           <w:b/>
           <w:sz w:val="24"/>
         </w:rPr>
-        <w:t xml:space="preserve">Repositori Kode Sumber Terbuka (GitHub): </w:t>
+        <w:t xml:space="preserve">Repositori Kode Sumber Terbuka: </w:t>
       </w:r>
       <w:r>
         <w:rPr>
@@ -4365,7 +3498,7 @@
     <w:p>
       <w:pPr>
         <w:pStyle w:val="ListBullet"/>
-        <w:spacing w:line="360" w:lineRule="auto" w:after="60" w:before="0"/>
+        <w:spacing w:line="360" w:lineRule="auto" w:after="40" w:before="0"/>
       </w:pPr>
       <w:r>
         <w:rPr>
@@ -4373,20 +3506,20 @@
           <w:b/>
           <w:sz w:val="24"/>
         </w:rPr>
-        <w:t xml:space="preserve">Laporan Kualitas Perangkat Lunak (Blackbox Testing Report): </w:t>
+        <w:t xml:space="preserve">Laporan Kualitas Perangkat Lunak: </w:t>
       </w:r>
       <w:r>
         <w:rPr>
           <w:rFonts w:ascii="Times New Roman" w:hAnsi="Times New Roman"/>
           <w:sz w:val="24"/>
         </w:rPr>
-        <w:t>BLACKBOX_TEST_REPORT.md (42 Test Cases, 100% PASS)</w:t>
+        <w:t>BLACKBOX_TEST_REPORT.md (42 Kasus Uji, 100% PASS)</w:t>
       </w:r>
     </w:p>
     <w:p>
       <w:pPr>
         <w:pStyle w:val="ListBullet"/>
-        <w:spacing w:line="360" w:lineRule="auto" w:after="60" w:before="0"/>
+        <w:spacing w:line="360" w:lineRule="auto" w:after="40" w:before="0"/>
       </w:pPr>
       <w:r>
         <w:rPr>
@@ -4394,7 +3527,7 @@
           <w:b/>
           <w:sz w:val="24"/>
         </w:rPr>
-        <w:t xml:space="preserve">Laporan Audit Keamanan Sistem (Penetration Testing Report): </w:t>
+        <w:t xml:space="preserve">Laporan Audit Keamanan Sistem: </w:t>
       </w:r>
       <w:r>
         <w:rPr>
@@ -4407,7 +3540,7 @@
     <w:p>
       <w:pPr>
         <w:pStyle w:val="ListBullet"/>
-        <w:spacing w:line="360" w:lineRule="auto" w:after="60" w:before="0"/>
+        <w:spacing w:line="360" w:lineRule="auto" w:after="40" w:before="0"/>
       </w:pPr>
       <w:r>
         <w:rPr>
@@ -4415,7 +3548,7 @@
           <w:b/>
           <w:sz w:val="24"/>
         </w:rPr>
-        <w:t xml:space="preserve">Laporan Pemecahan Cacat Sistem (Software Debugging Report): </w:t>
+        <w:t xml:space="preserve">Laporan Pemecahan Cacat Sistem: </w:t>
       </w:r>
       <w:r>
         <w:rPr>
@@ -4428,7 +3561,7 @@
     <w:p>
       <w:pPr>
         <w:pStyle w:val="ListBullet"/>
-        <w:spacing w:line="360" w:lineRule="auto" w:after="60" w:before="0"/>
+        <w:spacing w:line="360" w:lineRule="auto" w:after="40" w:before="0"/>
       </w:pPr>
       <w:r>
         <w:rPr>
@@ -4449,7 +3582,7 @@
     <w:p>
       <w:pPr>
         <w:pStyle w:val="ListBullet"/>
-        <w:spacing w:line="360" w:lineRule="auto" w:after="60" w:before="0"/>
+        <w:spacing w:line="360" w:lineRule="auto" w:after="40" w:before="0"/>
       </w:pPr>
       <w:r>
         <w:rPr>
@@ -4469,7 +3602,7 @@
     </w:p>
     <w:sectPr>
       <w:pgSz w:w="11909" w:h="16834"/>
-      <w:pgMar w:top="1440" w:right="1440" w:bottom="1440" w:left="1699" w:header="720" w:footer="720" w:gutter="0"/>
+      <w:pgMar w:top="1411" w:right="1411" w:bottom="1411" w:left="1699" w:header="720" w:footer="720" w:gutter="0"/>
       <w:cols w:space="720"/>
       <w:docGrid w:linePitch="360"/>
     </w:sectPr>
@@ -4841,7 +3974,7 @@
     <w:qFormat/>
     <w:rsid w:val="00FC693F"/>
     <w:pPr>
-      <w:spacing w:line="360" w:lineRule="auto" w:after="80" w:before="0"/>
+      <w:spacing w:line="360" w:lineRule="auto" w:after="60" w:before="0"/>
     </w:pPr>
     <w:rPr>
       <w:rFonts w:ascii="Times New Roman" w:hAnsi="Times New Roman"/>
